--- a/tests/fixtures/commons-publishing/Referentiel_mise_en_page_PURH_audit_v0.7.docx
+++ b/tests/fixtures/commons-publishing/Referentiel_mise_en_page_PURH_audit_v0.7.docx
@@ -63,7 +63,13 @@
         <w:pStyle w:val="FirstParagraph"/>
       </w:pPr>
       <w:r>
-        <w:t xml:space="preserve">Version 0.7 — 2026-08-04</w:t>
+        <w:t xml:space="preserve">Version 0.7 — 2026-08-04, complétée le 2026-08-05 (TDM §9, titre courant</w:t>
+      </w:r>
+      <w:r>
+        <w:t xml:space="preserve"> </w:t>
+      </w:r>
+      <w:r>
+        <w:t xml:space="preserve">§2.5, colophon §7.4, page de titre §4.2-§4.4, bugs LaTeX §11)</w:t>
       </w:r>
     </w:p>
     <w:p>
@@ -645,7 +651,23 @@
               <w:pStyle w:val="Compact"/>
             </w:pPr>
             <w:r>
-              <w:t xml:space="preserve">Trois réglages successifs le même jour ; valeur finale : famille Thin + couleur CMJN noir 50 % explicite (pas de changement de graisse)</w:t>
+              <w:t xml:space="preserve">Quatre réglages successifs (dont un le 2026-08-05) ; valeur finale : famille Thin + couleur CMJN noir</w:t>
+            </w:r>
+            <w:r>
+              <w:t xml:space="preserve"> </w:t>
+            </w:r>
+            <w:r>
+              <w:rPr>
+                <w:b/>
+                <w:bCs/>
+              </w:rPr>
+              <w:t xml:space="preserve">85 %</w:t>
+            </w:r>
+            <w:r>
+              <w:t xml:space="preserve"> </w:t>
+            </w:r>
+            <w:r>
+              <w:t xml:space="preserve">explicite (pas de changement de graisse)</w:t>
             </w:r>
           </w:p>
         </w:tc>
@@ -724,7 +746,52 @@
               <w:pStyle w:val="Compact"/>
             </w:pPr>
             <w:r>
-              <w:t xml:space="preserve">Refonte complète : entrées de contribution non grasses/bas de casse/Chaparral/alignées à gauche avec points de conduite, entrées de partie centrées Josefin Bold, auteur en gras sous chaque entrée de contribution</w:t>
+              <w:t xml:space="preserve">Refonte complète : entrées de contribution non grasses/bas de casse/Chaparral/alignées à gauche avec points de conduite</w:t>
+            </w:r>
+            <w:r>
+              <w:t xml:space="preserve"> </w:t>
+            </w:r>
+            <w:r>
+              <w:rPr>
+                <w:b/>
+                <w:bCs/>
+              </w:rPr>
+              <w:t xml:space="preserve">au niveau du titre</w:t>
+            </w:r>
+            <w:r>
+              <w:t xml:space="preserve"> </w:t>
+            </w:r>
+            <w:r>
+              <w:t xml:space="preserve">(jamais de l’auteur), entrées de partie centrées Josefin Bold</w:t>
+            </w:r>
+            <w:r>
+              <w:t xml:space="preserve"> </w:t>
+            </w:r>
+            <w:r>
+              <w:rPr>
+                <w:b/>
+                <w:bCs/>
+              </w:rPr>
+              <w:t xml:space="preserve">petites capitales</w:t>
+            </w:r>
+            <w:r>
+              <w:t xml:space="preserve">, auteur en gras</w:t>
+            </w:r>
+            <w:r>
+              <w:t xml:space="preserve"> </w:t>
+            </w:r>
+            <w:r>
+              <w:rPr>
+                <w:b/>
+                <w:bCs/>
+              </w:rPr>
+              <w:t xml:space="preserve">bas de casse</w:t>
+            </w:r>
+            <w:r>
+              <w:t xml:space="preserve"> </w:t>
+            </w:r>
+            <w:r>
+              <w:t xml:space="preserve">sous chaque entrée de contribution (ligne de TDM séparée, voir §9.2/§9.3)</w:t>
             </w:r>
           </w:p>
         </w:tc>
@@ -794,7 +861,7 @@
               <w:pStyle w:val="Compact"/>
             </w:pPr>
             <w:r>
-              <w:t xml:space="preserve">Refonte complète : titre principal 22/26 pt, sous-titre 15/18 pt sur 2 lignes calibrées, responsabilité éditoriale (« sous la direction de ») sur 2 lignes</w:t>
+              <w:t xml:space="preserve">Refonte complète : titre principal 22/26 pt, sous-titre 15/18 pt sur 2 lignes calibrées (numéros de siècle en petites capitales, §4.3), responsabilité éditoriale (« sous la direction de », corrigible via GUI/config, §4.4) sur 2 lignes, mention finale PURH en toutes lettres calée en bas de page (§4.2)</w:t>
             </w:r>
           </w:p>
         </w:tc>
@@ -876,7 +943,23 @@
               <w:pStyle w:val="Compact"/>
             </w:pPr>
             <w:r>
-              <w:t xml:space="preserve">Calé en bas de page (pas centré verticalement), interlignage resserré, année/ISBN correctement omis si absents, adresse/URL PURH fixes ajoutées</w:t>
+              <w:t xml:space="preserve">Calé en bas de page (pas centré verticalement), interlignage resserré, ligne copyright</w:t>
+            </w:r>
+            <w:r>
+              <w:t xml:space="preserve"> </w:t>
+            </w:r>
+            <w:r>
+              <w:rPr>
+                <w:b/>
+                <w:bCs/>
+              </w:rPr>
+              <w:t xml:space="preserve">toujours affichée</w:t>
+            </w:r>
+            <w:r>
+              <w:t xml:space="preserve"> </w:t>
+            </w:r>
+            <w:r>
+              <w:t xml:space="preserve">(§7.4), ISBN omis si absent, adresse/URL PURH fixes ajoutées</w:t>
             </w:r>
           </w:p>
         </w:tc>
@@ -1088,7 +1171,72 @@
               <w:t xml:space="preserve"> </w:t>
             </w:r>
             <w:r>
-              <w:t xml:space="preserve">— voir §14, aucun marqueur TEI générique disponible</w:t>
+              <w:t xml:space="preserve">— voir §13, aucun marqueur TEI générique disponible</w:t>
+            </w:r>
+          </w:p>
+        </w:tc>
+      </w:tr>
+      <w:tr>
+        <w:tc>
+          <w:tcPr/>
+          <w:p>
+            <w:pPr>
+              <w:pStyle w:val="Compact"/>
+            </w:pPr>
+            <w:r>
+              <w:t xml:space="preserve">15</w:t>
+            </w:r>
+          </w:p>
+        </w:tc>
+        <w:tc>
+          <w:tcPr/>
+          <w:p>
+            <w:pPr>
+              <w:pStyle w:val="Compact"/>
+            </w:pPr>
+            <w:r>
+              <w:t xml:space="preserve">Éditeurs scientifiques mal attribués (page de titre)</w:t>
+            </w:r>
+          </w:p>
+        </w:tc>
+        <w:tc>
+          <w:tcPr/>
+          <w:p>
+            <w:pPr>
+              <w:pStyle w:val="Compact"/>
+            </w:pPr>
+            <w:r>
+              <w:t xml:space="preserve">Nouveau champ GUI/config</w:t>
+            </w:r>
+            <w:r>
+              <w:t xml:space="preserve"> </w:t>
+            </w:r>
+            <w:r>
+              <w:rPr>
+                <w:rStyle w:val="VerbatimChar"/>
+              </w:rPr>
+              <w:t xml:space="preserve">directors_override</w:t>
+            </w:r>
+            <w:r>
+              <w:t xml:space="preserve"> </w:t>
+            </w:r>
+            <w:r>
+              <w:t xml:space="preserve">pour corriger un TEI source qui ne distingue pas fiablement un</w:t>
+            </w:r>
+            <w:r>
+              <w:t xml:space="preserve"> </w:t>
+            </w:r>
+            <w:r>
+              <w:rPr>
+                <w:rStyle w:val="VerbatimChar"/>
+              </w:rPr>
+              <w:t xml:space="preserve">role="pbd"</w:t>
+            </w:r>
+            <w:r>
+              <w:t xml:space="preserve"> </w:t>
+            </w:r>
+            <w:r>
+              <w:t xml:space="preserve">de compositeur/trice des vrais éditeurs scientifiques (§4.4)</w:t>
             </w:r>
           </w:p>
         </w:tc>
@@ -1105,7 +1253,25 @@
         <w:t xml:space="preserve"> </w:t>
       </w:r>
       <w:r>
-        <w:t xml:space="preserve">les sections thématiques ci-dessous.</w:t>
+        <w:t xml:space="preserve">les sections thématiques ci-dessous. Six correctifs supplémentaires ont été</w:t>
+      </w:r>
+      <w:r>
+        <w:t xml:space="preserve"> </w:t>
+      </w:r>
+      <w:r>
+        <w:t xml:space="preserve">apportés le 2026-08-05 (points de suite/casse en TDM §9.2-§9.3, titre</w:t>
+      </w:r>
+      <w:r>
+        <w:t xml:space="preserve"> </w:t>
+      </w:r>
+      <w:r>
+        <w:t xml:space="preserve">courant §2.5, colophon §7.4, page de titre §4.2-§4.4) ; deux nouveaux</w:t>
+      </w:r>
+      <w:r>
+        <w:t xml:space="preserve"> </w:t>
+      </w:r>
+      <w:r>
+        <w:t xml:space="preserve">pièges LaTeX rencontrés en les développant sont ajoutés au tableau du §11.</w:t>
       </w:r>
     </w:p>
     <w:p>
@@ -1916,13 +2082,13 @@
       </w:r>
     </w:p>
     <w:bookmarkEnd w:id="16"/>
-    <w:bookmarkStart w:id="17" w:name="X0c3c5f6056bca4b2e58bafbd079655605c59d5e"/>
+    <w:bookmarkStart w:id="17" w:name="Xb193b562e002f989ebfbae2d362eb4b46aa5dd4"/>
     <w:p>
       <w:pPr>
         <w:pStyle w:val="Heading2"/>
       </w:pPr>
       <w:r>
-        <w:t xml:space="preserve">2.5. Titre courant (running title) — traité à part, trois vérifications le même jour</w:t>
+        <w:t xml:space="preserve">2.5. Titre courant (running title) — traité à part, quatre vérifications (dont trois le même jour)</w:t>
       </w:r>
     </w:p>
     <w:p>
@@ -1966,7 +2132,7 @@
         <w:t xml:space="preserve"> </w:t>
       </w:r>
       <w:r>
-        <w:t xml:space="preserve">réel ici, et il a fallu trois allers-retours pour le comprendre.</w:t>
+        <w:t xml:space="preserve">réel ici, et il a fallu quatre allers-retours pour le comprendre.</w:t>
       </w:r>
     </w:p>
     <w:p>
@@ -2156,62 +2322,121 @@
     </w:p>
     <w:p>
       <w:pPr>
-        <w:pStyle w:val="FirstParagraph"/>
-      </w:pPr>
-      <w:r>
-        <w:t xml:space="preserve">Valeur finale :</w:t>
-      </w:r>
-    </w:p>
-    <w:p>
-      <w:pPr>
-        <w:pStyle w:val="SourceCode"/>
-      </w:pPr>
-      <w:r>
-        <w:rPr>
-          <w:rStyle w:val="FunctionTok"/>
-        </w:rPr>
-        <w:t xml:space="preserve">\newcommand</w:t>
-      </w:r>
-      <w:r>
-        <w:rPr>
-          <w:rStyle w:val="NormalTok"/>
-        </w:rPr>
-        <w:t xml:space="preserve">{</w:t>
-      </w:r>
-      <w:r>
-        <w:rPr>
-          <w:rStyle w:val="ExtensionTok"/>
-        </w:rPr>
-        <w:t xml:space="preserve">\PURHHeaderFont</w:t>
-      </w:r>
-      <w:r>
-        <w:rPr>
-          <w:rStyle w:val="NormalTok"/>
-        </w:rPr>
-        <w:t xml:space="preserve">}{</w:t>
-      </w:r>
-      <w:r>
-        <w:rPr>
-          <w:rStyle w:val="FunctionTok"/>
-        </w:rPr>
-        <w:t xml:space="preserve">\PURHTitreFont\small\color</w:t>
-      </w:r>
-      <w:r>
-        <w:rPr>
-          <w:rStyle w:val="NormalTok"/>
-        </w:rPr>
-        <w:t xml:space="preserve">[cmyk]{0,0,0,0.5}}</w:t>
-      </w:r>
-    </w:p>
-    <w:p>
-      <w:pPr>
-        <w:pStyle w:val="FirstParagraph"/>
+        <w:pStyle w:val="Compact"/>
+        <w:numPr>
+          <w:ilvl w:val="0"/>
+          <w:numId w:val="1003"/>
+        </w:numPr>
       </w:pPr>
       <w:r>
         <w:rPr>
           <w:b/>
           <w:bCs/>
         </w:rPr>
+        <w:t xml:space="preserve">4ᵉ vérification (2026-08-05)</w:t>
+      </w:r>
+      <w:r>
+        <w:t xml:space="preserve"> </w:t>
+      </w:r>
+      <w:r>
+        <w:t xml:space="preserve">: ce 50 % à nouveau jugé trop clair au</w:t>
+      </w:r>
+      <w:r>
+        <w:t xml:space="preserve"> </w:t>
+      </w:r>
+      <w:r>
+        <w:t xml:space="preserve">regard du PDF imprimeur, où le titre courant est décrit comme</w:t>
+      </w:r>
+      <w:r>
+        <w:t xml:space="preserve"> </w:t>
+      </w:r>
+      <w:r>
+        <w:t xml:space="preserve">« presque noir ». Remonté à</w:t>
+      </w:r>
+      <w:r>
+        <w:t xml:space="preserve"> </w:t>
+      </w:r>
+      <w:r>
+        <w:rPr>
+          <w:b/>
+          <w:bCs/>
+        </w:rPr>
+        <w:t xml:space="preserve">85 % noir</w:t>
+      </w:r>
+      <w:r>
+        <w:t xml:space="preserve">, sans changer de famille ni de</w:t>
+      </w:r>
+      <w:r>
+        <w:t xml:space="preserve"> </w:t>
+      </w:r>
+      <w:r>
+        <w:t xml:space="preserve">graisse (toujours Thin — seule la teinte a de nouveau bougé, comme aux</w:t>
+      </w:r>
+      <w:r>
+        <w:t xml:space="preserve"> </w:t>
+      </w:r>
+      <w:r>
+        <w:t xml:space="preserve">trois vérifications précédentes).</w:t>
+      </w:r>
+    </w:p>
+    <w:p>
+      <w:pPr>
+        <w:pStyle w:val="FirstParagraph"/>
+      </w:pPr>
+      <w:r>
+        <w:t xml:space="preserve">Valeur finale :</w:t>
+      </w:r>
+    </w:p>
+    <w:p>
+      <w:pPr>
+        <w:pStyle w:val="SourceCode"/>
+      </w:pPr>
+      <w:r>
+        <w:rPr>
+          <w:rStyle w:val="FunctionTok"/>
+        </w:rPr>
+        <w:t xml:space="preserve">\newcommand</w:t>
+      </w:r>
+      <w:r>
+        <w:rPr>
+          <w:rStyle w:val="NormalTok"/>
+        </w:rPr>
+        <w:t xml:space="preserve">{</w:t>
+      </w:r>
+      <w:r>
+        <w:rPr>
+          <w:rStyle w:val="ExtensionTok"/>
+        </w:rPr>
+        <w:t xml:space="preserve">\PURHHeaderFont</w:t>
+      </w:r>
+      <w:r>
+        <w:rPr>
+          <w:rStyle w:val="NormalTok"/>
+        </w:rPr>
+        <w:t xml:space="preserve">}{</w:t>
+      </w:r>
+      <w:r>
+        <w:rPr>
+          <w:rStyle w:val="FunctionTok"/>
+        </w:rPr>
+        <w:t xml:space="preserve">\PURHTitreFont\small\color</w:t>
+      </w:r>
+      <w:r>
+        <w:rPr>
+          <w:rStyle w:val="NormalTok"/>
+        </w:rPr>
+        <w:t xml:space="preserve">[cmyk]{0,0,0,0.85}}</w:t>
+      </w:r>
+    </w:p>
+    <w:p>
+      <w:pPr>
+        <w:pStyle w:val="FirstParagraph"/>
+      </w:pPr>
+      <w:r>
+        <w:rPr>
+          <w:b/>
+          <w:bCs/>
+        </w:rPr>
         <w:t xml:space="preserve">Leçon méthodologique pour un autre format</w:t>
       </w:r>
       <w:r>
@@ -2242,7 +2467,25 @@
         <w:t xml:space="preserve"> </w:t>
       </w:r>
       <w:r>
-        <w:t xml:space="preserve">deux qui a coûté les deux premiers essais ici.</w:t>
+        <w:t xml:space="preserve">deux qui a coûté les deux premiers essais ici. Le quatrième essai confirme</w:t>
+      </w:r>
+      <w:r>
+        <w:t xml:space="preserve"> </w:t>
+      </w:r>
+      <w:r>
+        <w:t xml:space="preserve">aussi qu’une valeur « donnée explicitement par l’utilisateur » n’est pas</w:t>
+      </w:r>
+      <w:r>
+        <w:t xml:space="preserve"> </w:t>
+      </w:r>
+      <w:r>
+        <w:t xml:space="preserve">forcément définitive : revérifier contre le PDF imprimeur reste nécessaire</w:t>
+      </w:r>
+      <w:r>
+        <w:t xml:space="preserve"> </w:t>
+      </w:r>
+      <w:r>
+        <w:t xml:space="preserve">même après un réglage qui semblait tranché.</w:t>
       </w:r>
     </w:p>
     <w:p>
@@ -3593,7 +3836,7 @@
       </w:r>
     </w:p>
     <w:bookmarkEnd w:id="19"/>
-    <w:bookmarkStart w:id="21" w:name="Xd1d49492aef7cc10660310c025f9b6322989c95"/>
+    <w:bookmarkStart w:id="24" w:name="Xd1d49492aef7cc10660310c025f9b6322989c95"/>
     <w:p>
       <w:pPr>
         <w:pStyle w:val="Heading1"/>
@@ -3661,22 +3904,77 @@
         <w:rPr>
           <w:rStyle w:val="VerbatimChar"/>
         </w:rPr>
+        <w:t xml:space="preserve">\PurhPublisherMention</w:t>
+      </w:r>
+      <w:r>
+        <w:t xml:space="preserve">), toutes dans</w:t>
+      </w:r>
+      <w:r>
+        <w:t xml:space="preserve"> </w:t>
+      </w:r>
+      <w:r>
+        <w:rPr>
+          <w:rStyle w:val="VerbatimChar"/>
+        </w:rPr>
+        <w:t xml:space="preserve">latei_preamble.py</w:t>
+      </w:r>
+      <w:r>
+        <w:t xml:space="preserve">.</w:t>
+      </w:r>
+      <w:r>
+        <w:t xml:space="preserve"> </w:t>
+      </w:r>
+      <w:r>
+        <w:rPr>
+          <w:rStyle w:val="VerbatimChar"/>
+        </w:rPr>
         <w:t xml:space="preserve">\PurhTitleExtra</w:t>
       </w:r>
       <w:r>
-        <w:t xml:space="preserve">), toutes dans</w:t>
-      </w:r>
-      <w:r>
-        <w:t xml:space="preserve"> </w:t>
-      </w:r>
-      <w:r>
-        <w:rPr>
-          <w:rStyle w:val="VerbatimChar"/>
-        </w:rPr>
-        <w:t xml:space="preserve">latei_preamble.py</w:t>
-      </w:r>
-      <w:r>
-        <w:t xml:space="preserve">.</w:t>
+        <w:t xml:space="preserve"> </w:t>
+      </w:r>
+      <w:r>
+        <w:t xml:space="preserve">(mention finale, version antérieure</w:t>
+      </w:r>
+      <w:r>
+        <w:t xml:space="preserve"> </w:t>
+      </w:r>
+      <w:r>
+        <w:t xml:space="preserve">à la 2026-08-05) a été</w:t>
+      </w:r>
+      <w:r>
+        <w:t xml:space="preserve"> </w:t>
+      </w:r>
+      <w:r>
+        <w:rPr>
+          <w:b/>
+          <w:bCs/>
+        </w:rPr>
+        <w:t xml:space="preserve">retirée</w:t>
+      </w:r>
+      <w:r>
+        <w:t xml:space="preserve">, remplacée par</w:t>
+      </w:r>
+      <w:r>
+        <w:t xml:space="preserve"> </w:t>
+      </w:r>
+      <w:r>
+        <w:rPr>
+          <w:rStyle w:val="VerbatimChar"/>
+        </w:rPr>
+        <w:t xml:space="preserve">\PurhPublisherMention</w:t>
+      </w:r>
+      <w:r>
+        <w:t xml:space="preserve"> </w:t>
+      </w:r>
+      <w:r>
+        <w:t xml:space="preserve">—</w:t>
+      </w:r>
+      <w:r>
+        <w:t xml:space="preserve"> </w:t>
+      </w:r>
+      <w:r>
+        <w:t xml:space="preserve">voir §4.2.</w:t>
       </w:r>
     </w:p>
     <w:p>
@@ -4197,37 +4495,79 @@
         <w:rPr>
           <w:rStyle w:val="ExtensionTok"/>
         </w:rPr>
-        <w:t xml:space="preserve">\PurhTitleExtra</w:t>
-      </w:r>
-      <w:r>
-        <w:rPr>
-          <w:rStyle w:val="NormalTok"/>
-        </w:rPr>
-        <w:t xml:space="preserve">}[1]{{</w:t>
+        <w:t xml:space="preserve">\PurhPublisherMention</w:t>
+      </w:r>
+      <w:r>
+        <w:rPr>
+          <w:rStyle w:val="NormalTok"/>
+        </w:rPr>
+        <w:t xml:space="preserve">}[1]{</w:t>
+      </w:r>
+      <w:r>
+        <w:rPr>
+          <w:rStyle w:val="CommentTok"/>
+        </w:rPr>
+        <w:t xml:space="preserve">%</w:t>
+      </w:r>
+      <w:r>
+        <w:br/>
+      </w:r>
+      <w:r>
+        <w:rPr>
+          <w:rStyle w:val="NormalTok"/>
+        </w:rPr>
+        <w:t xml:space="preserve">  {</w:t>
       </w:r>
       <w:r>
         <w:rPr>
           <w:rStyle w:val="FunctionTok"/>
         </w:rPr>
-        <w:t xml:space="preserve">\small</w:t>
-      </w:r>
-      <w:r>
-        <w:rPr>
-          <w:rStyle w:val="NormalTok"/>
-        </w:rPr>
-        <w:t xml:space="preserve"> #1</w:t>
+        <w:t xml:space="preserve">\fontsize</w:t>
+      </w:r>
+      <w:r>
+        <w:rPr>
+          <w:rStyle w:val="NormalTok"/>
+        </w:rPr>
+        <w:t xml:space="preserve">{14pt}{16pt}</w:t>
       </w:r>
       <w:r>
         <w:rPr>
           <w:rStyle w:val="FunctionTok"/>
         </w:rPr>
+        <w:t xml:space="preserve">\selectfont\bfseries\MakeUppercase</w:t>
+      </w:r>
+      <w:r>
+        <w:rPr>
+          <w:rStyle w:val="NormalTok"/>
+        </w:rPr>
+        <w:t xml:space="preserve">{#1}</w:t>
+      </w:r>
+      <w:r>
+        <w:rPr>
+          <w:rStyle w:val="FunctionTok"/>
+        </w:rPr>
         <w:t xml:space="preserve">\par</w:t>
       </w:r>
       <w:r>
         <w:rPr>
           <w:rStyle w:val="NormalTok"/>
         </w:rPr>
-        <w:t xml:space="preserve">}}</w:t>
+        <w:t xml:space="preserve">}</w:t>
+      </w:r>
+      <w:r>
+        <w:rPr>
+          <w:rStyle w:val="CommentTok"/>
+        </w:rPr>
+        <w:t xml:space="preserve">%</w:t>
+      </w:r>
+      <w:r>
+        <w:br/>
+      </w:r>
+      <w:r>
+        <w:rPr>
+          <w:rStyle w:val="NormalTok"/>
+        </w:rPr>
+        <w:t xml:space="preserve">}</w:t>
       </w:r>
     </w:p>
     <w:p>
@@ -4341,7 +4681,13 @@
         <w:t xml:space="preserve"> </w:t>
       </w:r>
       <w:r>
-        <w:t xml:space="preserve">calibrage).</w:t>
+        <w:t xml:space="preserve">calibrage) ; les numéros de siècle romains y sont en petites capitales</w:t>
+      </w:r>
+      <w:r>
+        <w:t xml:space="preserve"> </w:t>
+      </w:r>
+      <w:r>
+        <w:t xml:space="preserve">depuis le 2026-08-05 (§4.3).</w:t>
       </w:r>
     </w:p>
     <w:p>
@@ -4375,7 +4721,22 @@
         <w:t xml:space="preserve"> </w:t>
       </w:r>
       <w:r>
-        <w:t xml:space="preserve">11/13 pt — plus petit que le sous-titre.</w:t>
+        <w:t xml:space="preserve">11/13 pt — plus petit que le sous-titre ; corrigible manuellement via</w:t>
+      </w:r>
+      <w:r>
+        <w:t xml:space="preserve"> </w:t>
+      </w:r>
+      <w:r>
+        <w:rPr>
+          <w:rStyle w:val="VerbatimChar"/>
+        </w:rPr>
+        <w:t xml:space="preserve">directors_override</w:t>
+      </w:r>
+      <w:r>
+        <w:t xml:space="preserve"> </w:t>
+      </w:r>
+      <w:r>
+        <w:t xml:space="preserve">depuis le 2026-08-05 (§4.4).</w:t>
       </w:r>
     </w:p>
     <w:p>
@@ -4397,19 +4758,34 @@
         <w:t xml:space="preserve"> </w:t>
       </w:r>
       <w:r>
-        <w:t xml:space="preserve">(éditeur) :</w:t>
-      </w:r>
-      <w:r>
-        <w:t xml:space="preserve"> </w:t>
-      </w:r>
-      <w:r>
-        <w:rPr>
-          <w:rStyle w:val="VerbatimChar"/>
-        </w:rPr>
-        <w:t xml:space="preserve">\small</w:t>
-      </w:r>
-      <w:r>
-        <w:t xml:space="preserve">, sans graisse particulière.</w:t>
+        <w:t xml:space="preserve">(éditeur) : depuis le 2026-08-05, toujours le nom</w:t>
+      </w:r>
+      <w:r>
+        <w:t xml:space="preserve"> </w:t>
+      </w:r>
+      <w:r>
+        <w:t xml:space="preserve">complet PURH fixe, en majuscules grasses 14/16 pt, calée en bas de page</w:t>
+      </w:r>
+      <w:r>
+        <w:t xml:space="preserve"> </w:t>
+      </w:r>
+      <w:r>
+        <w:t xml:space="preserve">(§4.2) — plus le sigle éventuellement abrégé du champ</w:t>
+      </w:r>
+      <w:r>
+        <w:t xml:space="preserve"> </w:t>
+      </w:r>
+      <w:r>
+        <w:rPr>
+          <w:rStyle w:val="VerbatimChar"/>
+        </w:rPr>
+        <w:t xml:space="preserve">&lt;publisher&gt;</w:t>
+      </w:r>
+      <w:r>
+        <w:t xml:space="preserve"> </w:t>
+      </w:r>
+      <w:r>
+        <w:t xml:space="preserve">XML.</w:t>
       </w:r>
     </w:p>
     <w:bookmarkStart w:id="20" w:name="Xe1390d0d31df7b29c5a25df9943f32329642bcf"/>
@@ -4595,6 +4971,1934 @@
       </w:r>
       <w:r>
         <w:t xml:space="preserve">vérification.</w:t>
+      </w:r>
+    </w:p>
+    <w:bookmarkEnd w:id="20"/>
+    <w:bookmarkStart w:id="21" w:name="X564847acd4789f89087733dbecd8f724a88edcc"/>
+    <w:p>
+      <w:pPr>
+        <w:pStyle w:val="Heading2"/>
+      </w:pPr>
+      <w:r>
+        <w:t xml:space="preserve">4.2. Mention finale : nom complet PURH, calée en bas de page (2026-08-05)</w:t>
+      </w:r>
+    </w:p>
+    <w:p>
+      <w:pPr>
+        <w:pStyle w:val="FirstParagraph"/>
+      </w:pPr>
+      <w:r>
+        <w:t xml:space="preserve">Vérification humaine directe sur le PDF généré de</w:t>
+      </w:r>
+      <w:r>
+        <w:t xml:space="preserve"> </w:t>
+      </w:r>
+      <w:r>
+        <w:rPr>
+          <w:i/>
+          <w:iCs/>
+        </w:rPr>
+        <w:t xml:space="preserve">Dissimuler pour mieux</w:t>
+      </w:r>
+      <w:r>
+        <w:rPr>
+          <w:i/>
+          <w:iCs/>
+        </w:rPr>
+        <w:t xml:space="preserve"> </w:t>
+      </w:r>
+      <w:r>
+        <w:rPr>
+          <w:i/>
+          <w:iCs/>
+        </w:rPr>
+        <w:t xml:space="preserve">régner</w:t>
+      </w:r>
+      <w:r>
+        <w:t xml:space="preserve"> </w:t>
+      </w:r>
+      <w:r>
+        <w:t xml:space="preserve">: le champ</w:t>
+      </w:r>
+      <w:r>
+        <w:t xml:space="preserve"> </w:t>
+      </w:r>
+      <w:r>
+        <w:rPr>
+          <w:rStyle w:val="VerbatimChar"/>
+        </w:rPr>
+        <w:t xml:space="preserve">&lt;publisher&gt;</w:t>
+      </w:r>
+      <w:r>
+        <w:t xml:space="preserve"> </w:t>
+      </w:r>
+      <w:r>
+        <w:t xml:space="preserve">du TEI/Métopes source y contient</w:t>
+      </w:r>
+      <w:r>
+        <w:t xml:space="preserve"> </w:t>
+      </w:r>
+      <w:r>
+        <w:t xml:space="preserve">littéralement le sigle abrégé</w:t>
+      </w:r>
+      <w:r>
+        <w:t xml:space="preserve"> </w:t>
+      </w:r>
+      <w:r>
+        <w:rPr>
+          <w:rStyle w:val="VerbatimChar"/>
+        </w:rPr>
+        <w:t xml:space="preserve">PURH</w:t>
+      </w:r>
+      <w:r>
+        <w:t xml:space="preserve">, jamais le nom complet — c’est ce</w:t>
+      </w:r>
+      <w:r>
+        <w:t xml:space="preserve"> </w:t>
+      </w:r>
+      <w:r>
+        <w:t xml:space="preserve">sigle qui apparaissait donc juste sous les éditeurs scientifiques.</w:t>
+      </w:r>
+      <w:r>
+        <w:t xml:space="preserve"> </w:t>
+      </w:r>
+      <w:r>
+        <w:t xml:space="preserve">Corrigé : la mention finale de la page de titre utilise désormais</w:t>
+      </w:r>
+      <w:r>
+        <w:t xml:space="preserve"> </w:t>
+      </w:r>
+      <w:r>
+        <w:rPr>
+          <w:b/>
+          <w:bCs/>
+        </w:rPr>
+        <w:t xml:space="preserve">toujours</w:t>
+      </w:r>
+      <w:r>
+        <w:t xml:space="preserve"> </w:t>
+      </w:r>
+      <w:r>
+        <w:t xml:space="preserve">une constante fixe, jamais</w:t>
+      </w:r>
+      <w:r>
+        <w:t xml:space="preserve"> </w:t>
+      </w:r>
+      <w:r>
+        <w:rPr>
+          <w:rStyle w:val="VerbatimChar"/>
+        </w:rPr>
+        <w:t xml:space="preserve">metadata.publisher</w:t>
+      </w:r>
+      <w:r>
+        <w:t xml:space="preserve"> </w:t>
+      </w:r>
+      <w:r>
+        <w:t xml:space="preserve">:</w:t>
+      </w:r>
+    </w:p>
+    <w:p>
+      <w:pPr>
+        <w:pStyle w:val="SourceCode"/>
+      </w:pPr>
+      <w:r>
+        <w:rPr>
+          <w:rStyle w:val="NormalTok"/>
+        </w:rPr>
+        <w:t xml:space="preserve">_PURH_FULL_NAME </w:t>
+      </w:r>
+      <w:r>
+        <w:rPr>
+          <w:rStyle w:val="OperatorTok"/>
+        </w:rPr>
+        <w:t xml:space="preserve">=</w:t>
+      </w:r>
+      <w:r>
+        <w:rPr>
+          <w:rStyle w:val="NormalTok"/>
+        </w:rPr>
+        <w:t xml:space="preserve"> </w:t>
+      </w:r>
+      <w:r>
+        <w:rPr>
+          <w:rStyle w:val="StringTok"/>
+        </w:rPr>
+        <w:t xml:space="preserve">"Presses universitaires de Rouen et du Havre"</w:t>
+      </w:r>
+      <w:r>
+        <w:rPr>
+          <w:rStyle w:val="NormalTok"/>
+        </w:rPr>
+        <w:t xml:space="preserve">  </w:t>
+      </w:r>
+      <w:r>
+        <w:rPr>
+          <w:rStyle w:val="CommentTok"/>
+        </w:rPr>
+        <w:t xml:space="preserve"># latei_driver.py</w:t>
+      </w:r>
+      <w:r>
+        <w:br/>
+      </w:r>
+      <w:r>
+        <w:br/>
+      </w:r>
+      <w:r>
+        <w:rPr>
+          <w:rStyle w:val="KeywordTok"/>
+        </w:rPr>
+        <w:t xml:space="preserve">def</w:t>
+      </w:r>
+      <w:r>
+        <w:rPr>
+          <w:rStyle w:val="NormalTok"/>
+        </w:rPr>
+        <w:t xml:space="preserve"> _full_title_page(metadata):</w:t>
+      </w:r>
+      <w:r>
+        <w:br/>
+      </w:r>
+      <w:r>
+        <w:rPr>
+          <w:rStyle w:val="NormalTok"/>
+        </w:rPr>
+        <w:t xml:space="preserve">    ...</w:t>
+      </w:r>
+      <w:r>
+        <w:br/>
+      </w:r>
+      <w:r>
+        <w:rPr>
+          <w:rStyle w:val="NormalTok"/>
+        </w:rPr>
+        <w:t xml:space="preserve">    lines.append(</w:t>
+      </w:r>
+      <w:r>
+        <w:rPr>
+          <w:rStyle w:val="VerbatimStringTok"/>
+        </w:rPr>
+        <w:t xml:space="preserve">r"</w:t>
+      </w:r>
+      <w:r>
+        <w:rPr>
+          <w:rStyle w:val="CharTok"/>
+        </w:rPr>
+        <w:t xml:space="preserve">\v</w:t>
+      </w:r>
+      <w:r>
+        <w:rPr>
+          <w:rStyle w:val="VerbatimStringTok"/>
+        </w:rPr>
+        <w:t xml:space="preserve">space</w:t>
+      </w:r>
+      <w:r>
+        <w:rPr>
+          <w:rStyle w:val="OperatorTok"/>
+        </w:rPr>
+        <w:t xml:space="preserve">*</w:t>
+      </w:r>
+      <w:r>
+        <w:rPr>
+          <w:rStyle w:val="VerbatimStringTok"/>
+        </w:rPr>
+        <w:t xml:space="preserve">{</w:t>
+      </w:r>
+      <w:r>
+        <w:rPr>
+          <w:rStyle w:val="CharTok"/>
+        </w:rPr>
+        <w:t xml:space="preserve">\f</w:t>
+      </w:r>
+      <w:r>
+        <w:rPr>
+          <w:rStyle w:val="VerbatimStringTok"/>
+        </w:rPr>
+        <w:t xml:space="preserve">ill}"</w:t>
+      </w:r>
+      <w:r>
+        <w:rPr>
+          <w:rStyle w:val="NormalTok"/>
+        </w:rPr>
+        <w:t xml:space="preserve">)</w:t>
+      </w:r>
+      <w:r>
+        <w:br/>
+      </w:r>
+      <w:r>
+        <w:rPr>
+          <w:rStyle w:val="NormalTok"/>
+        </w:rPr>
+        <w:t xml:space="preserve">    lines.append(</w:t>
+      </w:r>
+      <w:r>
+        <w:rPr>
+          <w:rStyle w:val="VerbatimStringTok"/>
+        </w:rPr>
+        <w:t xml:space="preserve">rf"</w:t>
+      </w:r>
+      <w:r>
+        <w:rPr>
+          <w:rStyle w:val="ErrorTok"/>
+        </w:rPr>
+        <w:t xml:space="preserve">\</w:t>
+      </w:r>
+      <w:r>
+        <w:rPr>
+          <w:rStyle w:val="VerbatimStringTok"/>
+        </w:rPr>
+        <w:t xml:space="preserve">PurhPublisherMention</w:t>
+      </w:r>
+      <w:r>
+        <w:rPr>
+          <w:rStyle w:val="CharTok"/>
+        </w:rPr>
+        <w:t xml:space="preserve">{{</w:t>
+      </w:r>
+      <w:r>
+        <w:rPr>
+          <w:rStyle w:val="SpecialCharTok"/>
+        </w:rPr>
+        <w:t xml:space="preserve">{</w:t>
+      </w:r>
+      <w:r>
+        <w:rPr>
+          <w:rStyle w:val="NormalTok"/>
+        </w:rPr>
+        <w:t xml:space="preserve">_latex_text(_PURH_FULL_NAME)</w:t>
+      </w:r>
+      <w:r>
+        <w:rPr>
+          <w:rStyle w:val="SpecialCharTok"/>
+        </w:rPr>
+        <w:t xml:space="preserve">}</w:t>
+      </w:r>
+      <w:r>
+        <w:rPr>
+          <w:rStyle w:val="CharTok"/>
+        </w:rPr>
+        <w:t xml:space="preserve">}}</w:t>
+      </w:r>
+      <w:r>
+        <w:rPr>
+          <w:rStyle w:val="VerbatimStringTok"/>
+        </w:rPr>
+        <w:t xml:space="preserve">"</w:t>
+      </w:r>
+      <w:r>
+        <w:rPr>
+          <w:rStyle w:val="NormalTok"/>
+        </w:rPr>
+        <w:t xml:space="preserve">)</w:t>
+      </w:r>
+      <w:r>
+        <w:br/>
+      </w:r>
+      <w:r>
+        <w:rPr>
+          <w:rStyle w:val="NormalTok"/>
+        </w:rPr>
+        <w:t xml:space="preserve">    ...</w:t>
+      </w:r>
+    </w:p>
+    <w:p>
+      <w:pPr>
+        <w:pStyle w:val="FirstParagraph"/>
+      </w:pPr>
+      <w:r>
+        <w:rPr>
+          <w:rStyle w:val="VerbatimChar"/>
+        </w:rPr>
+        <w:t xml:space="preserve">\vspace*{\fill}</w:t>
+      </w:r>
+      <w:r>
+        <w:t xml:space="preserve"> </w:t>
+      </w:r>
+      <w:r>
+        <w:t xml:space="preserve">(étoilé, jamais un</w:t>
+      </w:r>
+      <w:r>
+        <w:t xml:space="preserve"> </w:t>
+      </w:r>
+      <w:r>
+        <w:rPr>
+          <w:rStyle w:val="VerbatimChar"/>
+        </w:rPr>
+        <w:t xml:space="preserve">\vfill</w:t>
+      </w:r>
+      <w:r>
+        <w:t xml:space="preserve"> </w:t>
+      </w:r>
+      <w:r>
+        <w:t xml:space="preserve">nu) : même mécanisme et même</w:t>
+      </w:r>
+      <w:r>
+        <w:t xml:space="preserve"> </w:t>
+      </w:r>
+      <w:r>
+        <w:t xml:space="preserve">piège que pour le colophon (§7.4) — cette fois le risque de la glue</w:t>
+      </w:r>
+      <w:r>
+        <w:t xml:space="preserve"> </w:t>
+      </w:r>
+      <w:r>
+        <w:t xml:space="preserve">« absorbée en tête de page » ne s’applique pas puisque du contenu (titre,</w:t>
+      </w:r>
+      <w:r>
+        <w:t xml:space="preserve"> </w:t>
+      </w:r>
+      <w:r>
+        <w:t xml:space="preserve">sous-titre, responsabilité éditoriale) précède déjà cette ligne sur la même</w:t>
+      </w:r>
+      <w:r>
+        <w:t xml:space="preserve"> </w:t>
+      </w:r>
+      <w:r>
+        <w:t xml:space="preserve">page, mais l’étoile est conservée par cohérence et prudence.</w:t>
+      </w:r>
+    </w:p>
+    <w:p>
+      <w:pPr>
+        <w:pStyle w:val="BodyText"/>
+      </w:pPr>
+      <w:r>
+        <w:rPr>
+          <w:rStyle w:val="VerbatimChar"/>
+        </w:rPr>
+        <w:t xml:space="preserve">\PurhPublisherMention</w:t>
+      </w:r>
+      <w:r>
+        <w:t xml:space="preserve"> </w:t>
+      </w:r>
+      <w:r>
+        <w:t xml:space="preserve">(§4, macro ci-dessus) : Chaparral (fonte ambiante,</w:t>
+      </w:r>
+      <w:r>
+        <w:t xml:space="preserve"> </w:t>
+      </w:r>
+      <w:r>
+        <w:t xml:space="preserve">pas</w:t>
+      </w:r>
+      <w:r>
+        <w:t xml:space="preserve"> </w:t>
+      </w:r>
+      <w:r>
+        <w:rPr>
+          <w:rStyle w:val="VerbatimChar"/>
+        </w:rPr>
+        <w:t xml:space="preserve">\PURHTitleFont</w:t>
+      </w:r>
+      <w:r>
+        <w:t xml:space="preserve">/Josefin — cette mention n’est pas un niveau de</w:t>
+      </w:r>
+      <w:r>
+        <w:t xml:space="preserve"> </w:t>
+      </w:r>
+      <w:r>
+        <w:t xml:space="preserve">titraille), majuscules grasses, 14/16 pt — corps choisi pour occuper une</w:t>
+      </w:r>
+      <w:r>
+        <w:t xml:space="preserve"> </w:t>
+      </w:r>
+      <w:r>
+        <w:t xml:space="preserve">bonne partie de la largeur de la page (empagement d’environ 105 mm sur ce</w:t>
+      </w:r>
+      <w:r>
+        <w:t xml:space="preserve"> </w:t>
+      </w:r>
+      <w:r>
+        <w:t xml:space="preserve">profil) sans mesure millimétrique donnée par l’utilisateur, à recalibrer</w:t>
+      </w:r>
+      <w:r>
+        <w:t xml:space="preserve"> </w:t>
+      </w:r>
+      <w:r>
+        <w:t xml:space="preserve">par vérification visuelle directe sur un autre format.</w:t>
+      </w:r>
+    </w:p>
+    <w:bookmarkEnd w:id="21"/>
+    <w:bookmarkStart w:id="22" w:name="X2f6c8abd8d358f2d6cd5de9dbb5dac0c5361fc7"/>
+    <w:p>
+      <w:pPr>
+        <w:pStyle w:val="Heading2"/>
+      </w:pPr>
+      <w:r>
+        <w:t xml:space="preserve">4.3. Numéros de siècle en petites capitales (2026-08-05)</w:t>
+      </w:r>
+    </w:p>
+    <w:p>
+      <w:pPr>
+        <w:pStyle w:val="FirstParagraph"/>
+      </w:pPr>
+      <w:r>
+        <w:t xml:space="preserve">Vérification humaine directe sur</w:t>
+      </w:r>
+      <w:r>
+        <w:t xml:space="preserve"> </w:t>
+      </w:r>
+      <w:r>
+        <w:rPr>
+          <w:i/>
+          <w:iCs/>
+        </w:rPr>
+        <w:t xml:space="preserve">Dissimuler pour mieux régner</w:t>
+      </w:r>
+      <w:r>
+        <w:t xml:space="preserve"> </w:t>
+      </w:r>
+      <w:r>
+        <w:t xml:space="preserve">: le</w:t>
+      </w:r>
+      <w:r>
+        <w:t xml:space="preserve"> </w:t>
+      </w:r>
+      <w:r>
+        <w:t xml:space="preserve">sous-titre « […] en littérature (XVIIe-XIXe siècles) » affichait les</w:t>
+      </w:r>
+      <w:r>
+        <w:t xml:space="preserve"> </w:t>
+      </w:r>
+      <w:r>
+        <w:t xml:space="preserve">numéros de siècle en grandes capitales, identiques au reste du texte,</w:t>
+      </w:r>
+      <w:r>
+        <w:t xml:space="preserve"> </w:t>
+      </w:r>
+      <w:r>
+        <w:t xml:space="preserve">faute de tout balisage</w:t>
+      </w:r>
+      <w:r>
+        <w:t xml:space="preserve"> </w:t>
+      </w:r>
+      <w:r>
+        <w:rPr>
+          <w:rStyle w:val="VerbatimChar"/>
+        </w:rPr>
+        <w:t xml:space="preserve">&lt;hi rend="small-caps"&gt;</w:t>
+      </w:r>
+      <w:r>
+        <w:t xml:space="preserve"> </w:t>
+      </w:r>
+      <w:r>
+        <w:t xml:space="preserve">autour d’eux dans le TEI</w:t>
+      </w:r>
+      <w:r>
+        <w:t xml:space="preserve"> </w:t>
+      </w:r>
+      <w:r>
+        <w:t xml:space="preserve">source (convention typographique française absente du balisage, pas un bug</w:t>
+      </w:r>
+      <w:r>
+        <w:t xml:space="preserve"> </w:t>
+      </w:r>
+      <w:r>
+        <w:t xml:space="preserve">de rendu). Corrigé par une transformation mécanique appliquée côté Python,</w:t>
+      </w:r>
+      <w:r>
+        <w:t xml:space="preserve"> </w:t>
+      </w:r>
+      <w:r>
+        <w:t xml:space="preserve">au texte déjà échappé du sous-titre :</w:t>
+      </w:r>
+    </w:p>
+    <w:p>
+      <w:pPr>
+        <w:pStyle w:val="SourceCode"/>
+      </w:pPr>
+      <w:r>
+        <w:rPr>
+          <w:rStyle w:val="NormalTok"/>
+        </w:rPr>
+        <w:t xml:space="preserve">_ROMAN_CENTURY_NUMERALS </w:t>
+      </w:r>
+      <w:r>
+        <w:rPr>
+          <w:rStyle w:val="OperatorTok"/>
+        </w:rPr>
+        <w:t xml:space="preserve">=</w:t>
+      </w:r>
+      <w:r>
+        <w:rPr>
+          <w:rStyle w:val="NormalTok"/>
+        </w:rPr>
+        <w:t xml:space="preserve"> (</w:t>
+      </w:r>
+      <w:r>
+        <w:br/>
+      </w:r>
+      <w:r>
+        <w:rPr>
+          <w:rStyle w:val="NormalTok"/>
+        </w:rPr>
+        <w:t xml:space="preserve">    </w:t>
+      </w:r>
+      <w:r>
+        <w:rPr>
+          <w:rStyle w:val="StringTok"/>
+        </w:rPr>
+        <w:t xml:space="preserve">"XXI"</w:t>
+      </w:r>
+      <w:r>
+        <w:rPr>
+          <w:rStyle w:val="NormalTok"/>
+        </w:rPr>
+        <w:t xml:space="preserve">, </w:t>
+      </w:r>
+      <w:r>
+        <w:rPr>
+          <w:rStyle w:val="StringTok"/>
+        </w:rPr>
+        <w:t xml:space="preserve">"XX"</w:t>
+      </w:r>
+      <w:r>
+        <w:rPr>
+          <w:rStyle w:val="NormalTok"/>
+        </w:rPr>
+        <w:t xml:space="preserve">, </w:t>
+      </w:r>
+      <w:r>
+        <w:rPr>
+          <w:rStyle w:val="StringTok"/>
+        </w:rPr>
+        <w:t xml:space="preserve">"XIX"</w:t>
+      </w:r>
+      <w:r>
+        <w:rPr>
+          <w:rStyle w:val="NormalTok"/>
+        </w:rPr>
+        <w:t xml:space="preserve">, </w:t>
+      </w:r>
+      <w:r>
+        <w:rPr>
+          <w:rStyle w:val="StringTok"/>
+        </w:rPr>
+        <w:t xml:space="preserve">"XVIII"</w:t>
+      </w:r>
+      <w:r>
+        <w:rPr>
+          <w:rStyle w:val="NormalTok"/>
+        </w:rPr>
+        <w:t xml:space="preserve">, </w:t>
+      </w:r>
+      <w:r>
+        <w:rPr>
+          <w:rStyle w:val="StringTok"/>
+        </w:rPr>
+        <w:t xml:space="preserve">"XVII"</w:t>
+      </w:r>
+      <w:r>
+        <w:rPr>
+          <w:rStyle w:val="NormalTok"/>
+        </w:rPr>
+        <w:t xml:space="preserve">, </w:t>
+      </w:r>
+      <w:r>
+        <w:rPr>
+          <w:rStyle w:val="StringTok"/>
+        </w:rPr>
+        <w:t xml:space="preserve">"XVI"</w:t>
+      </w:r>
+      <w:r>
+        <w:rPr>
+          <w:rStyle w:val="NormalTok"/>
+        </w:rPr>
+        <w:t xml:space="preserve">, </w:t>
+      </w:r>
+      <w:r>
+        <w:rPr>
+          <w:rStyle w:val="StringTok"/>
+        </w:rPr>
+        <w:t xml:space="preserve">"XV"</w:t>
+      </w:r>
+      <w:r>
+        <w:rPr>
+          <w:rStyle w:val="NormalTok"/>
+        </w:rPr>
+        <w:t xml:space="preserve">, </w:t>
+      </w:r>
+      <w:r>
+        <w:rPr>
+          <w:rStyle w:val="StringTok"/>
+        </w:rPr>
+        <w:t xml:space="preserve">"XIV"</w:t>
+      </w:r>
+      <w:r>
+        <w:rPr>
+          <w:rStyle w:val="NormalTok"/>
+        </w:rPr>
+        <w:t xml:space="preserve">, </w:t>
+      </w:r>
+      <w:r>
+        <w:rPr>
+          <w:rStyle w:val="StringTok"/>
+        </w:rPr>
+        <w:t xml:space="preserve">"XIII"</w:t>
+      </w:r>
+      <w:r>
+        <w:rPr>
+          <w:rStyle w:val="NormalTok"/>
+        </w:rPr>
+        <w:t xml:space="preserve">, </w:t>
+      </w:r>
+      <w:r>
+        <w:rPr>
+          <w:rStyle w:val="StringTok"/>
+        </w:rPr>
+        <w:t xml:space="preserve">"XII"</w:t>
+      </w:r>
+      <w:r>
+        <w:rPr>
+          <w:rStyle w:val="NormalTok"/>
+        </w:rPr>
+        <w:t xml:space="preserve">, </w:t>
+      </w:r>
+      <w:r>
+        <w:rPr>
+          <w:rStyle w:val="StringTok"/>
+        </w:rPr>
+        <w:t xml:space="preserve">"XI"</w:t>
+      </w:r>
+      <w:r>
+        <w:rPr>
+          <w:rStyle w:val="NormalTok"/>
+        </w:rPr>
+        <w:t xml:space="preserve">,</w:t>
+      </w:r>
+      <w:r>
+        <w:br/>
+      </w:r>
+      <w:r>
+        <w:rPr>
+          <w:rStyle w:val="NormalTok"/>
+        </w:rPr>
+        <w:t xml:space="preserve">    </w:t>
+      </w:r>
+      <w:r>
+        <w:rPr>
+          <w:rStyle w:val="StringTok"/>
+        </w:rPr>
+        <w:t xml:space="preserve">"X"</w:t>
+      </w:r>
+      <w:r>
+        <w:rPr>
+          <w:rStyle w:val="NormalTok"/>
+        </w:rPr>
+        <w:t xml:space="preserve">, </w:t>
+      </w:r>
+      <w:r>
+        <w:rPr>
+          <w:rStyle w:val="StringTok"/>
+        </w:rPr>
+        <w:t xml:space="preserve">"IX"</w:t>
+      </w:r>
+      <w:r>
+        <w:rPr>
+          <w:rStyle w:val="NormalTok"/>
+        </w:rPr>
+        <w:t xml:space="preserve">, </w:t>
+      </w:r>
+      <w:r>
+        <w:rPr>
+          <w:rStyle w:val="StringTok"/>
+        </w:rPr>
+        <w:t xml:space="preserve">"VIII"</w:t>
+      </w:r>
+      <w:r>
+        <w:rPr>
+          <w:rStyle w:val="NormalTok"/>
+        </w:rPr>
+        <w:t xml:space="preserve">, </w:t>
+      </w:r>
+      <w:r>
+        <w:rPr>
+          <w:rStyle w:val="StringTok"/>
+        </w:rPr>
+        <w:t xml:space="preserve">"VII"</w:t>
+      </w:r>
+      <w:r>
+        <w:rPr>
+          <w:rStyle w:val="NormalTok"/>
+        </w:rPr>
+        <w:t xml:space="preserve">, </w:t>
+      </w:r>
+      <w:r>
+        <w:rPr>
+          <w:rStyle w:val="StringTok"/>
+        </w:rPr>
+        <w:t xml:space="preserve">"VI"</w:t>
+      </w:r>
+      <w:r>
+        <w:rPr>
+          <w:rStyle w:val="NormalTok"/>
+        </w:rPr>
+        <w:t xml:space="preserve">, </w:t>
+      </w:r>
+      <w:r>
+        <w:rPr>
+          <w:rStyle w:val="StringTok"/>
+        </w:rPr>
+        <w:t xml:space="preserve">"V"</w:t>
+      </w:r>
+      <w:r>
+        <w:rPr>
+          <w:rStyle w:val="NormalTok"/>
+        </w:rPr>
+        <w:t xml:space="preserve">, </w:t>
+      </w:r>
+      <w:r>
+        <w:rPr>
+          <w:rStyle w:val="StringTok"/>
+        </w:rPr>
+        <w:t xml:space="preserve">"IV"</w:t>
+      </w:r>
+      <w:r>
+        <w:rPr>
+          <w:rStyle w:val="NormalTok"/>
+        </w:rPr>
+        <w:t xml:space="preserve">, </w:t>
+      </w:r>
+      <w:r>
+        <w:rPr>
+          <w:rStyle w:val="StringTok"/>
+        </w:rPr>
+        <w:t xml:space="preserve">"III"</w:t>
+      </w:r>
+      <w:r>
+        <w:rPr>
+          <w:rStyle w:val="NormalTok"/>
+        </w:rPr>
+        <w:t xml:space="preserve">, </w:t>
+      </w:r>
+      <w:r>
+        <w:rPr>
+          <w:rStyle w:val="StringTok"/>
+        </w:rPr>
+        <w:t xml:space="preserve">"II"</w:t>
+      </w:r>
+      <w:r>
+        <w:rPr>
+          <w:rStyle w:val="NormalTok"/>
+        </w:rPr>
+        <w:t xml:space="preserve">, </w:t>
+      </w:r>
+      <w:r>
+        <w:rPr>
+          <w:rStyle w:val="StringTok"/>
+        </w:rPr>
+        <w:t xml:space="preserve">"I"</w:t>
+      </w:r>
+      <w:r>
+        <w:rPr>
+          <w:rStyle w:val="NormalTok"/>
+        </w:rPr>
+        <w:t xml:space="preserve">,</w:t>
+      </w:r>
+      <w:r>
+        <w:br/>
+      </w:r>
+      <w:r>
+        <w:rPr>
+          <w:rStyle w:val="NormalTok"/>
+        </w:rPr>
+        <w:t xml:space="preserve">)  </w:t>
+      </w:r>
+      <w:r>
+        <w:rPr>
+          <w:rStyle w:val="CommentTok"/>
+        </w:rPr>
+        <w:t xml:space="preserve"># du plus long au plus court : ordre requis pour que l'alternation regex matche XIX avant XI</w:t>
+      </w:r>
+      <w:r>
+        <w:br/>
+      </w:r>
+      <w:r>
+        <w:rPr>
+          <w:rStyle w:val="NormalTok"/>
+        </w:rPr>
+        <w:t xml:space="preserve">_CENTURY_NUMERAL_RE </w:t>
+      </w:r>
+      <w:r>
+        <w:rPr>
+          <w:rStyle w:val="OperatorTok"/>
+        </w:rPr>
+        <w:t xml:space="preserve">=</w:t>
+      </w:r>
+      <w:r>
+        <w:rPr>
+          <w:rStyle w:val="NormalTok"/>
+        </w:rPr>
+        <w:t xml:space="preserve"> re.</w:t>
+      </w:r>
+      <w:r>
+        <w:rPr>
+          <w:rStyle w:val="BuiltInTok"/>
+        </w:rPr>
+        <w:t xml:space="preserve">compile</w:t>
+      </w:r>
+      <w:r>
+        <w:rPr>
+          <w:rStyle w:val="NormalTok"/>
+        </w:rPr>
+        <w:t xml:space="preserve">(</w:t>
+      </w:r>
+      <w:r>
+        <w:rPr>
+          <w:rStyle w:val="VerbatimStringTok"/>
+        </w:rPr>
+        <w:t xml:space="preserve">r"</w:t>
+      </w:r>
+      <w:r>
+        <w:rPr>
+          <w:rStyle w:val="DecValTok"/>
+        </w:rPr>
+        <w:t xml:space="preserve">\b</w:t>
+      </w:r>
+      <w:r>
+        <w:rPr>
+          <w:rStyle w:val="KeywordTok"/>
+        </w:rPr>
+        <w:t xml:space="preserve">(</w:t>
+      </w:r>
+      <w:r>
+        <w:rPr>
+          <w:rStyle w:val="VerbatimStringTok"/>
+        </w:rPr>
+        <w:t xml:space="preserve">"</w:t>
+      </w:r>
+      <w:r>
+        <w:rPr>
+          <w:rStyle w:val="NormalTok"/>
+        </w:rPr>
+        <w:t xml:space="preserve"> </w:t>
+      </w:r>
+      <w:r>
+        <w:rPr>
+          <w:rStyle w:val="OperatorTok"/>
+        </w:rPr>
+        <w:t xml:space="preserve">+</w:t>
+      </w:r>
+      <w:r>
+        <w:rPr>
+          <w:rStyle w:val="NormalTok"/>
+        </w:rPr>
+        <w:t xml:space="preserve"> </w:t>
+      </w:r>
+      <w:r>
+        <w:rPr>
+          <w:rStyle w:val="StringTok"/>
+        </w:rPr>
+        <w:t xml:space="preserve">"|"</w:t>
+      </w:r>
+      <w:r>
+        <w:rPr>
+          <w:rStyle w:val="NormalTok"/>
+        </w:rPr>
+        <w:t xml:space="preserve">.join(_ROMAN_CENTURY_NUMERALS) </w:t>
+      </w:r>
+      <w:r>
+        <w:rPr>
+          <w:rStyle w:val="OperatorTok"/>
+        </w:rPr>
+        <w:t xml:space="preserve">+</w:t>
+      </w:r>
+      <w:r>
+        <w:rPr>
+          <w:rStyle w:val="NormalTok"/>
+        </w:rPr>
+        <w:t xml:space="preserve"> </w:t>
+      </w:r>
+      <w:r>
+        <w:rPr>
+          <w:rStyle w:val="VerbatimStringTok"/>
+        </w:rPr>
+        <w:t xml:space="preserve">r"</w:t>
+      </w:r>
+      <w:r>
+        <w:rPr>
+          <w:rStyle w:val="ErrorTok"/>
+        </w:rPr>
+        <w:t xml:space="preserve">)</w:t>
+      </w:r>
+      <w:r>
+        <w:rPr>
+          <w:rStyle w:val="KeywordTok"/>
+        </w:rPr>
+        <w:t xml:space="preserve">(</w:t>
+      </w:r>
+      <w:r>
+        <w:rPr>
+          <w:rStyle w:val="VerbatimStringTok"/>
+        </w:rPr>
+        <w:t xml:space="preserve">e</w:t>
+      </w:r>
+      <w:r>
+        <w:rPr>
+          <w:rStyle w:val="ControlFlowTok"/>
+        </w:rPr>
+        <w:t xml:space="preserve">|</w:t>
+      </w:r>
+      <w:r>
+        <w:rPr>
+          <w:rStyle w:val="VerbatimStringTok"/>
+        </w:rPr>
+        <w:t xml:space="preserve">er</w:t>
+      </w:r>
+      <w:r>
+        <w:rPr>
+          <w:rStyle w:val="ControlFlowTok"/>
+        </w:rPr>
+        <w:t xml:space="preserve">|</w:t>
+      </w:r>
+      <w:r>
+        <w:rPr>
+          <w:rStyle w:val="VerbatimStringTok"/>
+        </w:rPr>
+        <w:t xml:space="preserve">re</w:t>
+      </w:r>
+      <w:r>
+        <w:rPr>
+          <w:rStyle w:val="KeywordTok"/>
+        </w:rPr>
+        <w:t xml:space="preserve">)</w:t>
+      </w:r>
+      <w:r>
+        <w:rPr>
+          <w:rStyle w:val="OperatorTok"/>
+        </w:rPr>
+        <w:t xml:space="preserve">?</w:t>
+      </w:r>
+      <w:r>
+        <w:rPr>
+          <w:rStyle w:val="DecValTok"/>
+        </w:rPr>
+        <w:t xml:space="preserve">\b</w:t>
+      </w:r>
+      <w:r>
+        <w:rPr>
+          <w:rStyle w:val="VerbatimStringTok"/>
+        </w:rPr>
+        <w:t xml:space="preserve">"</w:t>
+      </w:r>
+      <w:r>
+        <w:rPr>
+          <w:rStyle w:val="NormalTok"/>
+        </w:rPr>
+        <w:t xml:space="preserve">)</w:t>
+      </w:r>
+      <w:r>
+        <w:br/>
+      </w:r>
+      <w:r>
+        <w:br/>
+      </w:r>
+      <w:r>
+        <w:rPr>
+          <w:rStyle w:val="KeywordTok"/>
+        </w:rPr>
+        <w:t xml:space="preserve">def</w:t>
+      </w:r>
+      <w:r>
+        <w:rPr>
+          <w:rStyle w:val="NormalTok"/>
+        </w:rPr>
+        <w:t xml:space="preserve"> _small_caps_century_numerals(escaped_text):</w:t>
+      </w:r>
+      <w:r>
+        <w:br/>
+      </w:r>
+      <w:r>
+        <w:rPr>
+          <w:rStyle w:val="NormalTok"/>
+        </w:rPr>
+        <w:t xml:space="preserve">    </w:t>
+      </w:r>
+      <w:r>
+        <w:rPr>
+          <w:rStyle w:val="ControlFlowTok"/>
+        </w:rPr>
+        <w:t xml:space="preserve">return</w:t>
+      </w:r>
+      <w:r>
+        <w:rPr>
+          <w:rStyle w:val="NormalTok"/>
+        </w:rPr>
+        <w:t xml:space="preserve"> _CENTURY_NUMERAL_RE.sub(</w:t>
+      </w:r>
+      <w:r>
+        <w:br/>
+      </w:r>
+      <w:r>
+        <w:rPr>
+          <w:rStyle w:val="NormalTok"/>
+        </w:rPr>
+        <w:t xml:space="preserve">        </w:t>
+      </w:r>
+      <w:r>
+        <w:rPr>
+          <w:rStyle w:val="KeywordTok"/>
+        </w:rPr>
+        <w:t xml:space="preserve">lambda</w:t>
+      </w:r>
+      <w:r>
+        <w:rPr>
+          <w:rStyle w:val="NormalTok"/>
+        </w:rPr>
+        <w:t xml:space="preserve"> m: </w:t>
+      </w:r>
+      <w:r>
+        <w:rPr>
+          <w:rStyle w:val="VerbatimStringTok"/>
+        </w:rPr>
+        <w:t xml:space="preserve">rf"</w:t>
+      </w:r>
+      <w:r>
+        <w:rPr>
+          <w:rStyle w:val="CharTok"/>
+        </w:rPr>
+        <w:t xml:space="preserve">\t</w:t>
+      </w:r>
+      <w:r>
+        <w:rPr>
+          <w:rStyle w:val="VerbatimStringTok"/>
+        </w:rPr>
+        <w:t xml:space="preserve">extsc</w:t>
+      </w:r>
+      <w:r>
+        <w:rPr>
+          <w:rStyle w:val="CharTok"/>
+        </w:rPr>
+        <w:t xml:space="preserve">{{</w:t>
+      </w:r>
+      <w:r>
+        <w:rPr>
+          <w:rStyle w:val="SpecialCharTok"/>
+        </w:rPr>
+        <w:t xml:space="preserve">{</w:t>
+      </w:r>
+      <w:r>
+        <w:rPr>
+          <w:rStyle w:val="NormalTok"/>
+        </w:rPr>
+        <w:t xml:space="preserve">m</w:t>
+      </w:r>
+      <w:r>
+        <w:rPr>
+          <w:rStyle w:val="SpecialCharTok"/>
+        </w:rPr>
+        <w:t xml:space="preserve">.</w:t>
+      </w:r>
+      <w:r>
+        <w:rPr>
+          <w:rStyle w:val="NormalTok"/>
+        </w:rPr>
+        <w:t xml:space="preserve">group(</w:t>
+      </w:r>
+      <w:r>
+        <w:rPr>
+          <w:rStyle w:val="DecValTok"/>
+        </w:rPr>
+        <w:t xml:space="preserve">1</w:t>
+      </w:r>
+      <w:r>
+        <w:rPr>
+          <w:rStyle w:val="NormalTok"/>
+        </w:rPr>
+        <w:t xml:space="preserve">)</w:t>
+      </w:r>
+      <w:r>
+        <w:rPr>
+          <w:rStyle w:val="SpecialCharTok"/>
+        </w:rPr>
+        <w:t xml:space="preserve">}</w:t>
+      </w:r>
+      <w:r>
+        <w:rPr>
+          <w:rStyle w:val="CharTok"/>
+        </w:rPr>
+        <w:t xml:space="preserve">}}</w:t>
+      </w:r>
+      <w:r>
+        <w:rPr>
+          <w:rStyle w:val="SpecialCharTok"/>
+        </w:rPr>
+        <w:t xml:space="preserve">{</w:t>
+      </w:r>
+      <w:r>
+        <w:rPr>
+          <w:rStyle w:val="NormalTok"/>
+        </w:rPr>
+        <w:t xml:space="preserve">m</w:t>
+      </w:r>
+      <w:r>
+        <w:rPr>
+          <w:rStyle w:val="SpecialCharTok"/>
+        </w:rPr>
+        <w:t xml:space="preserve">.</w:t>
+      </w:r>
+      <w:r>
+        <w:rPr>
+          <w:rStyle w:val="NormalTok"/>
+        </w:rPr>
+        <w:t xml:space="preserve">group(</w:t>
+      </w:r>
+      <w:r>
+        <w:rPr>
+          <w:rStyle w:val="DecValTok"/>
+        </w:rPr>
+        <w:t xml:space="preserve">2</w:t>
+      </w:r>
+      <w:r>
+        <w:rPr>
+          <w:rStyle w:val="NormalTok"/>
+        </w:rPr>
+        <w:t xml:space="preserve">) </w:t>
+      </w:r>
+      <w:r>
+        <w:rPr>
+          <w:rStyle w:val="KeywordTok"/>
+        </w:rPr>
+        <w:t xml:space="preserve">or</w:t>
+      </w:r>
+      <w:r>
+        <w:rPr>
+          <w:rStyle w:val="NormalTok"/>
+        </w:rPr>
+        <w:t xml:space="preserve"> </w:t>
+      </w:r>
+      <w:r>
+        <w:rPr>
+          <w:rStyle w:val="StringTok"/>
+        </w:rPr>
+        <w:t xml:space="preserve">''</w:t>
+      </w:r>
+      <w:r>
+        <w:rPr>
+          <w:rStyle w:val="SpecialCharTok"/>
+        </w:rPr>
+        <w:t xml:space="preserve">}</w:t>
+      </w:r>
+      <w:r>
+        <w:rPr>
+          <w:rStyle w:val="VerbatimStringTok"/>
+        </w:rPr>
+        <w:t xml:space="preserve">"</w:t>
+      </w:r>
+      <w:r>
+        <w:rPr>
+          <w:rStyle w:val="NormalTok"/>
+        </w:rPr>
+        <w:t xml:space="preserve">, escaped_text</w:t>
+      </w:r>
+      <w:r>
+        <w:br/>
+      </w:r>
+      <w:r>
+        <w:rPr>
+          <w:rStyle w:val="NormalTok"/>
+        </w:rPr>
+        <w:t xml:space="preserve">    )</w:t>
+      </w:r>
+    </w:p>
+    <w:p>
+      <w:pPr>
+        <w:pStyle w:val="FirstParagraph"/>
+      </w:pPr>
+      <w:r>
+        <w:t xml:space="preserve">Appliqué</w:t>
+      </w:r>
+      <w:r>
+        <w:t xml:space="preserve"> </w:t>
+      </w:r>
+      <w:r>
+        <w:rPr>
+          <w:b/>
+          <w:bCs/>
+        </w:rPr>
+        <w:t xml:space="preserve">uniquement</w:t>
+      </w:r>
+      <w:r>
+        <w:t xml:space="preserve"> </w:t>
+      </w:r>
+      <w:r>
+        <w:t xml:space="preserve">au sous-titre de la page de titre (</w:t>
+      </w:r>
+      <w:r>
+        <w:rPr>
+          <w:rStyle w:val="VerbatimChar"/>
+        </w:rPr>
+        <w:t xml:space="preserve">_full_title_page</w:t>
+      </w:r>
+      <w:r>
+        <w:t xml:space="preserve">,</w:t>
+      </w:r>
+      <w:r>
+        <w:t xml:space="preserve"> </w:t>
+      </w:r>
+      <w:r>
+        <w:rPr>
+          <w:rStyle w:val="VerbatimChar"/>
+        </w:rPr>
+        <w:t xml:space="preserve">_small_caps_century_numerals(_latex_text(metadata.subtitle))</w:t>
+      </w:r>
+      <w:r>
+        <w:t xml:space="preserve">), pas comme</w:t>
+      </w:r>
+      <w:r>
+        <w:t xml:space="preserve"> </w:t>
+      </w:r>
+      <w:r>
+        <w:t xml:space="preserve">règle générale sur tout le corps de texte — portée volontairement étroite.</w:t>
+      </w:r>
+      <w:r>
+        <w:t xml:space="preserve"> </w:t>
+      </w:r>
+      <w:r>
+        <w:t xml:space="preserve">La liste de numéraux romains valides (I à XXI) évite les faux positifs sur</w:t>
+      </w:r>
+      <w:r>
+        <w:t xml:space="preserve"> </w:t>
+      </w:r>
+      <w:r>
+        <w:t xml:space="preserve">des mots ordinaires qui ressembleraient à un numéral (contrairement à un</w:t>
+      </w:r>
+      <w:r>
+        <w:t xml:space="preserve"> </w:t>
+      </w:r>
+      <w:r>
+        <w:t xml:space="preserve">motif regex générique du type</w:t>
+      </w:r>
+      <w:r>
+        <w:t xml:space="preserve"> </w:t>
+      </w:r>
+      <w:r>
+        <w:rPr>
+          <w:rStyle w:val="VerbatimChar"/>
+        </w:rPr>
+        <w:t xml:space="preserve">[IVXLCDM]+</w:t>
+      </w:r>
+      <w:r>
+        <w:t xml:space="preserve">) ; l’ordre du plus long au plus</w:t>
+      </w:r>
+      <w:r>
+        <w:t xml:space="preserve"> </w:t>
+      </w:r>
+      <w:r>
+        <w:t xml:space="preserve">court dans l’alternation garantit que</w:t>
+      </w:r>
+      <w:r>
+        <w:t xml:space="preserve"> </w:t>
+      </w:r>
+      <w:r>
+        <w:t xml:space="preserve">“XIX”</w:t>
+      </w:r>
+      <w:r>
+        <w:t xml:space="preserve"> </w:t>
+      </w:r>
+      <w:r>
+        <w:t xml:space="preserve">matche avant que</w:t>
+      </w:r>
+      <w:r>
+        <w:t xml:space="preserve"> </w:t>
+      </w:r>
+      <w:r>
+        <w:t xml:space="preserve">“XI”</w:t>
+      </w:r>
+      <w:r>
+        <w:t xml:space="preserve"> </w:t>
+      </w:r>
+      <w:r>
+        <w:t xml:space="preserve">soit</w:t>
+      </w:r>
+      <w:r>
+        <w:t xml:space="preserve"> </w:t>
+      </w:r>
+      <w:r>
+        <w:t xml:space="preserve">essayé en premier.</w:t>
+      </w:r>
+    </w:p>
+    <w:p>
+      <w:pPr>
+        <w:pStyle w:val="BodyText"/>
+      </w:pPr>
+      <w:r>
+        <w:t xml:space="preserve">Doit être exécuté</w:t>
+      </w:r>
+      <w:r>
+        <w:t xml:space="preserve"> </w:t>
+      </w:r>
+      <w:r>
+        <w:rPr>
+          <w:b/>
+          <w:bCs/>
+        </w:rPr>
+        <w:t xml:space="preserve">après</w:t>
+      </w:r>
+      <w:r>
+        <w:t xml:space="preserve"> </w:t>
+      </w:r>
+      <w:r>
+        <w:t xml:space="preserve">l’échappement LaTeX (</w:t>
+      </w:r>
+      <w:r>
+        <w:rPr>
+          <w:rStyle w:val="VerbatimChar"/>
+        </w:rPr>
+        <w:t xml:space="preserve">_latex_text</w:t>
+      </w:r>
+      <w:r>
+        <w:t xml:space="preserve">), jamais</w:t>
+      </w:r>
+      <w:r>
+        <w:t xml:space="preserve"> </w:t>
+      </w:r>
+      <w:r>
+        <w:t xml:space="preserve">avant : la substitution injecte un</w:t>
+      </w:r>
+      <w:r>
+        <w:t xml:space="preserve"> </w:t>
+      </w:r>
+      <w:r>
+        <w:rPr>
+          <w:rStyle w:val="VerbatimChar"/>
+        </w:rPr>
+        <w:t xml:space="preserve">\textsc{...}</w:t>
+      </w:r>
+      <w:r>
+        <w:t xml:space="preserve"> </w:t>
+      </w:r>
+      <w:r>
+        <w:t xml:space="preserve">littéral, qui serait</w:t>
+      </w:r>
+      <w:r>
+        <w:t xml:space="preserve"> </w:t>
+      </w:r>
+      <w:r>
+        <w:t xml:space="preserve">lui-même cassé (le</w:t>
+      </w:r>
+      <w:r>
+        <w:t xml:space="preserve"> </w:t>
+      </w:r>
+      <w:r>
+        <w:rPr>
+          <w:rStyle w:val="VerbatimChar"/>
+        </w:rPr>
+        <w:t xml:space="preserve">\</w:t>
+      </w:r>
+      <w:r>
+        <w:t xml:space="preserve"> </w:t>
+      </w:r>
+      <w:r>
+        <w:t xml:space="preserve">échappé en</w:t>
+      </w:r>
+      <w:r>
+        <w:t xml:space="preserve"> </w:t>
+      </w:r>
+      <w:r>
+        <w:rPr>
+          <w:rStyle w:val="VerbatimChar"/>
+        </w:rPr>
+        <w:t xml:space="preserve">\textbackslash{}</w:t>
+      </w:r>
+      <w:r>
+        <w:t xml:space="preserve">) si</w:t>
+      </w:r>
+      <w:r>
+        <w:t xml:space="preserve"> </w:t>
+      </w:r>
+      <w:r>
+        <w:rPr>
+          <w:rStyle w:val="VerbatimChar"/>
+        </w:rPr>
+        <w:t xml:space="preserve">_latex_text</w:t>
+      </w:r>
+      <w:r>
+        <w:t xml:space="preserve"> </w:t>
+      </w:r>
+      <w:r>
+        <w:t xml:space="preserve">s’exécutait après elle.</w:t>
+      </w:r>
+    </w:p>
+    <w:bookmarkEnd w:id="22"/>
+    <w:bookmarkStart w:id="23" w:name="Xeab6a133b5c1a383bbbcaacad47ae3ea75030f6"/>
+    <w:p>
+      <w:pPr>
+        <w:pStyle w:val="Heading2"/>
+      </w:pPr>
+      <w:r>
+        <w:t xml:space="preserve">4.4. Correction manuelle des éditeurs scientifiques (</w:t>
+      </w:r>
+      <w:r>
+        <w:rPr>
+          <w:rStyle w:val="VerbatimChar"/>
+        </w:rPr>
+        <w:t xml:space="preserve">directors_override</w:t>
+      </w:r>
+      <w:r>
+        <w:t xml:space="preserve">, 2026-08-05)</w:t>
+      </w:r>
+    </w:p>
+    <w:p>
+      <w:pPr>
+        <w:pStyle w:val="FirstParagraph"/>
+      </w:pPr>
+      <w:r>
+        <w:t xml:space="preserve">Constaté sur</w:t>
+      </w:r>
+      <w:r>
+        <w:t xml:space="preserve"> </w:t>
+      </w:r>
+      <w:r>
+        <w:rPr>
+          <w:i/>
+          <w:iCs/>
+        </w:rPr>
+        <w:t xml:space="preserve">Dissimuler pour mieux régner</w:t>
+      </w:r>
+      <w:r>
+        <w:t xml:space="preserve"> </w:t>
+      </w:r>
+      <w:r>
+        <w:t xml:space="preserve">: le seul</w:t>
+      </w:r>
+      <w:r>
+        <w:t xml:space="preserve"> </w:t>
+      </w:r>
+      <w:r>
+        <w:rPr>
+          <w:rStyle w:val="VerbatimChar"/>
+        </w:rPr>
+        <w:t xml:space="preserve">&lt;author role="pbd"&gt;</w:t>
+      </w:r>
+      <w:r>
+        <w:t xml:space="preserve"> </w:t>
+      </w:r>
+      <w:r>
+        <w:t xml:space="preserve">du TEI/Métopes source y désigne en réalité la compositrice (</w:t>
+      </w:r>
+      <w:r>
+        <w:t xml:space="preserve">“Anaïs</w:t>
+      </w:r>
+      <w:r>
+        <w:t xml:space="preserve"> </w:t>
+      </w:r>
+      <w:r>
+        <w:t xml:space="preserve">Lebreton”</w:t>
+      </w:r>
+      <w:r>
+        <w:t xml:space="preserve">), pas les éditrices scientifiques de l’ouvrage (</w:t>
+      </w:r>
+      <w:r>
+        <w:t xml:space="preserve">“sous la</w:t>
+      </w:r>
+      <w:r>
+        <w:t xml:space="preserve"> </w:t>
+      </w:r>
+      <w:r>
+        <w:t xml:space="preserve">direction de Floriane Daguisé et Florence Fix”</w:t>
+      </w:r>
+      <w:r>
+        <w:t xml:space="preserve"> </w:t>
+      </w:r>
+      <w:r>
+        <w:t xml:space="preserve">attendu) — un défaut du</w:t>
+      </w:r>
+      <w:r>
+        <w:t xml:space="preserve"> </w:t>
+      </w:r>
+      <w:r>
+        <w:t xml:space="preserve">balisage source, pas de l’extraction (</w:t>
+      </w:r>
+      <w:r>
+        <w:rPr>
+          <w:rStyle w:val="VerbatimChar"/>
+        </w:rPr>
+        <w:t xml:space="preserve">role="pbd"</w:t>
+      </w:r>
+      <w:r>
+        <w:t xml:space="preserve"> </w:t>
+      </w:r>
+      <w:r>
+        <w:t xml:space="preserve">est le code MARC</w:t>
+      </w:r>
+      <w:r>
+        <w:t xml:space="preserve"> </w:t>
+      </w:r>
+      <w:r>
+        <w:t xml:space="preserve">“Publishing director”</w:t>
+      </w:r>
+      <w:r>
+        <w:t xml:space="preserve">, correctement lu par</w:t>
+      </w:r>
+      <w:r>
+        <w:t xml:space="preserve"> </w:t>
+      </w:r>
+      <w:r>
+        <w:rPr>
+          <w:rStyle w:val="VerbatimChar"/>
+        </w:rPr>
+        <w:t xml:space="preserve">latei_metadata.py</w:t>
+      </w:r>
+      <w:r>
+        <w:t xml:space="preserve">). Sans</w:t>
+      </w:r>
+      <w:r>
+        <w:t xml:space="preserve"> </w:t>
+      </w:r>
+      <w:r>
+        <w:t xml:space="preserve">marqueur fiable pour distinguer les deux rôles dans ce TEI, la correction</w:t>
+      </w:r>
+      <w:r>
+        <w:t xml:space="preserve"> </w:t>
+      </w:r>
+      <w:r>
+        <w:t xml:space="preserve">se fait par</w:t>
+      </w:r>
+      <w:r>
+        <w:t xml:space="preserve"> </w:t>
+      </w:r>
+      <w:r>
+        <w:rPr>
+          <w:b/>
+          <w:bCs/>
+        </w:rPr>
+        <w:t xml:space="preserve">saisie explicite</w:t>
+      </w:r>
+      <w:r>
+        <w:t xml:space="preserve">, jamais en devinant depuis le contenu —</w:t>
+      </w:r>
+      <w:r>
+        <w:t xml:space="preserve"> </w:t>
+      </w:r>
+      <w:r>
+        <w:t xml:space="preserve">même doctrine que</w:t>
+      </w:r>
+      <w:r>
+        <w:t xml:space="preserve"> </w:t>
+      </w:r>
+      <w:r>
+        <w:rPr>
+          <w:rStyle w:val="VerbatimChar"/>
+        </w:rPr>
+        <w:t xml:space="preserve">cover_designer</w:t>
+      </w:r>
+      <w:r>
+        <w:t xml:space="preserve">/</w:t>
+      </w:r>
+      <w:r>
+        <w:rPr>
+          <w:rStyle w:val="VerbatimChar"/>
+        </w:rPr>
+        <w:t xml:space="preserve">editorial_contact</w:t>
+      </w:r>
+      <w:r>
+        <w:t xml:space="preserve"> </w:t>
+      </w:r>
+      <w:r>
+        <w:t xml:space="preserve">(§7.4) : un nouveau</w:t>
+      </w:r>
+      <w:r>
+        <w:t xml:space="preserve"> </w:t>
+      </w:r>
+      <w:r>
+        <w:t xml:space="preserve">champ optionnel, vide par défaut, plombé de bout en bout comme eux</w:t>
+      </w:r>
+      <w:r>
+        <w:t xml:space="preserve"> </w:t>
+      </w:r>
+      <w:r>
+        <w:t xml:space="preserve">(</w:t>
+      </w:r>
+      <w:r>
+        <w:rPr>
+          <w:rStyle w:val="VerbatimChar"/>
+        </w:rPr>
+        <w:t xml:space="preserve">BuildConfig.directors_override</w:t>
+      </w:r>
+      <w:r>
+        <w:t xml:space="preserve"> </w:t>
+      </w:r>
+      <w:r>
+        <w:t xml:space="preserve">→ GUI →</w:t>
+      </w:r>
+      <w:r>
+        <w:t xml:space="preserve"> </w:t>
+      </w:r>
+      <w:r>
+        <w:rPr>
+          <w:rStyle w:val="VerbatimChar"/>
+        </w:rPr>
+        <w:t xml:space="preserve">site_latei_pdf_export</w:t>
+      </w:r>
+      <w:r>
+        <w:t xml:space="preserve"> </w:t>
+      </w:r>
+      <w:r>
+        <w:t xml:space="preserve">→</w:t>
+      </w:r>
+      <w:r>
+        <w:t xml:space="preserve"> </w:t>
+      </w:r>
+      <w:r>
+        <w:rPr>
+          <w:rStyle w:val="VerbatimChar"/>
+        </w:rPr>
+        <w:t xml:space="preserve">run_reversible_export_for_file</w:t>
+      </w:r>
+      <w:r>
+        <w:t xml:space="preserve">) :</w:t>
+      </w:r>
+    </w:p>
+    <w:p>
+      <w:pPr>
+        <w:pStyle w:val="SourceCode"/>
+      </w:pPr>
+      <w:r>
+        <w:rPr>
+          <w:rStyle w:val="CommentTok"/>
+        </w:rPr>
+        <w:t xml:space="preserve"># reversible_integration.py</w:t>
+      </w:r>
+      <w:r>
+        <w:br/>
+      </w:r>
+      <w:r>
+        <w:rPr>
+          <w:rStyle w:val="ControlFlowTok"/>
+        </w:rPr>
+        <w:t xml:space="preserve">if</w:t>
+      </w:r>
+      <w:r>
+        <w:rPr>
+          <w:rStyle w:val="NormalTok"/>
+        </w:rPr>
+        <w:t xml:space="preserve"> directors_override:</w:t>
+      </w:r>
+      <w:r>
+        <w:br/>
+      </w:r>
+      <w:r>
+        <w:rPr>
+          <w:rStyle w:val="NormalTok"/>
+        </w:rPr>
+        <w:t xml:space="preserve">    metadata.directors </w:t>
+      </w:r>
+      <w:r>
+        <w:rPr>
+          <w:rStyle w:val="OperatorTok"/>
+        </w:rPr>
+        <w:t xml:space="preserve">=</w:t>
+      </w:r>
+      <w:r>
+        <w:rPr>
+          <w:rStyle w:val="NormalTok"/>
+        </w:rPr>
+        <w:t xml:space="preserve"> [</w:t>
+      </w:r>
+      <w:r>
+        <w:br/>
+      </w:r>
+      <w:r>
+        <w:rPr>
+          <w:rStyle w:val="NormalTok"/>
+        </w:rPr>
+        <w:t xml:space="preserve">        name.strip()</w:t>
+      </w:r>
+      <w:r>
+        <w:br/>
+      </w:r>
+      <w:r>
+        <w:rPr>
+          <w:rStyle w:val="NormalTok"/>
+        </w:rPr>
+        <w:t xml:space="preserve">        </w:t>
+      </w:r>
+      <w:r>
+        <w:rPr>
+          <w:rStyle w:val="ControlFlowTok"/>
+        </w:rPr>
+        <w:t xml:space="preserve">for</w:t>
+      </w:r>
+      <w:r>
+        <w:rPr>
+          <w:rStyle w:val="NormalTok"/>
+        </w:rPr>
+        <w:t xml:space="preserve"> name </w:t>
+      </w:r>
+      <w:r>
+        <w:rPr>
+          <w:rStyle w:val="KeywordTok"/>
+        </w:rPr>
+        <w:t xml:space="preserve">in</w:t>
+      </w:r>
+      <w:r>
+        <w:rPr>
+          <w:rStyle w:val="NormalTok"/>
+        </w:rPr>
+        <w:t xml:space="preserve"> re.split(</w:t>
+      </w:r>
+      <w:r>
+        <w:rPr>
+          <w:rStyle w:val="VerbatimStringTok"/>
+        </w:rPr>
+        <w:t xml:space="preserve">r"</w:t>
+      </w:r>
+      <w:r>
+        <w:rPr>
+          <w:rStyle w:val="DecValTok"/>
+        </w:rPr>
+        <w:t xml:space="preserve">\s</w:t>
+      </w:r>
+      <w:r>
+        <w:rPr>
+          <w:rStyle w:val="OperatorTok"/>
+        </w:rPr>
+        <w:t xml:space="preserve">+</w:t>
+      </w:r>
+      <w:r>
+        <w:rPr>
+          <w:rStyle w:val="VerbatimStringTok"/>
+        </w:rPr>
+        <w:t xml:space="preserve">et</w:t>
+      </w:r>
+      <w:r>
+        <w:rPr>
+          <w:rStyle w:val="DecValTok"/>
+        </w:rPr>
+        <w:t xml:space="preserve">\s</w:t>
+      </w:r>
+      <w:r>
+        <w:rPr>
+          <w:rStyle w:val="OperatorTok"/>
+        </w:rPr>
+        <w:t xml:space="preserve">+</w:t>
+      </w:r>
+      <w:r>
+        <w:rPr>
+          <w:rStyle w:val="ControlFlowTok"/>
+        </w:rPr>
+        <w:t xml:space="preserve">|</w:t>
+      </w:r>
+      <w:r>
+        <w:rPr>
+          <w:rStyle w:val="PreprocessorTok"/>
+        </w:rPr>
+        <w:t xml:space="preserve">[,;]</w:t>
+      </w:r>
+      <w:r>
+        <w:rPr>
+          <w:rStyle w:val="VerbatimStringTok"/>
+        </w:rPr>
+        <w:t xml:space="preserve">"</w:t>
+      </w:r>
+      <w:r>
+        <w:rPr>
+          <w:rStyle w:val="NormalTok"/>
+        </w:rPr>
+        <w:t xml:space="preserve">, directors_override)</w:t>
+      </w:r>
+      <w:r>
+        <w:br/>
+      </w:r>
+      <w:r>
+        <w:rPr>
+          <w:rStyle w:val="NormalTok"/>
+        </w:rPr>
+        <w:t xml:space="preserve">        </w:t>
+      </w:r>
+      <w:r>
+        <w:rPr>
+          <w:rStyle w:val="ControlFlowTok"/>
+        </w:rPr>
+        <w:t xml:space="preserve">if</w:t>
+      </w:r>
+      <w:r>
+        <w:rPr>
+          <w:rStyle w:val="NormalTok"/>
+        </w:rPr>
+        <w:t xml:space="preserve"> name.strip()</w:t>
+      </w:r>
+      <w:r>
+        <w:br/>
+      </w:r>
+      <w:r>
+        <w:rPr>
+          <w:rStyle w:val="NormalTok"/>
+        </w:rPr>
+        <w:t xml:space="preserve">    ]</w:t>
+      </w:r>
+    </w:p>
+    <w:p>
+      <w:pPr>
+        <w:pStyle w:val="FirstParagraph"/>
+      </w:pPr>
+      <w:r>
+        <w:t xml:space="preserve">Une chaîne ” et “/</w:t>
+      </w:r>
+      <w:r>
+        <w:rPr>
+          <w:rStyle w:val="VerbatimChar"/>
+        </w:rPr>
+        <w:t xml:space="preserve">,</w:t>
+      </w:r>
+      <w:r>
+        <w:t xml:space="preserve">/</w:t>
+      </w:r>
+      <w:r>
+        <w:rPr>
+          <w:rStyle w:val="VerbatimChar"/>
+        </w:rPr>
+        <w:t xml:space="preserve">;</w:t>
+      </w:r>
+      <w:r>
+        <w:t xml:space="preserve">-séparée qui, si fournie,</w:t>
+      </w:r>
+      <w:r>
+        <w:t xml:space="preserve"> </w:t>
+      </w:r>
+      <w:r>
+        <w:rPr>
+          <w:b/>
+          <w:bCs/>
+        </w:rPr>
+        <w:t xml:space="preserve">remplace entièrement</w:t>
+      </w:r>
+      <w:r>
+        <w:t xml:space="preserve"> </w:t>
+      </w:r>
+      <w:r>
+        <w:rPr>
+          <w:rStyle w:val="VerbatimChar"/>
+        </w:rPr>
+        <w:t xml:space="preserve">metadata.directors</w:t>
+      </w:r>
+      <w:r>
+        <w:t xml:space="preserve"> </w:t>
+      </w:r>
+      <w:r>
+        <w:t xml:space="preserve">(donc la ligne « sous la direction de » du §7.3) — vide</w:t>
+      </w:r>
+      <w:r>
+        <w:t xml:space="preserve"> </w:t>
+      </w:r>
+      <w:r>
+        <w:t xml:space="preserve">(comportement par défaut), l’extraction TEI normale reste inchangée. Dans</w:t>
+      </w:r>
+      <w:r>
+        <w:t xml:space="preserve"> </w:t>
+      </w:r>
+      <w:r>
+        <w:t xml:space="preserve">le GUI, ce champ vit dans la même boîte de dialogue optionnelle que le</w:t>
+      </w:r>
+      <w:r>
+        <w:t xml:space="preserve"> </w:t>
+      </w:r>
+      <w:r>
+        <w:t xml:space="preserve">colophon (« Sous la direction de (correction) »), avec la même règle : une</w:t>
+      </w:r>
+      <w:r>
+        <w:t xml:space="preserve"> </w:t>
+      </w:r>
+      <w:r>
+        <w:t xml:space="preserve">valeur non fournie ne change rien au comportement existant.</w:t>
       </w:r>
     </w:p>
     <w:p>
@@ -4604,9 +6908,9 @@
         </w:pict>
       </w:r>
     </w:p>
-    <w:bookmarkEnd w:id="20"/>
-    <w:bookmarkEnd w:id="21"/>
-    <w:bookmarkStart w:id="22" w:name="Xd106a860e691a8d6e328647a327de620163cc89"/>
+    <w:bookmarkEnd w:id="23"/>
+    <w:bookmarkEnd w:id="24"/>
+    <w:bookmarkStart w:id="25" w:name="Xd106a860e691a8d6e328647a327de620163cc89"/>
     <w:p>
       <w:pPr>
         <w:pStyle w:val="Heading1"/>
@@ -5002,8 +7306,8 @@
         </w:pict>
       </w:r>
     </w:p>
-    <w:bookmarkEnd w:id="22"/>
-    <w:bookmarkStart w:id="26" w:name="ouvertures-de-partie-et-de-contribution"/>
+    <w:bookmarkEnd w:id="25"/>
+    <w:bookmarkStart w:id="29" w:name="ouvertures-de-partie-et-de-contribution"/>
     <w:p>
       <w:pPr>
         <w:pStyle w:val="Heading1"/>
@@ -5012,7 +7316,7 @@
         <w:t xml:space="preserve">6. Ouvertures de partie et de contribution</w:t>
       </w:r>
     </w:p>
-    <w:bookmarkStart w:id="23" w:name="pagestyle-vide"/>
+    <w:bookmarkStart w:id="26" w:name="pagestyle-vide"/>
     <w:p>
       <w:pPr>
         <w:pStyle w:val="Heading2"/>
@@ -5126,8 +7430,8 @@
         <w:t xml:space="preserve">le titre courant normalement.</w:t>
       </w:r>
     </w:p>
-    <w:bookmarkEnd w:id="23"/>
-    <w:bookmarkStart w:id="24" w:name="X7c7d1da7a58f626e700ef1fb346b6648def9e50"/>
+    <w:bookmarkEnd w:id="26"/>
+    <w:bookmarkStart w:id="27" w:name="X7c7d1da7a58f626e700ef1fb346b6648def9e50"/>
     <w:p>
       <w:pPr>
         <w:pStyle w:val="Heading2"/>
@@ -5181,8 +7485,8 @@
         <w:t xml:space="preserve">de poursuivre celle de la contribution précédente sur tout le livre.</w:t>
       </w:r>
     </w:p>
-    <w:bookmarkEnd w:id="24"/>
-    <w:bookmarkStart w:id="25" w:name="X396fd31e7a31578209e18e7f00c08b2de10e4a1"/>
+    <w:bookmarkEnd w:id="27"/>
+    <w:bookmarkStart w:id="28" w:name="X396fd31e7a31578209e18e7f00c08b2de10e4a1"/>
     <w:p>
       <w:pPr>
         <w:pStyle w:val="Heading2"/>
@@ -5349,9 +7653,9 @@
         </w:pict>
       </w:r>
     </w:p>
-    <w:bookmarkEnd w:id="25"/>
-    <w:bookmarkEnd w:id="26"/>
-    <w:bookmarkStart w:id="33" w:name="liminaires-et-fin-douvrage"/>
+    <w:bookmarkEnd w:id="28"/>
+    <w:bookmarkEnd w:id="29"/>
+    <w:bookmarkStart w:id="36" w:name="liminaires-et-fin-douvrage"/>
     <w:p>
       <w:pPr>
         <w:pStyle w:val="Heading1"/>
@@ -5360,7 +7664,7 @@
         <w:t xml:space="preserve">7. Liminaires et fin d’ouvrage</w:t>
       </w:r>
     </w:p>
-    <w:bookmarkStart w:id="27" w:name="séquence-complète-référentiel-v0.6-8.1"/>
+    <w:bookmarkStart w:id="30" w:name="séquence-complète-référentiel-v0.6-8.1"/>
     <w:p>
       <w:pPr>
         <w:pStyle w:val="Heading2"/>
@@ -5556,8 +7860,8 @@
         <w:t xml:space="preserve">à la place.</w:t>
       </w:r>
     </w:p>
-    <w:bookmarkEnd w:id="27"/>
-    <w:bookmarkStart w:id="28" w:name="faux-titre"/>
+    <w:bookmarkEnd w:id="30"/>
+    <w:bookmarkStart w:id="31" w:name="faux-titre"/>
     <w:p>
       <w:pPr>
         <w:pStyle w:val="Heading2"/>
@@ -5858,8 +8162,8 @@
         <w:t xml:space="preserve">précis ; seule la vérification humaine directe fait foi ici.</w:t>
       </w:r>
     </w:p>
-    <w:bookmarkEnd w:id="28"/>
-    <w:bookmarkStart w:id="30" w:name="page-de-titre"/>
+    <w:bookmarkEnd w:id="31"/>
+    <w:bookmarkStart w:id="33" w:name="page-de-titre"/>
     <w:p>
       <w:pPr>
         <w:pStyle w:val="Heading2"/>
@@ -6250,6 +8554,33 @@
         <w:rPr>
           <w:rStyle w:val="NormalTok"/>
         </w:rPr>
+        <w:t xml:space="preserve">    subtitle </w:t>
+      </w:r>
+      <w:r>
+        <w:rPr>
+          <w:rStyle w:val="OperatorTok"/>
+        </w:rPr>
+        <w:t xml:space="preserve">=</w:t>
+      </w:r>
+      <w:r>
+        <w:rPr>
+          <w:rStyle w:val="NormalTok"/>
+        </w:rPr>
+        <w:t xml:space="preserve"> _small_caps_century_numerals(_latex_text(subtitle))  </w:t>
+      </w:r>
+      <w:r>
+        <w:rPr>
+          <w:rStyle w:val="CommentTok"/>
+        </w:rPr>
+        <w:t xml:space="preserve"># §4.3</w:t>
+      </w:r>
+      <w:r>
+        <w:br/>
+      </w:r>
+      <w:r>
+        <w:rPr>
+          <w:rStyle w:val="NormalTok"/>
+        </w:rPr>
         <w:t xml:space="preserve">    lines.append(</w:t>
       </w:r>
       <w:r>
@@ -6452,24 +8783,27 @@
       </w:r>
       <w:r>
         <w:rPr>
-          <w:rStyle w:val="ControlFlowTok"/>
-        </w:rPr>
-        <w:t xml:space="preserve">if</w:t>
-      </w:r>
-      <w:r>
-        <w:rPr>
-          <w:rStyle w:val="NormalTok"/>
-        </w:rPr>
-        <w:t xml:space="preserve"> publisher:</w:t>
-      </w:r>
-      <w:r>
-        <w:br/>
-      </w:r>
-      <w:r>
-        <w:rPr>
-          <w:rStyle w:val="NormalTok"/>
-        </w:rPr>
-        <w:t xml:space="preserve">    lines.append(</w:t>
+          <w:rStyle w:val="CommentTok"/>
+        </w:rPr>
+        <w:t xml:space="preserve"># Mention finale : toujours le nom complet PURH fixe, jamais metadata.publisher</w:t>
+      </w:r>
+      <w:r>
+        <w:br/>
+      </w:r>
+      <w:r>
+        <w:rPr>
+          <w:rStyle w:val="CommentTok"/>
+        </w:rPr>
+        <w:t xml:space="preserve"># (parfois le sigle abrégé "PURH" côté TEI source) — voir §4.2.</w:t>
+      </w:r>
+      <w:r>
+        <w:br/>
+      </w:r>
+      <w:r>
+        <w:rPr>
+          <w:rStyle w:val="NormalTok"/>
+        </w:rPr>
+        <w:t xml:space="preserve">lines.append(</w:t>
       </w:r>
       <w:r>
         <w:rPr>
@@ -6487,19 +8821,31 @@
         <w:rPr>
           <w:rStyle w:val="VerbatimStringTok"/>
         </w:rPr>
-        <w:t xml:space="preserve">space{2</w:t>
-      </w:r>
-      <w:r>
-        <w:rPr>
-          <w:rStyle w:val="DecValTok"/>
-        </w:rPr>
-        <w:t xml:space="preserve">\b</w:t>
+        <w:t xml:space="preserve">space</w:t>
+      </w:r>
+      <w:r>
+        <w:rPr>
+          <w:rStyle w:val="OperatorTok"/>
+        </w:rPr>
+        <w:t xml:space="preserve">*</w:t>
       </w:r>
       <w:r>
         <w:rPr>
           <w:rStyle w:val="VerbatimStringTok"/>
         </w:rPr>
-        <w:t xml:space="preserve">aselineskip}"</w:t>
+        <w:t xml:space="preserve">{</w:t>
+      </w:r>
+      <w:r>
+        <w:rPr>
+          <w:rStyle w:val="CharTok"/>
+        </w:rPr>
+        <w:t xml:space="preserve">\f</w:t>
+      </w:r>
+      <w:r>
+        <w:rPr>
+          <w:rStyle w:val="VerbatimStringTok"/>
+        </w:rPr>
+        <w:t xml:space="preserve">ill}"</w:t>
       </w:r>
       <w:r>
         <w:rPr>
@@ -6514,7 +8860,7 @@
         <w:rPr>
           <w:rStyle w:val="NormalTok"/>
         </w:rPr>
-        <w:t xml:space="preserve">    lines.append(</w:t>
+        <w:t xml:space="preserve">lines.append(</w:t>
       </w:r>
       <w:r>
         <w:rPr>
@@ -6532,7 +8878,7 @@
         <w:rPr>
           <w:rStyle w:val="VerbatimStringTok"/>
         </w:rPr>
-        <w:t xml:space="preserve">PurhTitleExtra</w:t>
+        <w:t xml:space="preserve">PurhPublisherMention</w:t>
       </w:r>
       <w:r>
         <w:rPr>
@@ -6550,7 +8896,7 @@
         <w:rPr>
           <w:rStyle w:val="NormalTok"/>
         </w:rPr>
-        <w:t xml:space="preserve">publisher</w:t>
+        <w:t xml:space="preserve">_PURH_FULL_NAME</w:t>
       </w:r>
       <w:r>
         <w:rPr>
@@ -6577,7 +8923,7 @@
         <w:t xml:space="preserve">)</w:t>
       </w:r>
     </w:p>
-    <w:bookmarkStart w:id="29" w:name="X6183024ed2cb5ac3bb6f33aacbe4674b19ad61a"/>
+    <w:bookmarkStart w:id="32" w:name="X6183024ed2cb5ac3bb6f33aacbe4674b19ad61a"/>
     <w:p>
       <w:pPr>
         <w:pStyle w:val="Heading3"/>
@@ -6874,9 +9220,9 @@
         <w:t xml:space="preserve">sans ce préfixe.</w:t>
       </w:r>
     </w:p>
-    <w:bookmarkEnd w:id="29"/>
-    <w:bookmarkEnd w:id="30"/>
-    <w:bookmarkStart w:id="32" w:name="colophon-page-de-crédits"/>
+    <w:bookmarkEnd w:id="32"/>
+    <w:bookmarkEnd w:id="33"/>
+    <w:bookmarkStart w:id="35" w:name="colophon-page-de-crédits"/>
     <w:p>
       <w:pPr>
         <w:pStyle w:val="Heading2"/>
@@ -7922,7 +10268,7 @@
         <w:t xml:space="preserve">"</w:t>
       </w:r>
     </w:p>
-    <w:bookmarkStart w:id="31" w:name="contenu-du-colophon"/>
+    <w:bookmarkStart w:id="34" w:name="contenu-du-colophon"/>
     <w:p>
       <w:pPr>
         <w:pStyle w:val="Heading3"/>
@@ -7953,6 +10299,33 @@
         <w:rPr>
           <w:rStyle w:val="NormalTok"/>
         </w:rPr>
+        <w:t xml:space="preserve">_PURH_FULL_NAME </w:t>
+      </w:r>
+      <w:r>
+        <w:rPr>
+          <w:rStyle w:val="OperatorTok"/>
+        </w:rPr>
+        <w:t xml:space="preserve">=</w:t>
+      </w:r>
+      <w:r>
+        <w:rPr>
+          <w:rStyle w:val="NormalTok"/>
+        </w:rPr>
+        <w:t xml:space="preserve"> </w:t>
+      </w:r>
+      <w:r>
+        <w:rPr>
+          <w:rStyle w:val="StringTok"/>
+        </w:rPr>
+        <w:t xml:space="preserve">"Presses universitaires de Rouen et du Havre"</w:t>
+      </w:r>
+      <w:r>
+        <w:br/>
+      </w:r>
+      <w:r>
+        <w:rPr>
+          <w:rStyle w:val="NormalTok"/>
+        </w:rPr>
         <w:t xml:space="preserve">_PURH_ADDRESS_LINE </w:t>
       </w:r>
       <w:r>
@@ -8301,6 +10674,66 @@
         <w:rPr>
           <w:rStyle w:val="NormalTok"/>
         </w:rPr>
+        <w:t xml:space="preserve">    </w:t>
+      </w:r>
+      <w:r>
+        <w:rPr>
+          <w:rStyle w:val="CommentTok"/>
+        </w:rPr>
+        <w:t xml:space="preserve"># Vérification humaine directe, 2026-08-05 : la ligne de copyright doit</w:t>
+      </w:r>
+      <w:r>
+        <w:br/>
+      </w:r>
+      <w:r>
+        <w:rPr>
+          <w:rStyle w:val="NormalTok"/>
+        </w:rPr>
+        <w:t xml:space="preserve">    </w:t>
+      </w:r>
+      <w:r>
+        <w:rPr>
+          <w:rStyle w:val="CommentTok"/>
+        </w:rPr>
+        <w:t xml:space="preserve"># TOUJOURS figurer, pas seulement quand une année de publication est</w:t>
+      </w:r>
+      <w:r>
+        <w:br/>
+      </w:r>
+      <w:r>
+        <w:rPr>
+          <w:rStyle w:val="NormalTok"/>
+        </w:rPr>
+        <w:t xml:space="preserve">    </w:t>
+      </w:r>
+      <w:r>
+        <w:rPr>
+          <w:rStyle w:val="CommentTok"/>
+        </w:rPr>
+        <w:t xml:space="preserve"># connue (comportement précédent, corrigé ici) — seule l'année, elle,</w:t>
+      </w:r>
+      <w:r>
+        <w:br/>
+      </w:r>
+      <w:r>
+        <w:rPr>
+          <w:rStyle w:val="NormalTok"/>
+        </w:rPr>
+        <w:t xml:space="preserve">    </w:t>
+      </w:r>
+      <w:r>
+        <w:rPr>
+          <w:rStyle w:val="CommentTok"/>
+        </w:rPr>
+        <w:t xml:space="preserve"># reste une métadonnée du livre, ajoutée à la suite quand connue.</w:t>
+      </w:r>
+      <w:r>
+        <w:br/>
+      </w:r>
+      <w:r>
+        <w:rPr>
+          <w:rStyle w:val="NormalTok"/>
+        </w:rPr>
         <w:t xml:space="preserve">    lines </w:t>
       </w:r>
       <w:r>
@@ -8322,7 +10755,67 @@
         <w:rPr>
           <w:rStyle w:val="NormalTok"/>
         </w:rPr>
-        <w:t xml:space="preserve">    </w:t>
+        <w:t xml:space="preserve">    year_suffix </w:t>
+      </w:r>
+      <w:r>
+        <w:rPr>
+          <w:rStyle w:val="OperatorTok"/>
+        </w:rPr>
+        <w:t xml:space="preserve">=</w:t>
+      </w:r>
+      <w:r>
+        <w:rPr>
+          <w:rStyle w:val="NormalTok"/>
+        </w:rPr>
+        <w:t xml:space="preserve"> </w:t>
+      </w:r>
+      <w:r>
+        <w:rPr>
+          <w:rStyle w:val="SpecialStringTok"/>
+        </w:rPr>
+        <w:t xml:space="preserve">f", </w:t>
+      </w:r>
+      <w:r>
+        <w:rPr>
+          <w:rStyle w:val="SpecialCharTok"/>
+        </w:rPr>
+        <w:t xml:space="preserve">{</w:t>
+      </w:r>
+      <w:r>
+        <w:rPr>
+          <w:rStyle w:val="NormalTok"/>
+        </w:rPr>
+        <w:t xml:space="preserve">metadata</w:t>
+      </w:r>
+      <w:r>
+        <w:rPr>
+          <w:rStyle w:val="SpecialCharTok"/>
+        </w:rPr>
+        <w:t xml:space="preserve">.</w:t>
+      </w:r>
+      <w:r>
+        <w:rPr>
+          <w:rStyle w:val="NormalTok"/>
+        </w:rPr>
+        <w:t xml:space="preserve">publication_year</w:t>
+      </w:r>
+      <w:r>
+        <w:rPr>
+          <w:rStyle w:val="SpecialCharTok"/>
+        </w:rPr>
+        <w:t xml:space="preserve">}</w:t>
+      </w:r>
+      <w:r>
+        <w:rPr>
+          <w:rStyle w:val="SpecialStringTok"/>
+        </w:rPr>
+        <w:t xml:space="preserve">"</w:t>
+      </w:r>
+      <w:r>
+        <w:rPr>
+          <w:rStyle w:val="NormalTok"/>
+        </w:rPr>
+        <w:t xml:space="preserve"> </w:t>
       </w:r>
       <w:r>
         <w:rPr>
@@ -8334,22 +10827,40 @@
         <w:rPr>
           <w:rStyle w:val="NormalTok"/>
         </w:rPr>
-        <w:t xml:space="preserve"> metadata.publication_year:</w:t>
-      </w:r>
-      <w:r>
-        <w:br/>
-      </w:r>
-      <w:r>
-        <w:rPr>
-          <w:rStyle w:val="NormalTok"/>
-        </w:rPr>
-        <w:t xml:space="preserve">        lines.append(</w:t>
+        <w:t xml:space="preserve"> metadata.publication_year </w:t>
+      </w:r>
+      <w:r>
+        <w:rPr>
+          <w:rStyle w:val="ControlFlowTok"/>
+        </w:rPr>
+        <w:t xml:space="preserve">else</w:t>
+      </w:r>
+      <w:r>
+        <w:rPr>
+          <w:rStyle w:val="NormalTok"/>
+        </w:rPr>
+        <w:t xml:space="preserve"> </w:t>
+      </w:r>
+      <w:r>
+        <w:rPr>
+          <w:rStyle w:val="StringTok"/>
+        </w:rPr>
+        <w:t xml:space="preserve">""</w:t>
+      </w:r>
+      <w:r>
+        <w:br/>
+      </w:r>
+      <w:r>
+        <w:rPr>
+          <w:rStyle w:val="NormalTok"/>
+        </w:rPr>
+        <w:t xml:space="preserve">    lines.append(</w:t>
       </w:r>
       <w:r>
         <w:rPr>
           <w:rStyle w:val="SpecialStringTok"/>
         </w:rPr>
-        <w:t xml:space="preserve">f"© Presses universitaires de Rouen et du Havre, </w:t>
+        <w:t xml:space="preserve">f"© </w:t>
       </w:r>
       <w:r>
         <w:rPr>
@@ -8361,19 +10872,19 @@
         <w:rPr>
           <w:rStyle w:val="NormalTok"/>
         </w:rPr>
-        <w:t xml:space="preserve">metadata</w:t>
+        <w:t xml:space="preserve">_PURH_FULL_NAME</w:t>
       </w:r>
       <w:r>
         <w:rPr>
           <w:rStyle w:val="SpecialCharTok"/>
         </w:rPr>
-        <w:t xml:space="preserve">.</w:t>
-      </w:r>
-      <w:r>
-        <w:rPr>
-          <w:rStyle w:val="NormalTok"/>
-        </w:rPr>
-        <w:t xml:space="preserve">publication_year</w:t>
+        <w:t xml:space="preserve">}{</w:t>
+      </w:r>
+      <w:r>
+        <w:rPr>
+          <w:rStyle w:val="NormalTok"/>
+        </w:rPr>
+        <w:t xml:space="preserve">year_suffix</w:t>
       </w:r>
       <w:r>
         <w:rPr>
@@ -8607,13 +11118,19 @@
         </w:numPr>
       </w:pPr>
       <w:r>
-        <w:t xml:space="preserve">l’adresse postale et l’URL PURH sont des constantes fixes pour tout livre</w:t>
-      </w:r>
-      <w:r>
-        <w:t xml:space="preserve"> </w:t>
-      </w:r>
-      <w:r>
-        <w:t xml:space="preserve">PURH (dictées telles quelles par l’utilisateur), donc jamais lues depuis</w:t>
+        <w:t xml:space="preserve">l’adresse postale, l’URL et désormais la ligne de copyright PURH sont des</w:t>
+      </w:r>
+      <w:r>
+        <w:t xml:space="preserve"> </w:t>
+      </w:r>
+      <w:r>
+        <w:t xml:space="preserve">constantes fixes pour tout livre PURH (dictées telles quelles par</w:t>
+      </w:r>
+      <w:r>
+        <w:t xml:space="preserve"> </w:t>
+      </w:r>
+      <w:r>
+        <w:t xml:space="preserve">l’utilisateur), donc jamais lues depuis</w:t>
       </w:r>
       <w:r>
         <w:t xml:space="preserve"> </w:t>
@@ -8628,13 +11145,13 @@
         <w:t xml:space="preserve"> </w:t>
       </w:r>
       <w:r>
-        <w:t xml:space="preserve">— ne pas les faire dériver d’une métadonnée par livre pour</w:t>
-      </w:r>
-      <w:r>
-        <w:t xml:space="preserve"> </w:t>
-      </w:r>
-      <w:r>
-        <w:t xml:space="preserve">un autre format ;</w:t>
+        <w:t xml:space="preserve">— ne pas les faire</w:t>
+      </w:r>
+      <w:r>
+        <w:t xml:space="preserve"> </w:t>
+      </w:r>
+      <w:r>
+        <w:t xml:space="preserve">dériver d’une métadonnée par livre pour un autre format ;</w:t>
       </w:r>
     </w:p>
     <w:p>
@@ -8646,28 +11163,7 @@
         </w:numPr>
       </w:pPr>
       <w:r>
-        <w:t xml:space="preserve">la ligne de copyright/année ne s’affiche que si</w:t>
-      </w:r>
-      <w:r>
-        <w:t xml:space="preserve"> </w:t>
-      </w:r>
-      <w:r>
-        <w:rPr>
-          <w:rStyle w:val="VerbatimChar"/>
-        </w:rPr>
-        <w:t xml:space="preserve">publication_year</w:t>
-      </w:r>
-      <w:r>
-        <w:t xml:space="preserve"> </w:t>
-      </w:r>
-      <w:r>
-        <w:t xml:space="preserve">est</w:t>
-      </w:r>
-      <w:r>
-        <w:t xml:space="preserve"> </w:t>
-      </w:r>
-      <w:r>
-        <w:t xml:space="preserve">renseigné, et reste dans tous les cas la ligne juste</w:t>
+        <w:t xml:space="preserve">la ligne de copyright s’affiche</w:t>
       </w:r>
       <w:r>
         <w:t xml:space="preserve"> </w:t>
@@ -8677,31 +11173,65 @@
           <w:b/>
           <w:bCs/>
         </w:rPr>
+        <w:t xml:space="preserve">toujours</w:t>
+      </w:r>
+      <w:r>
+        <w:t xml:space="preserve">, avec ou sans année connue</w:t>
+      </w:r>
+      <w:r>
+        <w:t xml:space="preserve"> </w:t>
+      </w:r>
+      <w:r>
+        <w:t xml:space="preserve">(seul le suffixe</w:t>
+      </w:r>
+      <w:r>
+        <w:t xml:space="preserve"> </w:t>
+      </w:r>
+      <w:r>
+        <w:rPr>
+          <w:rStyle w:val="VerbatimChar"/>
+        </w:rPr>
+        <w:t xml:space="preserve">, {année}</w:t>
+      </w:r>
+      <w:r>
+        <w:t xml:space="preserve"> </w:t>
+      </w:r>
+      <w:r>
+        <w:t xml:space="preserve">est conditionnel), et reste dans tous les cas</w:t>
+      </w:r>
+      <w:r>
+        <w:t xml:space="preserve"> </w:t>
+      </w:r>
+      <w:r>
+        <w:t xml:space="preserve">la ligne juste</w:t>
+      </w:r>
+      <w:r>
+        <w:t xml:space="preserve"> </w:t>
+      </w:r>
+      <w:r>
+        <w:rPr>
+          <w:b/>
+          <w:bCs/>
+        </w:rPr>
         <w:t xml:space="preserve">au-dessus</w:t>
       </w:r>
       <w:r>
         <w:t xml:space="preserve"> </w:t>
       </w:r>
       <w:r>
-        <w:t xml:space="preserve">de</w:t>
-      </w:r>
-      <w:r>
-        <w:t xml:space="preserve"> </w:t>
-      </w:r>
-      <w:r>
-        <w:t xml:space="preserve">l’adresse, y compris quand les lignes de production (couverture/suivi</w:t>
-      </w:r>
-      <w:r>
-        <w:t xml:space="preserve"> </w:t>
-      </w:r>
-      <w:r>
-        <w:t xml:space="preserve">éditorial) sont absentes — c’est le regroupement en deux blocs distincts</w:t>
-      </w:r>
-      <w:r>
-        <w:t xml:space="preserve"> </w:t>
-      </w:r>
-      <w:r>
-        <w:t xml:space="preserve">(</w:t>
+        <w:t xml:space="preserve">de l’adresse, y compris quand les lignes de</w:t>
+      </w:r>
+      <w:r>
+        <w:t xml:space="preserve"> </w:t>
+      </w:r>
+      <w:r>
+        <w:t xml:space="preserve">production (couverture/suivi éditorial) sont absentes — c’est le</w:t>
+      </w:r>
+      <w:r>
+        <w:t xml:space="preserve"> </w:t>
+      </w:r>
+      <w:r>
+        <w:t xml:space="preserve">regroupement en deux blocs distincts (</w:t>
       </w:r>
       <w:r>
         <w:rPr>
@@ -8725,19 +11255,19 @@
         <w:t xml:space="preserve">institutionnel</w:t>
       </w:r>
       <w:r>
-        <w:t xml:space="preserve">), chacun réduit à ses lignes</w:t>
-      </w:r>
-      <w:r>
-        <w:t xml:space="preserve"> </w:t>
-      </w:r>
-      <w:r>
-        <w:t xml:space="preserve">effectivement présentes, qui garantit cet ordre sans jamais laisser un</w:t>
-      </w:r>
-      <w:r>
-        <w:t xml:space="preserve"> </w:t>
-      </w:r>
-      <w:r>
-        <w:t xml:space="preserve">bloc vide créer un blanc superflu.</w:t>
+        <w:t xml:space="preserve">),</w:t>
+      </w:r>
+      <w:r>
+        <w:t xml:space="preserve"> </w:t>
+      </w:r>
+      <w:r>
+        <w:t xml:space="preserve">chacun réduit à ses lignes effectivement présentes, qui garantit cet ordre</w:t>
+      </w:r>
+      <w:r>
+        <w:t xml:space="preserve"> </w:t>
+      </w:r>
+      <w:r>
+        <w:t xml:space="preserve">sans jamais laisser un bloc vide créer un blanc superflu.</w:t>
       </w:r>
     </w:p>
     <w:p>
@@ -8747,10 +11277,10 @@
         </w:pict>
       </w:r>
     </w:p>
-    <w:bookmarkEnd w:id="31"/>
-    <w:bookmarkEnd w:id="32"/>
-    <w:bookmarkEnd w:id="33"/>
-    <w:bookmarkStart w:id="37" w:name="signature-de-fin-darticle"/>
+    <w:bookmarkEnd w:id="34"/>
+    <w:bookmarkEnd w:id="35"/>
+    <w:bookmarkEnd w:id="36"/>
+    <w:bookmarkStart w:id="40" w:name="signature-de-fin-darticle"/>
     <w:p>
       <w:pPr>
         <w:pStyle w:val="Heading1"/>
@@ -8795,7 +11325,7 @@
         <w:t xml:space="preserve">masqués par défaut, §6.3).</w:t>
       </w:r>
     </w:p>
-    <w:bookmarkStart w:id="34" w:name="Xde25fcdb39353ca8210c809e2aeec610c70f8e7"/>
+    <w:bookmarkStart w:id="37" w:name="Xde25fcdb39353ca8210c809e2aeec610c70f8e7"/>
     <w:p>
       <w:pPr>
         <w:pStyle w:val="Heading2"/>
@@ -9864,8 +12394,8 @@
         <w:t xml:space="preserve">même que la signature ait pu être lue plus loin.</w:t>
       </w:r>
     </w:p>
-    <w:bookmarkEnd w:id="34"/>
-    <w:bookmarkStart w:id="35" w:name="mise-en-forme"/>
+    <w:bookmarkEnd w:id="37"/>
+    <w:bookmarkStart w:id="38" w:name="mise-en-forme"/>
     <w:p>
       <w:pPr>
         <w:pStyle w:val="Heading2"/>
@@ -9998,8 +12528,8 @@
         <w:t xml:space="preserve">graisse.</w:t>
       </w:r>
     </w:p>
-    <w:bookmarkEnd w:id="35"/>
-    <w:bookmarkStart w:id="36" w:name="piège-rencontré-empty-hors-makeatletter"/>
+    <w:bookmarkEnd w:id="38"/>
+    <w:bookmarkStart w:id="39" w:name="piège-rencontré-empty-hors-makeatletter"/>
     <w:p>
       <w:pPr>
         <w:pStyle w:val="Heading2"/>
@@ -10212,9 +12742,9 @@
         </w:pict>
       </w:r>
     </w:p>
-    <w:bookmarkEnd w:id="36"/>
-    <w:bookmarkEnd w:id="37"/>
-    <w:bookmarkStart w:id="43" w:name="table-des-matières"/>
+    <w:bookmarkEnd w:id="39"/>
+    <w:bookmarkEnd w:id="40"/>
+    <w:bookmarkStart w:id="47" w:name="table-des-matières"/>
     <w:p>
       <w:pPr>
         <w:pStyle w:val="Heading1"/>
@@ -10231,7 +12761,7 @@
         <w:t xml:space="preserve">Référentiel v0.6 §9.1, vérification humaine directe du 2026-08-04.</w:t>
       </w:r>
     </w:p>
-    <w:bookmarkStart w:id="38" w:name="profondeur"/>
+    <w:bookmarkStart w:id="41" w:name="profondeur"/>
     <w:p>
       <w:pPr>
         <w:pStyle w:val="Heading2"/>
@@ -10352,8 +12882,8 @@
         <w:t xml:space="preserve">doivent y figurer.</w:t>
       </w:r>
     </w:p>
-    <w:bookmarkEnd w:id="38"/>
-    <w:bookmarkStart w:id="41" w:name="entrées-de-contribution"/>
+    <w:bookmarkEnd w:id="41"/>
+    <w:bookmarkStart w:id="45" w:name="entrées-de-contribution"/>
     <w:p>
       <w:pPr>
         <w:pStyle w:val="Heading2"/>
@@ -10379,451 +12909,7 @@
         <w:t xml:space="preserve"> </w:t>
       </w:r>
       <w:r>
-        <w:t xml:space="preserve">l’auteur en gras sur la ligne suivante, en retrait.</w:t>
-      </w:r>
-    </w:p>
-    <w:p>
-      <w:pPr>
-        <w:pStyle w:val="SourceCode"/>
-      </w:pPr>
-      <w:r>
-        <w:rPr>
-          <w:rStyle w:val="FunctionTok"/>
-        </w:rPr>
-        <w:t xml:space="preserve">\titlecontents</w:t>
-      </w:r>
-      <w:r>
-        <w:rPr>
-          <w:rStyle w:val="NormalTok"/>
-        </w:rPr>
-        <w:t xml:space="preserve">{chapter}</w:t>
-      </w:r>
-      <w:r>
-        <w:br/>
-      </w:r>
-      <w:r>
-        <w:rPr>
-          <w:rStyle w:val="NormalTok"/>
-        </w:rPr>
-        <w:t xml:space="preserve">  [0pt]</w:t>
-      </w:r>
-      <w:r>
-        <w:br/>
-      </w:r>
-      <w:r>
-        <w:rPr>
-          <w:rStyle w:val="NormalTok"/>
-        </w:rPr>
-        <w:t xml:space="preserve">  {}</w:t>
-      </w:r>
-      <w:r>
-        <w:br/>
-      </w:r>
-      <w:r>
-        <w:rPr>
-          <w:rStyle w:val="NormalTok"/>
-        </w:rPr>
-        <w:t xml:space="preserve">  {}</w:t>
-      </w:r>
-      <w:r>
-        <w:br/>
-      </w:r>
-      <w:r>
-        <w:rPr>
-          <w:rStyle w:val="NormalTok"/>
-        </w:rPr>
-        <w:t xml:space="preserve">  {}</w:t>
-      </w:r>
-      <w:r>
-        <w:br/>
-      </w:r>
-      <w:r>
-        <w:rPr>
-          <w:rStyle w:val="NormalTok"/>
-        </w:rPr>
-        <w:t xml:space="preserve">  {</w:t>
-      </w:r>
-      <w:r>
-        <w:rPr>
-          <w:rStyle w:val="FunctionTok"/>
-        </w:rPr>
-        <w:t xml:space="preserve">\titlerule*</w:t>
-      </w:r>
-      <w:r>
-        <w:rPr>
-          <w:rStyle w:val="NormalTok"/>
-        </w:rPr>
-        <w:t xml:space="preserve">[0.5pc]{.}</w:t>
-      </w:r>
-      <w:r>
-        <w:rPr>
-          <w:rStyle w:val="FunctionTok"/>
-        </w:rPr>
-        <w:t xml:space="preserve">\contentspage</w:t>
-      </w:r>
-      <w:r>
-        <w:rPr>
-          <w:rStyle w:val="NormalTok"/>
-        </w:rPr>
-        <w:t xml:space="preserve">}</w:t>
-      </w:r>
-    </w:p>
-    <w:p>
-      <w:pPr>
-        <w:pStyle w:val="FirstParagraph"/>
-      </w:pPr>
-      <w:r>
-        <w:t xml:space="preserve">Chaparral Pro reste la fonte ambiante (aucune famille à sélectionner</w:t>
-      </w:r>
-      <w:r>
-        <w:t xml:space="preserve"> </w:t>
-      </w:r>
-      <w:r>
-        <w:t xml:space="preserve">explicitement dans ce bloc) — le réglage antérieur</w:t>
-      </w:r>
-      <w:r>
-        <w:t xml:space="preserve"> </w:t>
-      </w:r>
-      <w:r>
-        <w:rPr>
-          <w:rStyle w:val="VerbatimChar"/>
-        </w:rPr>
-        <w:t xml:space="preserve">\PURHTitleFont\bfseries</w:t>
-      </w:r>
-      <w:r>
-        <w:t xml:space="preserve"> </w:t>
-      </w:r>
-      <w:r>
-        <w:t xml:space="preserve">a été retiré ici précisément, puisque ce niveau doit être sans graisse,</w:t>
-      </w:r>
-      <w:r>
-        <w:t xml:space="preserve"> </w:t>
-      </w:r>
-      <w:r>
-        <w:t xml:space="preserve">contrairement à tous les autres niveaux de titraille corrigés en Bold dans</w:t>
-      </w:r>
-      <w:r>
-        <w:t xml:space="preserve"> </w:t>
-      </w:r>
-      <w:r>
-        <w:t xml:space="preserve">ce même chantier (§2.4). Ne pas confondre les deux : le titre affiché en</w:t>
-      </w:r>
-      <w:r>
-        <w:t xml:space="preserve"> </w:t>
-      </w:r>
-      <w:r>
-        <w:t xml:space="preserve">tête de contribution (§3,</w:t>
-      </w:r>
-      <w:r>
-        <w:t xml:space="preserve"> </w:t>
-      </w:r>
-      <w:r>
-        <w:rPr>
-          <w:rStyle w:val="VerbatimChar"/>
-        </w:rPr>
-        <w:t xml:space="preserve">\lateiContributionTitle</w:t>
-      </w:r>
-      <w:r>
-        <w:t xml:space="preserve">) et son entrée de TDM</w:t>
-      </w:r>
-      <w:r>
-        <w:t xml:space="preserve"> </w:t>
-      </w:r>
-      <w:r>
-        <w:t xml:space="preserve">(ce bloc) ont des règles de graisse opposées.</w:t>
-      </w:r>
-    </w:p>
-    <w:p>
-      <w:pPr>
-        <w:pStyle w:val="BodyText"/>
-      </w:pPr>
-      <w:r>
-        <w:rPr>
-          <w:rStyle w:val="VerbatimChar"/>
-        </w:rPr>
-        <w:t xml:space="preserve">\hfill</w:t>
-      </w:r>
-      <w:r>
-        <w:t xml:space="preserve"> </w:t>
-      </w:r>
-      <w:r>
-        <w:t xml:space="preserve">a été remplacé par le même filet pointillé que</w:t>
-      </w:r>
-      <w:r>
-        <w:t xml:space="preserve"> </w:t>
-      </w:r>
-      <w:r>
-        <w:rPr>
-          <w:rStyle w:val="VerbatimChar"/>
-        </w:rPr>
-        <w:t xml:space="preserve">\section</w:t>
-      </w:r>
-      <w:r>
-        <w:t xml:space="preserve"> </w:t>
-      </w:r>
-      <w:r>
-        <w:t xml:space="preserve">(</w:t>
-      </w:r>
-      <w:r>
-        <w:rPr>
-          <w:rStyle w:val="VerbatimChar"/>
-        </w:rPr>
-        <w:t xml:space="preserve">\titlerule*[0.5pc]{.}\contentspage</w:t>
-      </w:r>
-      <w:r>
-        <w:t xml:space="preserve">) pour la série de points de</w:t>
-      </w:r>
-      <w:r>
-        <w:t xml:space="preserve"> </w:t>
-      </w:r>
-      <w:r>
-        <w:t xml:space="preserve">conduite + numéro de page.</w:t>
-      </w:r>
-    </w:p>
-    <w:p>
-      <w:pPr>
-        <w:pStyle w:val="BodyText"/>
-      </w:pPr>
-      <w:r>
-        <w:t xml:space="preserve">Espacement entre entrées : « pas de saut de ligne entre les références sauf</w:t>
-      </w:r>
-      <w:r>
-        <w:t xml:space="preserve"> </w:t>
-      </w:r>
-      <w:r>
-        <w:t xml:space="preserve">changement de section » — un</w:t>
-      </w:r>
-      <w:r>
-        <w:t xml:space="preserve"> </w:t>
-      </w:r>
-      <w:r>
-        <w:rPr>
-          <w:rStyle w:val="VerbatimChar"/>
-        </w:rPr>
-        <w:t xml:space="preserve">\addvspace{8pt}</w:t>
-      </w:r>
-      <w:r>
-        <w:t xml:space="preserve"> </w:t>
-      </w:r>
-      <w:r>
-        <w:t xml:space="preserve">inconditionnel antérieur a</w:t>
-      </w:r>
-      <w:r>
-        <w:t xml:space="preserve"> </w:t>
-      </w:r>
-      <w:r>
-        <w:t xml:space="preserve">été retiré ; l’espacement avant une nouvelle partie vient désormais</w:t>
-      </w:r>
-      <w:r>
-        <w:t xml:space="preserve"> </w:t>
-      </w:r>
-      <w:r>
-        <w:t xml:space="preserve">uniquement de</w:t>
-      </w:r>
-      <w:r>
-        <w:t xml:space="preserve"> </w:t>
-      </w:r>
-      <w:r>
-        <w:rPr>
-          <w:rStyle w:val="VerbatimChar"/>
-        </w:rPr>
-        <w:t xml:space="preserve">\titlecontents{part}</w:t>
-      </w:r>
-      <w:r>
-        <w:t xml:space="preserve"> </w:t>
-      </w:r>
-      <w:r>
-        <w:t xml:space="preserve">(§9.3), pas de ce bloc.</w:t>
-      </w:r>
-    </w:p>
-    <w:bookmarkStart w:id="39" w:name="retour-à-la-ligne-auteur-en-gras"/>
-    <w:p>
-      <w:pPr>
-        <w:pStyle w:val="Heading3"/>
-      </w:pPr>
-      <w:r>
-        <w:t xml:space="preserve">Retour à la ligne + auteur en gras</w:t>
-      </w:r>
-    </w:p>
-    <w:p>
-      <w:pPr>
-        <w:pStyle w:val="SourceCode"/>
-      </w:pPr>
-      <w:r>
-        <w:rPr>
-          <w:rStyle w:val="FunctionTok"/>
-        </w:rPr>
-        <w:t xml:space="preserve">\newcommand</w:t>
-      </w:r>
-      <w:r>
-        <w:rPr>
-          <w:rStyle w:val="NormalTok"/>
-        </w:rPr>
-        <w:t xml:space="preserve">{</w:t>
-      </w:r>
-      <w:r>
-        <w:rPr>
-          <w:rStyle w:val="ExtensionTok"/>
-        </w:rPr>
-        <w:t xml:space="preserve">\lateiTocAuthorBreak</w:t>
-      </w:r>
-      <w:r>
-        <w:rPr>
-          <w:rStyle w:val="NormalTok"/>
-        </w:rPr>
-        <w:t xml:space="preserve">}{</w:t>
-      </w:r>
-      <w:r>
-        <w:rPr>
-          <w:rStyle w:val="FunctionTok"/>
-        </w:rPr>
-        <w:t xml:space="preserve">\\\hspace*</w:t>
-      </w:r>
-      <w:r>
-        <w:rPr>
-          <w:rStyle w:val="NormalTok"/>
-        </w:rPr>
-        <w:t xml:space="preserve">{1em}</w:t>
-      </w:r>
-      <w:r>
-        <w:rPr>
-          <w:rStyle w:val="FunctionTok"/>
-        </w:rPr>
-        <w:t xml:space="preserve">\bfseries</w:t>
-      </w:r>
-      <w:r>
-        <w:rPr>
-          <w:rStyle w:val="NormalTok"/>
-        </w:rPr>
-        <w:t xml:space="preserve">}</w:t>
-      </w:r>
-    </w:p>
-    <w:p>
-      <w:pPr>
-        <w:pStyle w:val="FirstParagraph"/>
-      </w:pPr>
-      <w:r>
-        <w:rPr>
-          <w:rStyle w:val="VerbatimChar"/>
-        </w:rPr>
-        <w:t xml:space="preserve">\titlecontents</w:t>
-      </w:r>
-      <w:r>
-        <w:t xml:space="preserve"> </w:t>
-      </w:r>
-      <w:r>
-        <w:t xml:space="preserve">(contrairement à</w:t>
-      </w:r>
-      <w:r>
-        <w:t xml:space="preserve"> </w:t>
-      </w:r>
-      <w:r>
-        <w:rPr>
-          <w:rStyle w:val="VerbatimChar"/>
-        </w:rPr>
-        <w:t xml:space="preserve">\@dottedtocline</w:t>
-      </w:r>
-      <w:r>
-        <w:t xml:space="preserve"> </w:t>
-      </w:r>
-      <w:r>
-        <w:t xml:space="preserve">du noyau LaTeX)</w:t>
-      </w:r>
-      <w:r>
-        <w:t xml:space="preserve"> </w:t>
-      </w:r>
-      <w:r>
-        <w:t xml:space="preserve">compose chaque entrée comme un paragraphe à retrait suspendu — un</w:t>
-      </w:r>
-      <w:r>
-        <w:t xml:space="preserve"> </w:t>
-      </w:r>
-      <w:r>
-        <w:rPr>
-          <w:rStyle w:val="VerbatimChar"/>
-        </w:rPr>
-        <w:t xml:space="preserve">\\</w:t>
-      </w:r>
-      <w:r>
-        <w:t xml:space="preserve"> </w:t>
-      </w:r>
-      <w:r>
-        <w:t xml:space="preserve">y</w:t>
-      </w:r>
-      <w:r>
-        <w:t xml:space="preserve"> </w:t>
-      </w:r>
-      <w:r>
-        <w:t xml:space="preserve">force une nouvelle ligne à l’intérieur de la même entrée, contrairement à</w:t>
-      </w:r>
-      <w:r>
-        <w:t xml:space="preserve"> </w:t>
-      </w:r>
-      <w:r>
-        <w:rPr>
-          <w:rStyle w:val="VerbatimChar"/>
-        </w:rPr>
-        <w:t xml:space="preserve">\par</w:t>
-      </w:r>
-      <w:r>
-        <w:t xml:space="preserve">, qui romprait le paragraphe entier de la TDM plutôt que la seule</w:t>
-      </w:r>
-      <w:r>
-        <w:t xml:space="preserve"> </w:t>
-      </w:r>
-      <w:r>
-        <w:t xml:space="preserve">entrée en cours.</w:t>
-      </w:r>
-    </w:p>
-    <w:bookmarkEnd w:id="39"/>
-    <w:bookmarkStart w:id="40" w:name="émission-différée-de-lentrée-de-tdm"/>
-    <w:p>
-      <w:pPr>
-        <w:pStyle w:val="Heading3"/>
-      </w:pPr>
-      <w:r>
-        <w:t xml:space="preserve">Émission différée de l’entrée de TDM</w:t>
-      </w:r>
-    </w:p>
-    <w:p>
-      <w:pPr>
-        <w:pStyle w:val="FirstParagraph"/>
-      </w:pPr>
-      <w:r>
-        <w:t xml:space="preserve">Le titre de la contribution est connu dès le début (option</w:t>
-      </w:r>
-      <w:r>
-        <w:t xml:space="preserve"> </w:t>
-      </w:r>
-      <w:r>
-        <w:rPr>
-          <w:rStyle w:val="VerbatimChar"/>
-        </w:rPr>
-        <w:t xml:space="preserve">data-page-title</w:t>
-      </w:r>
-      <w:r>
-        <w:t xml:space="preserve">), mais l’auteur — nécessaire pour composer l’entrée</w:t>
-      </w:r>
-      <w:r>
-        <w:t xml:space="preserve"> </w:t>
-      </w:r>
-      <w:r>
-        <w:t xml:space="preserve">complète avec son nom en gras dessous — n’est capturé qu’au moment où</w:t>
-      </w:r>
-      <w:r>
-        <w:t xml:space="preserve"> </w:t>
-      </w:r>
-      <w:r>
-        <w:rPr>
-          <w:rStyle w:val="VerbatimChar"/>
-        </w:rPr>
-        <w:t xml:space="preserve">\lateiContributionAuthor</w:t>
-      </w:r>
-      <w:r>
-        <w:t xml:space="preserve"> </w:t>
-      </w:r>
-      <w:r>
-        <w:t xml:space="preserve">s’exécute,</w:t>
+        <w:t xml:space="preserve">l’auteur en gras</w:t>
       </w:r>
       <w:r>
         <w:t xml:space="preserve"> </w:t>
@@ -10833,25 +12919,19 @@
           <w:b/>
           <w:bCs/>
         </w:rPr>
-        <w:t xml:space="preserve">à l’intérieur</w:t>
-      </w:r>
-      <w:r>
-        <w:t xml:space="preserve"> </w:t>
-      </w:r>
-      <w:r>
-        <w:t xml:space="preserve">de</w:t>
-      </w:r>
-      <w:r>
-        <w:t xml:space="preserve"> </w:t>
-      </w:r>
-      <w:r>
-        <w:rPr>
-          <w:rStyle w:val="VerbatimChar"/>
-        </w:rPr>
-        <w:t xml:space="preserve">#2</w:t>
-      </w:r>
-      <w:r>
-        <w:t xml:space="preserve">, donc</w:t>
+        <w:t xml:space="preserve">bas de casse</w:t>
+      </w:r>
+      <w:r>
+        <w:t xml:space="preserve"> </w:t>
+      </w:r>
+      <w:r>
+        <w:t xml:space="preserve">sur la ligne suivante, en retrait — les</w:t>
+      </w:r>
+      <w:r>
+        <w:t xml:space="preserve"> </w:t>
+      </w:r>
+      <w:r>
+        <w:t xml:space="preserve">points de suite et le numéro de page devant rester au niveau du</w:t>
       </w:r>
       <w:r>
         <w:t xml:space="preserve"> </w:t>
@@ -10861,49 +12941,22 @@
           <w:b/>
           <w:bCs/>
         </w:rPr>
-        <w:t xml:space="preserve">après</w:t>
-      </w:r>
-      <w:r>
-        <w:t xml:space="preserve"> </w:t>
-      </w:r>
-      <w:r>
-        <w:t xml:space="preserve">que la rupture d’ouverture (qui déclenchait auparavant</w:t>
-      </w:r>
-      <w:r>
-        <w:t xml:space="preserve"> </w:t>
-      </w:r>
-      <w:r>
-        <w:rPr>
-          <w:rStyle w:val="VerbatimChar"/>
-        </w:rPr>
-        <w:t xml:space="preserve">\addcontentsline</w:t>
-      </w:r>
-      <w:r>
-        <w:t xml:space="preserve"> </w:t>
-      </w:r>
-      <w:r>
-        <w:t xml:space="preserve">immédiatement) s’est produite. Solution : stocker le</w:t>
-      </w:r>
-      <w:r>
-        <w:t xml:space="preserve"> </w:t>
-      </w:r>
-      <w:r>
-        <w:t xml:space="preserve">titre en attente, écrire l’entrée réelle seulement après</w:t>
-      </w:r>
-      <w:r>
-        <w:t xml:space="preserve"> </w:t>
-      </w:r>
-      <w:r>
-        <w:rPr>
-          <w:rStyle w:val="VerbatimChar"/>
-        </w:rPr>
-        <w:t xml:space="preserve">#2</w:t>
-      </w:r>
-      <w:r>
-        <w:t xml:space="preserve"> </w:t>
-      </w:r>
-      <w:r>
-        <w:t xml:space="preserve">:</w:t>
+        <w:t xml:space="preserve">titre</w:t>
+      </w:r>
+      <w:r>
+        <w:t xml:space="preserve">,</w:t>
+      </w:r>
+      <w:r>
+        <w:t xml:space="preserve"> </w:t>
+      </w:r>
+      <w:r>
+        <w:t xml:space="preserve">jamais de l’auteur (vérification humaine directe, 2026-08-05 : deux pièges</w:t>
+      </w:r>
+      <w:r>
+        <w:t xml:space="preserve"> </w:t>
+      </w:r>
+      <w:r>
+        <w:t xml:space="preserve">rencontrés en corrigeant ce point sont détaillés au §11).</w:t>
       </w:r>
     </w:p>
     <w:p>
@@ -10914,262 +12967,76 @@
         <w:rPr>
           <w:rStyle w:val="FunctionTok"/>
         </w:rPr>
-        <w:t xml:space="preserve">\tl</w:t>
-      </w:r>
-      <w:r>
-        <w:rPr>
-          <w:rStyle w:val="NormalTok"/>
-        </w:rPr>
-        <w:t xml:space="preserve">_new:N </w:t>
+        <w:t xml:space="preserve">\titlecontents</w:t>
+      </w:r>
+      <w:r>
+        <w:rPr>
+          <w:rStyle w:val="NormalTok"/>
+        </w:rPr>
+        <w:t xml:space="preserve">{chapter}</w:t>
+      </w:r>
+      <w:r>
+        <w:br/>
+      </w:r>
+      <w:r>
+        <w:rPr>
+          <w:rStyle w:val="NormalTok"/>
+        </w:rPr>
+        <w:t xml:space="preserve">  [0pt]</w:t>
+      </w:r>
+      <w:r>
+        <w:br/>
+      </w:r>
+      <w:r>
+        <w:rPr>
+          <w:rStyle w:val="NormalTok"/>
+        </w:rPr>
+        <w:t xml:space="preserve">  {}</w:t>
+      </w:r>
+      <w:r>
+        <w:br/>
+      </w:r>
+      <w:r>
+        <w:rPr>
+          <w:rStyle w:val="NormalTok"/>
+        </w:rPr>
+        <w:t xml:space="preserve">  {}</w:t>
+      </w:r>
+      <w:r>
+        <w:br/>
+      </w:r>
+      <w:r>
+        <w:rPr>
+          <w:rStyle w:val="NormalTok"/>
+        </w:rPr>
+        <w:t xml:space="preserve">  {}</w:t>
+      </w:r>
+      <w:r>
+        <w:br/>
+      </w:r>
+      <w:r>
+        <w:rPr>
+          <w:rStyle w:val="NormalTok"/>
+        </w:rPr>
+        <w:t xml:space="preserve">  {</w:t>
       </w:r>
       <w:r>
         <w:rPr>
           <w:rStyle w:val="FunctionTok"/>
         </w:rPr>
-        <w:t xml:space="preserve">\g</w:t>
-      </w:r>
-      <w:r>
-        <w:rPr>
-          <w:rStyle w:val="NormalTok"/>
-        </w:rPr>
-        <w:t xml:space="preserve">_latei_pending_toc_title_tl</w:t>
-      </w:r>
-      <w:r>
-        <w:br/>
-      </w:r>
-      <w:r>
-        <w:br/>
+        <w:t xml:space="preserve">\titlerule*</w:t>
+      </w:r>
+      <w:r>
+        <w:rPr>
+          <w:rStyle w:val="NormalTok"/>
+        </w:rPr>
+        <w:t xml:space="preserve">[0.5pc]{.}</w:t>
       </w:r>
       <w:r>
         <w:rPr>
           <w:rStyle w:val="FunctionTok"/>
         </w:rPr>
-        <w:t xml:space="preserve">\cs</w:t>
-      </w:r>
-      <w:r>
-        <w:rPr>
-          <w:rStyle w:val="NormalTok"/>
-        </w:rPr>
-        <w:t xml:space="preserve">_new_protected:Npn </w:t>
-      </w:r>
-      <w:r>
-        <w:rPr>
-          <w:rStyle w:val="FunctionTok"/>
-        </w:rPr>
-        <w:t xml:space="preserve">\latei</w:t>
-      </w:r>
-      <w:r>
-        <w:rPr>
-          <w:rStyle w:val="NormalTok"/>
-        </w:rPr>
-        <w:t xml:space="preserve">_add_contribution_opening_break: {</w:t>
-      </w:r>
-      <w:r>
-        <w:br/>
-      </w:r>
-      <w:r>
-        <w:rPr>
-          <w:rStyle w:val="NormalTok"/>
-        </w:rPr>
-        <w:t xml:space="preserve">  </w:t>
-      </w:r>
-      <w:r>
-        <w:rPr>
-          <w:rStyle w:val="FunctionTok"/>
-        </w:rPr>
-        <w:t xml:space="preserve">\tl</w:t>
-      </w:r>
-      <w:r>
-        <w:rPr>
-          <w:rStyle w:val="NormalTok"/>
-        </w:rPr>
-        <w:t xml:space="preserve">_if_empty:NF </w:t>
-      </w:r>
-      <w:r>
-        <w:rPr>
-          <w:rStyle w:val="FunctionTok"/>
-        </w:rPr>
-        <w:t xml:space="preserve">\l</w:t>
-      </w:r>
-      <w:r>
-        <w:rPr>
-          <w:rStyle w:val="NormalTok"/>
-        </w:rPr>
-        <w:t xml:space="preserve">_latei_option_page_title_tl {</w:t>
-      </w:r>
-      <w:r>
-        <w:br/>
-      </w:r>
-      <w:r>
-        <w:rPr>
-          <w:rStyle w:val="NormalTok"/>
-        </w:rPr>
-        <w:t xml:space="preserve">    </w:t>
-      </w:r>
-      <w:r>
-        <w:rPr>
-          <w:rStyle w:val="FunctionTok"/>
-        </w:rPr>
-        <w:t xml:space="preserve">\cleardoublepage</w:t>
-      </w:r>
-      <w:r>
-        <w:br/>
-      </w:r>
-      <w:r>
-        <w:rPr>
-          <w:rStyle w:val="NormalTok"/>
-        </w:rPr>
-        <w:t xml:space="preserve">    </w:t>
-      </w:r>
-      <w:r>
-        <w:rPr>
-          <w:rStyle w:val="FunctionTok"/>
-        </w:rPr>
-        <w:t xml:space="preserve">\thispagestyle</w:t>
-      </w:r>
-      <w:r>
-        <w:rPr>
-          <w:rStyle w:val="NormalTok"/>
-        </w:rPr>
-        <w:t xml:space="preserve">{empty}</w:t>
-      </w:r>
-      <w:r>
-        <w:br/>
-      </w:r>
-      <w:r>
-        <w:rPr>
-          <w:rStyle w:val="NormalTok"/>
-        </w:rPr>
-        <w:t xml:space="preserve">    </w:t>
-      </w:r>
-      <w:r>
-        <w:rPr>
-          <w:rStyle w:val="FunctionTok"/>
-        </w:rPr>
-        <w:t xml:space="preserve">\phantomsection</w:t>
-      </w:r>
-      <w:r>
-        <w:br/>
-      </w:r>
-      <w:r>
-        <w:rPr>
-          <w:rStyle w:val="NormalTok"/>
-        </w:rPr>
-        <w:t xml:space="preserve">    </w:t>
-      </w:r>
-      <w:r>
-        <w:rPr>
-          <w:rStyle w:val="FunctionTok"/>
-        </w:rPr>
-        <w:t xml:space="preserve">\tl</w:t>
-      </w:r>
-      <w:r>
-        <w:rPr>
-          <w:rStyle w:val="NormalTok"/>
-        </w:rPr>
-        <w:t xml:space="preserve">_gset_eq:NN </w:t>
-      </w:r>
-      <w:r>
-        <w:rPr>
-          <w:rStyle w:val="FunctionTok"/>
-        </w:rPr>
-        <w:t xml:space="preserve">\g</w:t>
-      </w:r>
-      <w:r>
-        <w:rPr>
-          <w:rStyle w:val="NormalTok"/>
-        </w:rPr>
-        <w:t xml:space="preserve">_latei_pending_toc_title_tl </w:t>
-      </w:r>
-      <w:r>
-        <w:rPr>
-          <w:rStyle w:val="FunctionTok"/>
-        </w:rPr>
-        <w:t xml:space="preserve">\l</w:t>
-      </w:r>
-      <w:r>
-        <w:rPr>
-          <w:rStyle w:val="NormalTok"/>
-        </w:rPr>
-        <w:t xml:space="preserve">_latei_option_page_title_tl</w:t>
-      </w:r>
-      <w:r>
-        <w:br/>
-      </w:r>
-      <w:r>
-        <w:rPr>
-          <w:rStyle w:val="NormalTok"/>
-        </w:rPr>
-        <w:t xml:space="preserve">    </w:t>
-      </w:r>
-      <w:r>
-        <w:rPr>
-          <w:rStyle w:val="FunctionTok"/>
-        </w:rPr>
-        <w:t xml:space="preserve">\exp</w:t>
-      </w:r>
-      <w:r>
-        <w:rPr>
-          <w:rStyle w:val="NormalTok"/>
-        </w:rPr>
-        <w:t xml:space="preserve">_args:NV </w:t>
-      </w:r>
-      <w:r>
-        <w:rPr>
-          <w:rStyle w:val="FunctionTok"/>
-        </w:rPr>
-        <w:t xml:space="preserve">\latei</w:t>
-      </w:r>
-      <w:r>
-        <w:rPr>
-          <w:rStyle w:val="NormalTok"/>
-        </w:rPr>
-        <w:t xml:space="preserve">_markboth_recto:n </w:t>
-      </w:r>
-      <w:r>
-        <w:rPr>
-          <w:rStyle w:val="FunctionTok"/>
-        </w:rPr>
-        <w:t xml:space="preserve">\l</w:t>
-      </w:r>
-      <w:r>
-        <w:rPr>
-          <w:rStyle w:val="NormalTok"/>
-        </w:rPr>
-        <w:t xml:space="preserve">_latei_option_page_title_tl</w:t>
-      </w:r>
-      <w:r>
-        <w:br/>
-      </w:r>
-      <w:r>
-        <w:rPr>
-          <w:rStyle w:val="NormalTok"/>
-        </w:rPr>
-        <w:t xml:space="preserve">    </w:t>
-      </w:r>
-      <w:r>
-        <w:rPr>
-          <w:rStyle w:val="FunctionTok"/>
-        </w:rPr>
-        <w:t xml:space="preserve">\setcounter</w:t>
-      </w:r>
-      <w:r>
-        <w:rPr>
-          <w:rStyle w:val="NormalTok"/>
-        </w:rPr>
-        <w:t xml:space="preserve">{footnote}{0}</w:t>
-      </w:r>
-      <w:r>
-        <w:br/>
-      </w:r>
-      <w:r>
-        <w:rPr>
-          <w:rStyle w:val="NormalTok"/>
-        </w:rPr>
-        <w:t xml:space="preserve">  }</w:t>
-      </w:r>
-      <w:r>
-        <w:br/>
+        <w:t xml:space="preserve">\contentspage</w:t>
       </w:r>
       <w:r>
         <w:rPr>
@@ -11177,434 +13044,117 @@
         </w:rPr>
         <w:t xml:space="preserve">}</w:t>
       </w:r>
-      <w:r>
-        <w:br/>
-      </w:r>
-      <w:r>
-        <w:br/>
-      </w:r>
-      <w:r>
-        <w:rPr>
-          <w:rStyle w:val="FunctionTok"/>
-        </w:rPr>
-        <w:t xml:space="preserve">\cs</w:t>
-      </w:r>
-      <w:r>
-        <w:rPr>
-          <w:rStyle w:val="NormalTok"/>
-        </w:rPr>
-        <w:t xml:space="preserve">_new_protected:Npn </w:t>
-      </w:r>
-      <w:r>
-        <w:rPr>
-          <w:rStyle w:val="FunctionTok"/>
-        </w:rPr>
-        <w:t xml:space="preserve">\latei</w:t>
-      </w:r>
-      <w:r>
-        <w:rPr>
-          <w:rStyle w:val="NormalTok"/>
-        </w:rPr>
-        <w:t xml:space="preserve">_finish_contribution_toc_entry: {</w:t>
-      </w:r>
-      <w:r>
-        <w:br/>
-      </w:r>
-      <w:r>
-        <w:rPr>
-          <w:rStyle w:val="NormalTok"/>
-        </w:rPr>
-        <w:t xml:space="preserve">  </w:t>
-      </w:r>
-      <w:r>
-        <w:rPr>
-          <w:rStyle w:val="FunctionTok"/>
-        </w:rPr>
-        <w:t xml:space="preserve">\tl</w:t>
-      </w:r>
-      <w:r>
-        <w:rPr>
-          <w:rStyle w:val="NormalTok"/>
-        </w:rPr>
-        <w:t xml:space="preserve">_if_empty:NF </w:t>
-      </w:r>
-      <w:r>
-        <w:rPr>
-          <w:rStyle w:val="FunctionTok"/>
-        </w:rPr>
-        <w:t xml:space="preserve">\g</w:t>
-      </w:r>
-      <w:r>
-        <w:rPr>
-          <w:rStyle w:val="NormalTok"/>
-        </w:rPr>
-        <w:t xml:space="preserve">_latei_pending_toc_title_tl {</w:t>
-      </w:r>
-      <w:r>
-        <w:br/>
-      </w:r>
-      <w:r>
-        <w:rPr>
-          <w:rStyle w:val="NormalTok"/>
-        </w:rPr>
-        <w:t xml:space="preserve">    </w:t>
-      </w:r>
-      <w:r>
-        <w:rPr>
-          <w:rStyle w:val="FunctionTok"/>
-        </w:rPr>
-        <w:t xml:space="preserve">\ifx\lateiSignatureAuthor\lateiSignatureEmpty</w:t>
-      </w:r>
-      <w:r>
-        <w:br/>
-      </w:r>
-      <w:r>
-        <w:rPr>
-          <w:rStyle w:val="NormalTok"/>
-        </w:rPr>
-        <w:t xml:space="preserve">      </w:t>
-      </w:r>
-      <w:r>
-        <w:rPr>
-          <w:rStyle w:val="FunctionTok"/>
-        </w:rPr>
-        <w:t xml:space="preserve">\addcontentsline</w:t>
-      </w:r>
-      <w:r>
-        <w:rPr>
-          <w:rStyle w:val="NormalTok"/>
-        </w:rPr>
-        <w:t xml:space="preserve">{toc}{chapter}{</w:t>
-      </w:r>
-      <w:r>
-        <w:rPr>
-          <w:rStyle w:val="FunctionTok"/>
-        </w:rPr>
-        <w:t xml:space="preserve">\tl</w:t>
-      </w:r>
-      <w:r>
-        <w:rPr>
-          <w:rStyle w:val="NormalTok"/>
-        </w:rPr>
-        <w:t xml:space="preserve">_use:N </w:t>
-      </w:r>
-      <w:r>
-        <w:rPr>
-          <w:rStyle w:val="FunctionTok"/>
-        </w:rPr>
-        <w:t xml:space="preserve">\g</w:t>
-      </w:r>
-      <w:r>
-        <w:rPr>
-          <w:rStyle w:val="NormalTok"/>
-        </w:rPr>
-        <w:t xml:space="preserve">_latei_pending_toc_title_tl}</w:t>
-      </w:r>
-      <w:r>
-        <w:br/>
-      </w:r>
-      <w:r>
-        <w:rPr>
-          <w:rStyle w:val="NormalTok"/>
-        </w:rPr>
-        <w:t xml:space="preserve">    </w:t>
-      </w:r>
-      <w:r>
-        <w:rPr>
-          <w:rStyle w:val="FunctionTok"/>
-        </w:rPr>
-        <w:t xml:space="preserve">\else</w:t>
-      </w:r>
-      <w:r>
-        <w:br/>
-      </w:r>
-      <w:r>
-        <w:rPr>
-          <w:rStyle w:val="NormalTok"/>
-        </w:rPr>
-        <w:t xml:space="preserve">      </w:t>
-      </w:r>
-      <w:r>
-        <w:rPr>
-          <w:rStyle w:val="FunctionTok"/>
-        </w:rPr>
-        <w:t xml:space="preserve">\addcontentsline</w:t>
-      </w:r>
-      <w:r>
-        <w:rPr>
-          <w:rStyle w:val="NormalTok"/>
-        </w:rPr>
-        <w:t xml:space="preserve">{toc}{chapter}{</w:t>
-      </w:r>
-      <w:r>
-        <w:rPr>
-          <w:rStyle w:val="CommentTok"/>
-        </w:rPr>
-        <w:t xml:space="preserve">%</w:t>
-      </w:r>
-      <w:r>
-        <w:br/>
-      </w:r>
-      <w:r>
-        <w:rPr>
-          <w:rStyle w:val="NormalTok"/>
-        </w:rPr>
-        <w:t xml:space="preserve">        </w:t>
-      </w:r>
-      <w:r>
-        <w:rPr>
-          <w:rStyle w:val="FunctionTok"/>
-        </w:rPr>
-        <w:t xml:space="preserve">\tl</w:t>
-      </w:r>
-      <w:r>
-        <w:rPr>
-          <w:rStyle w:val="NormalTok"/>
-        </w:rPr>
-        <w:t xml:space="preserve">_use:N </w:t>
-      </w:r>
-      <w:r>
-        <w:rPr>
-          <w:rStyle w:val="FunctionTok"/>
-        </w:rPr>
-        <w:t xml:space="preserve">\g</w:t>
-      </w:r>
-      <w:r>
-        <w:rPr>
-          <w:rStyle w:val="NormalTok"/>
-        </w:rPr>
-        <w:t xml:space="preserve">_latei_pending_toc_title_tl </w:t>
-      </w:r>
-      <w:r>
-        <w:rPr>
-          <w:rStyle w:val="FunctionTok"/>
-        </w:rPr>
-        <w:t xml:space="preserve">\lateiTocAuthorBreak</w:t>
-      </w:r>
-      <w:r>
-        <w:rPr>
-          <w:rStyle w:val="NormalTok"/>
-        </w:rPr>
-        <w:t xml:space="preserve"> </w:t>
-      </w:r>
-      <w:r>
-        <w:rPr>
-          <w:rStyle w:val="FunctionTok"/>
-        </w:rPr>
-        <w:t xml:space="preserve">\lateiSignatureAuthor</w:t>
-      </w:r>
-      <w:r>
-        <w:rPr>
-          <w:rStyle w:val="NormalTok"/>
-        </w:rPr>
-        <w:t xml:space="preserve">}</w:t>
-      </w:r>
-      <w:r>
-        <w:br/>
-      </w:r>
-      <w:r>
-        <w:rPr>
-          <w:rStyle w:val="NormalTok"/>
-        </w:rPr>
-        <w:t xml:space="preserve">    </w:t>
-      </w:r>
-      <w:r>
-        <w:rPr>
-          <w:rStyle w:val="FunctionTok"/>
-        </w:rPr>
-        <w:t xml:space="preserve">\fi</w:t>
-      </w:r>
-      <w:r>
-        <w:br/>
-      </w:r>
-      <w:r>
-        <w:rPr>
-          <w:rStyle w:val="NormalTok"/>
-        </w:rPr>
-        <w:t xml:space="preserve">    </w:t>
-      </w:r>
-      <w:r>
-        <w:rPr>
-          <w:rStyle w:val="FunctionTok"/>
-        </w:rPr>
-        <w:t xml:space="preserve">\tl</w:t>
-      </w:r>
-      <w:r>
-        <w:rPr>
-          <w:rStyle w:val="NormalTok"/>
-        </w:rPr>
-        <w:t xml:space="preserve">_gclear:N </w:t>
-      </w:r>
-      <w:r>
-        <w:rPr>
-          <w:rStyle w:val="FunctionTok"/>
-        </w:rPr>
-        <w:t xml:space="preserve">\g</w:t>
-      </w:r>
-      <w:r>
-        <w:rPr>
-          <w:rStyle w:val="NormalTok"/>
-        </w:rPr>
-        <w:t xml:space="preserve">_latei_pending_toc_title_tl</w:t>
-      </w:r>
-      <w:r>
-        <w:br/>
-      </w:r>
-      <w:r>
-        <w:rPr>
-          <w:rStyle w:val="NormalTok"/>
-        </w:rPr>
-        <w:t xml:space="preserve">  }</w:t>
-      </w:r>
-      <w:r>
-        <w:br/>
-      </w:r>
-      <w:r>
-        <w:rPr>
-          <w:rStyle w:val="NormalTok"/>
-        </w:rPr>
-        <w:t xml:space="preserve">}</w:t>
-      </w:r>
     </w:p>
     <w:p>
       <w:pPr>
         <w:pStyle w:val="FirstParagraph"/>
       </w:pPr>
       <w:r>
-        <w:t xml:space="preserve">Appelé après</w:t>
-      </w:r>
-      <w:r>
-        <w:t xml:space="preserve"> </w:t>
-      </w:r>
-      <w:r>
-        <w:rPr>
-          <w:rStyle w:val="VerbatimChar"/>
-        </w:rPr>
-        <w:t xml:space="preserve">#2</w:t>
-      </w:r>
-      <w:r>
-        <w:t xml:space="preserve"> </w:t>
-      </w:r>
-      <w:r>
-        <w:t xml:space="preserve">dans</w:t>
-      </w:r>
-      <w:r>
-        <w:t xml:space="preserve"> </w:t>
-      </w:r>
-      <w:r>
-        <w:rPr>
-          <w:rStyle w:val="VerbatimChar"/>
-        </w:rPr>
-        <w:t xml:space="preserve">\lateiRenderFrontGroup</w:t>
-      </w:r>
-      <w:r>
-        <w:t xml:space="preserve">/</w:t>
-      </w:r>
-      <w:r>
-        <w:rPr>
-          <w:rStyle w:val="VerbatimChar"/>
-        </w:rPr>
-        <w:t xml:space="preserve">\lateiRenderChapterGroup</w:t>
-      </w:r>
-      <w:r>
-        <w:t xml:space="preserve">,</w:t>
-      </w:r>
-      <w:r>
-        <w:t xml:space="preserve"> </w:t>
-      </w:r>
-      <w:r>
-        <w:t xml:space="preserve">au même moment que</w:t>
-      </w:r>
-      <w:r>
-        <w:t xml:space="preserve"> </w:t>
-      </w:r>
-      <w:r>
-        <w:rPr>
-          <w:rStyle w:val="VerbatimChar"/>
-        </w:rPr>
-        <w:t xml:space="preserve">\lateiRenderContributionSignature</w:t>
-      </w:r>
-      <w:r>
-        <w:t xml:space="preserve"> </w:t>
-      </w:r>
-      <w:r>
-        <w:t xml:space="preserve">(§8.1) — les deux</w:t>
-      </w:r>
-      <w:r>
-        <w:t xml:space="preserve"> </w:t>
-      </w:r>
-      <w:r>
-        <w:t xml:space="preserve">fonctionnalités (signature de fin d’article, auteur en TDM) partagent</w:t>
-      </w:r>
-      <w:r>
-        <w:t xml:space="preserve"> </w:t>
-      </w:r>
-      <w:r>
-        <w:t xml:space="preserve">exactement le même mécanisme de capture/émission différée, pour la même</w:t>
-      </w:r>
-      <w:r>
-        <w:t xml:space="preserve"> </w:t>
-      </w:r>
-      <w:r>
-        <w:t xml:space="preserve">raison structurelle.</w:t>
-      </w:r>
-    </w:p>
-    <w:bookmarkEnd w:id="40"/>
-    <w:bookmarkEnd w:id="41"/>
-    <w:bookmarkStart w:id="42" w:name="entrées-de-partie"/>
-    <w:p>
-      <w:pPr>
-        <w:pStyle w:val="Heading2"/>
-      </w:pPr>
-      <w:r>
-        <w:t xml:space="preserve">9.3. Entrées de partie</w:t>
-      </w:r>
-    </w:p>
-    <w:p>
-      <w:pPr>
-        <w:pStyle w:val="FirstParagraph"/>
-      </w:pPr>
-      <w:r>
-        <w:t xml:space="preserve">Le référentiel dit « titres de section », mais désigne en réalité ici le</w:t>
-      </w:r>
-      <w:r>
-        <w:t xml:space="preserve"> </w:t>
-      </w:r>
-      <w:r>
-        <w:t xml:space="preserve">niveau</w:t>
-      </w:r>
-      <w:r>
-        <w:t xml:space="preserve"> </w:t>
-      </w:r>
-      <w:r>
-        <w:rPr>
-          <w:rStyle w:val="VerbatimChar"/>
-        </w:rPr>
-        <w:t xml:space="preserve">\part</w:t>
-      </w:r>
-      <w:r>
-        <w:t xml:space="preserve"> </w:t>
-      </w:r>
-      <w:r>
-        <w:t xml:space="preserve">de ce document (les véritables intertitres/sections sont</w:t>
-      </w:r>
-      <w:r>
-        <w:t xml:space="preserve"> </w:t>
-      </w:r>
-      <w:r>
-        <w:t xml:space="preserve">exclus de la TDM depuis</w:t>
-      </w:r>
-      <w:r>
-        <w:t xml:space="preserve"> </w:t>
-      </w:r>
-      <w:r>
-        <w:rPr>
-          <w:rStyle w:val="VerbatimChar"/>
-        </w:rPr>
-        <w:t xml:space="preserve">tocdepth=0</w:t>
-      </w:r>
-      <w:r>
-        <w:t xml:space="preserve">, §9.1). Josefin Sans</w:t>
+        <w:t xml:space="preserve">Chaparral Pro reste la fonte ambiante (aucune famille à sélectionner</w:t>
+      </w:r>
+      <w:r>
+        <w:t xml:space="preserve"> </w:t>
+      </w:r>
+      <w:r>
+        <w:t xml:space="preserve">explicitement dans ce bloc) — le réglage antérieur</w:t>
+      </w:r>
+      <w:r>
+        <w:t xml:space="preserve"> </w:t>
+      </w:r>
+      <w:r>
+        <w:rPr>
+          <w:rStyle w:val="VerbatimChar"/>
+        </w:rPr>
+        <w:t xml:space="preserve">\PURHTitleFont\bfseries</w:t>
+      </w:r>
+      <w:r>
+        <w:t xml:space="preserve"> </w:t>
+      </w:r>
+      <w:r>
+        <w:t xml:space="preserve">a été retiré ici précisément, puisque ce niveau doit être sans graisse,</w:t>
+      </w:r>
+      <w:r>
+        <w:t xml:space="preserve"> </w:t>
+      </w:r>
+      <w:r>
+        <w:t xml:space="preserve">contrairement à tous les autres niveaux de titraille corrigés en Bold dans</w:t>
+      </w:r>
+      <w:r>
+        <w:t xml:space="preserve"> </w:t>
+      </w:r>
+      <w:r>
+        <w:t xml:space="preserve">ce même chantier (§2.4). Ne pas confondre les deux : le titre affiché en</w:t>
+      </w:r>
+      <w:r>
+        <w:t xml:space="preserve"> </w:t>
+      </w:r>
+      <w:r>
+        <w:t xml:space="preserve">tête de contribution (§3,</w:t>
+      </w:r>
+      <w:r>
+        <w:t xml:space="preserve"> </w:t>
+      </w:r>
+      <w:r>
+        <w:rPr>
+          <w:rStyle w:val="VerbatimChar"/>
+        </w:rPr>
+        <w:t xml:space="preserve">\lateiContributionTitle</w:t>
+      </w:r>
+      <w:r>
+        <w:t xml:space="preserve">) et son entrée de TDM</w:t>
+      </w:r>
+      <w:r>
+        <w:t xml:space="preserve"> </w:t>
+      </w:r>
+      <w:r>
+        <w:t xml:space="preserve">(ce bloc) ont des règles de graisse opposées.</w:t>
+      </w:r>
+    </w:p>
+    <w:p>
+      <w:pPr>
+        <w:pStyle w:val="BodyText"/>
+      </w:pPr>
+      <w:r>
+        <w:rPr>
+          <w:rStyle w:val="VerbatimChar"/>
+        </w:rPr>
+        <w:t xml:space="preserve">\hfill</w:t>
+      </w:r>
+      <w:r>
+        <w:t xml:space="preserve"> </w:t>
+      </w:r>
+      <w:r>
+        <w:t xml:space="preserve">a été remplacé par le même filet pointillé que</w:t>
+      </w:r>
+      <w:r>
+        <w:t xml:space="preserve"> </w:t>
+      </w:r>
+      <w:r>
+        <w:rPr>
+          <w:rStyle w:val="VerbatimChar"/>
+        </w:rPr>
+        <w:t xml:space="preserve">\section</w:t>
+      </w:r>
+      <w:r>
+        <w:t xml:space="preserve"> </w:t>
+      </w:r>
+      <w:r>
+        <w:t xml:space="preserve">(</w:t>
+      </w:r>
+      <w:r>
+        <w:rPr>
+          <w:rStyle w:val="VerbatimChar"/>
+        </w:rPr>
+        <w:t xml:space="preserve">\titlerule*[0.5pc]{.}\contentspage</w:t>
+      </w:r>
+      <w:r>
+        <w:t xml:space="preserve">) pour la série de points de</w:t>
+      </w:r>
+      <w:r>
+        <w:t xml:space="preserve"> </w:t>
+      </w:r>
+      <w:r>
+        <w:t xml:space="preserve">conduite + numéro de page.</w:t>
       </w:r>
       <w:r>
         <w:t xml:space="preserve"> </w:t>
@@ -11614,19 +13164,1687 @@
           <w:b/>
           <w:bCs/>
         </w:rPr>
-        <w:t xml:space="preserve">Bold</w:t>
-      </w:r>
-      <w:r>
-        <w:t xml:space="preserve"> </w:t>
-      </w:r>
-      <w:r>
-        <w:t xml:space="preserve">centré,</w:t>
-      </w:r>
-      <w:r>
-        <w:t xml:space="preserve"> </w:t>
-      </w:r>
-      <w:r>
-        <w:t xml:space="preserve">un peu plus grand que le corps (12 pt contre 11 pt), ligne vide avant et</w:t>
+        <w:t xml:space="preserve">Ce 4e argument n’a plus bougé depuis</w:t>
+      </w:r>
+      <w:r>
+        <w:t xml:space="preserve"> </w:t>
+      </w:r>
+      <w:r>
+        <w:t xml:space="preserve">: une</w:t>
+      </w:r>
+      <w:r>
+        <w:t xml:space="preserve"> </w:t>
+      </w:r>
+      <w:r>
+        <w:t xml:space="preserve">tentative du 2026-08-05 de le vider et de déplacer le filet dans le texte</w:t>
+      </w:r>
+      <w:r>
+        <w:t xml:space="preserve"> </w:t>
+      </w:r>
+      <w:r>
+        <w:t xml:space="preserve">de l’entrée elle-même (pour le garantir sur la ligne du titre) a cassé les</w:t>
+      </w:r>
+      <w:r>
+        <w:t xml:space="preserve"> </w:t>
+      </w:r>
+      <w:r>
+        <w:t xml:space="preserve">signets PDF automatiques du paquet</w:t>
+      </w:r>
+      <w:r>
+        <w:t xml:space="preserve"> </w:t>
+      </w:r>
+      <w:r>
+        <w:rPr>
+          <w:rStyle w:val="VerbatimChar"/>
+        </w:rPr>
+        <w:t xml:space="preserve">bookmark</w:t>
+      </w:r>
+      <w:r>
+        <w:t xml:space="preserve"> </w:t>
+      </w:r>
+      <w:r>
+        <w:t xml:space="preserve">— voir §11 pour le détail du</w:t>
+      </w:r>
+      <w:r>
+        <w:t xml:space="preserve"> </w:t>
+      </w:r>
+      <w:r>
+        <w:t xml:space="preserve">bug et la solution finalement retenue (une ligne de TDM séparée pour</w:t>
+      </w:r>
+      <w:r>
+        <w:t xml:space="preserve"> </w:t>
+      </w:r>
+      <w:r>
+        <w:t xml:space="preserve">l’auteur, ci-dessous).</w:t>
+      </w:r>
+    </w:p>
+    <w:p>
+      <w:pPr>
+        <w:pStyle w:val="BodyText"/>
+      </w:pPr>
+      <w:r>
+        <w:t xml:space="preserve">Espacement entre entrées : « pas de saut de ligne entre les références sauf</w:t>
+      </w:r>
+      <w:r>
+        <w:t xml:space="preserve"> </w:t>
+      </w:r>
+      <w:r>
+        <w:t xml:space="preserve">changement de section » — un</w:t>
+      </w:r>
+      <w:r>
+        <w:t xml:space="preserve"> </w:t>
+      </w:r>
+      <w:r>
+        <w:rPr>
+          <w:rStyle w:val="VerbatimChar"/>
+        </w:rPr>
+        <w:t xml:space="preserve">\addvspace{8pt}</w:t>
+      </w:r>
+      <w:r>
+        <w:t xml:space="preserve"> </w:t>
+      </w:r>
+      <w:r>
+        <w:t xml:space="preserve">inconditionnel antérieur a</w:t>
+      </w:r>
+      <w:r>
+        <w:t xml:space="preserve"> </w:t>
+      </w:r>
+      <w:r>
+        <w:t xml:space="preserve">été retiré ; l’espacement avant une nouvelle partie vient désormais</w:t>
+      </w:r>
+      <w:r>
+        <w:t xml:space="preserve"> </w:t>
+      </w:r>
+      <w:r>
+        <w:t xml:space="preserve">uniquement de</w:t>
+      </w:r>
+      <w:r>
+        <w:t xml:space="preserve"> </w:t>
+      </w:r>
+      <w:r>
+        <w:rPr>
+          <w:rStyle w:val="VerbatimChar"/>
+        </w:rPr>
+        <w:t xml:space="preserve">\titlecontents{part}</w:t>
+      </w:r>
+      <w:r>
+        <w:t xml:space="preserve"> </w:t>
+      </w:r>
+      <w:r>
+        <w:t xml:space="preserve">(§9.3), pas de ce bloc.</w:t>
+      </w:r>
+    </w:p>
+    <w:bookmarkStart w:id="42" w:name="X433187a8ae9bba051c3c8da557729a03acbeec5"/>
+    <w:p>
+      <w:pPr>
+        <w:pStyle w:val="Heading3"/>
+      </w:pPr>
+      <w:r>
+        <w:t xml:space="preserve">Ligne d’auteur séparée (mécanisme actuel, révisé le 2026-08-05)</w:t>
+      </w:r>
+    </w:p>
+    <w:p>
+      <w:pPr>
+        <w:pStyle w:val="SourceCode"/>
+      </w:pPr>
+      <w:r>
+        <w:rPr>
+          <w:rStyle w:val="FunctionTok"/>
+        </w:rPr>
+        <w:t xml:space="preserve">\newcommand</w:t>
+      </w:r>
+      <w:r>
+        <w:rPr>
+          <w:rStyle w:val="NormalTok"/>
+        </w:rPr>
+        <w:t xml:space="preserve">{</w:t>
+      </w:r>
+      <w:r>
+        <w:rPr>
+          <w:rStyle w:val="ExtensionTok"/>
+        </w:rPr>
+        <w:t xml:space="preserve">\lateiTocAuthorLine</w:t>
+      </w:r>
+      <w:r>
+        <w:rPr>
+          <w:rStyle w:val="NormalTok"/>
+        </w:rPr>
+        <w:t xml:space="preserve">}[1]{</w:t>
+      </w:r>
+      <w:r>
+        <w:rPr>
+          <w:rStyle w:val="CommentTok"/>
+        </w:rPr>
+        <w:t xml:space="preserve">%</w:t>
+      </w:r>
+      <w:r>
+        <w:br/>
+      </w:r>
+      <w:r>
+        <w:rPr>
+          <w:rStyle w:val="NormalTok"/>
+        </w:rPr>
+        <w:t xml:space="preserve">  </w:t>
+      </w:r>
+      <w:r>
+        <w:rPr>
+          <w:rStyle w:val="FunctionTok"/>
+        </w:rPr>
+        <w:t xml:space="preserve">\par\noindent\hspace*</w:t>
+      </w:r>
+      <w:r>
+        <w:rPr>
+          <w:rStyle w:val="NormalTok"/>
+        </w:rPr>
+        <w:t xml:space="preserve">{1em}{</w:t>
+      </w:r>
+      <w:r>
+        <w:rPr>
+          <w:rStyle w:val="FunctionTok"/>
+        </w:rPr>
+        <w:t xml:space="preserve">\bfseries</w:t>
+      </w:r>
+      <w:r>
+        <w:rPr>
+          <w:rStyle w:val="NormalTok"/>
+        </w:rPr>
+        <w:t xml:space="preserve"> #1}</w:t>
+      </w:r>
+      <w:r>
+        <w:rPr>
+          <w:rStyle w:val="FunctionTok"/>
+        </w:rPr>
+        <w:t xml:space="preserve">\par</w:t>
+      </w:r>
+      <w:r>
+        <w:br/>
+      </w:r>
+      <w:r>
+        <w:rPr>
+          <w:rStyle w:val="NormalTok"/>
+        </w:rPr>
+        <w:t xml:space="preserve">}</w:t>
+      </w:r>
+    </w:p>
+    <w:p>
+      <w:pPr>
+        <w:pStyle w:val="FirstParagraph"/>
+      </w:pPr>
+      <w:r>
+        <w:t xml:space="preserve">Contrairement à une version antérieure (</w:t>
+      </w:r>
+      <w:r>
+        <w:rPr>
+          <w:rStyle w:val="VerbatimChar"/>
+        </w:rPr>
+        <w:t xml:space="preserve">\lateiTocAuthorBreak</w:t>
+      </w:r>
+      <w:r>
+        <w:t xml:space="preserve">, qui</w:t>
+      </w:r>
+      <w:r>
+        <w:t xml:space="preserve"> </w:t>
+      </w:r>
+      <w:r>
+        <w:t xml:space="preserve">concaténait l’auteur DANS le même paragraphe que le titre via un</w:t>
+      </w:r>
+      <w:r>
+        <w:t xml:space="preserve"> </w:t>
+      </w:r>
+      <w:r>
+        <w:rPr>
+          <w:rStyle w:val="VerbatimChar"/>
+        </w:rPr>
+        <w:t xml:space="preserve">\\</w:t>
+      </w:r>
+      <w:r>
+        <w:t xml:space="preserve">), le</w:t>
+      </w:r>
+      <w:r>
+        <w:t xml:space="preserve"> </w:t>
+      </w:r>
+      <w:r>
+        <w:t xml:space="preserve">nom d’auteur est maintenant écrit comme une entrée de TDM</w:t>
+      </w:r>
+      <w:r>
+        <w:t xml:space="preserve"> </w:t>
+      </w:r>
+      <w:r>
+        <w:rPr>
+          <w:b/>
+          <w:bCs/>
+        </w:rPr>
+        <w:t xml:space="preserve">entièrement</w:t>
+      </w:r>
+      <w:r>
+        <w:rPr>
+          <w:b/>
+          <w:bCs/>
+        </w:rPr>
+        <w:t xml:space="preserve"> </w:t>
+      </w:r>
+      <w:r>
+        <w:rPr>
+          <w:b/>
+          <w:bCs/>
+        </w:rPr>
+        <w:t xml:space="preserve">séparée</w:t>
+      </w:r>
+      <w:r>
+        <w:t xml:space="preserve">, via</w:t>
+      </w:r>
+      <w:r>
+        <w:t xml:space="preserve"> </w:t>
+      </w:r>
+      <w:r>
+        <w:rPr>
+          <w:rStyle w:val="VerbatimChar"/>
+        </w:rPr>
+        <w:t xml:space="preserve">\addtocontents</w:t>
+      </w:r>
+      <w:r>
+        <w:t xml:space="preserve"> </w:t>
+      </w:r>
+      <w:r>
+        <w:t xml:space="preserve">plutôt que</w:t>
+      </w:r>
+      <w:r>
+        <w:t xml:space="preserve"> </w:t>
+      </w:r>
+      <w:r>
+        <w:rPr>
+          <w:rStyle w:val="VerbatimChar"/>
+        </w:rPr>
+        <w:t xml:space="preserve">\addcontentsline</w:t>
+      </w:r>
+      <w:r>
+        <w:t xml:space="preserve"> </w:t>
+      </w:r>
+      <w:r>
+        <w:t xml:space="preserve">— raison</w:t>
+      </w:r>
+      <w:r>
+        <w:t xml:space="preserve"> </w:t>
+      </w:r>
+      <w:r>
+        <w:t xml:space="preserve">détaillée au §11 (compatibilité avec les signets PDF automatiques du</w:t>
+      </w:r>
+      <w:r>
+        <w:t xml:space="preserve"> </w:t>
+      </w:r>
+      <w:r>
+        <w:t xml:space="preserve">paquet</w:t>
+      </w:r>
+      <w:r>
+        <w:t xml:space="preserve"> </w:t>
+      </w:r>
+      <w:r>
+        <w:rPr>
+          <w:rStyle w:val="VerbatimChar"/>
+        </w:rPr>
+        <w:t xml:space="preserve">bookmark</w:t>
+      </w:r>
+      <w:r>
+        <w:t xml:space="preserve">, qui n’observe que</w:t>
+      </w:r>
+      <w:r>
+        <w:t xml:space="preserve"> </w:t>
+      </w:r>
+      <w:r>
+        <w:rPr>
+          <w:rStyle w:val="VerbatimChar"/>
+        </w:rPr>
+        <w:t xml:space="preserve">\addcontentsline</w:t>
+      </w:r>
+      <w:r>
+        <w:t xml:space="preserve">/</w:t>
+      </w:r>
+      <w:r>
+        <w:rPr>
+          <w:rStyle w:val="VerbatimChar"/>
+        </w:rPr>
+        <w:t xml:space="preserve">\contentsline</w:t>
+      </w:r>
+      <w:r>
+        <w:t xml:space="preserve">).</w:t>
+      </w:r>
+    </w:p>
+    <w:bookmarkEnd w:id="42"/>
+    <w:bookmarkStart w:id="43" w:name="X76d132b038dd96de2f65e795964b0902cabded3"/>
+    <w:p>
+      <w:pPr>
+        <w:pStyle w:val="Heading3"/>
+      </w:pPr>
+      <w:r>
+        <w:t xml:space="preserve">Capture</w:t>
+      </w:r>
+      <w:r>
+        <w:t xml:space="preserve"> </w:t>
+      </w:r>
+      <w:r>
+        <w:t xml:space="preserve">“texte brut”</w:t>
+      </w:r>
+      <w:r>
+        <w:t xml:space="preserve"> </w:t>
+      </w:r>
+      <w:r>
+        <w:t xml:space="preserve">de l’auteur pour la TDM (bas de casse, pas petites capitales)</w:t>
+      </w:r>
+    </w:p>
+    <w:p>
+      <w:pPr>
+        <w:pStyle w:val="FirstParagraph"/>
+      </w:pPr>
+      <w:r>
+        <w:t xml:space="preserve">Le nom de famille de l’auteur est en petites capitales (</w:t>
+      </w:r>
+      <w:r>
+        <w:rPr>
+          <w:rStyle w:val="VerbatimChar"/>
+        </w:rPr>
+        <w:t xml:space="preserve">\textsc{Nom}</w:t>
+      </w:r>
+      <w:r>
+        <w:t xml:space="preserve">)</w:t>
+      </w:r>
+      <w:r>
+        <w:t xml:space="preserve"> </w:t>
+      </w:r>
+      <w:r>
+        <w:t xml:space="preserve">dans la signature de fin d’article (§8), mais doit rester bas de casse dans</w:t>
+      </w:r>
+      <w:r>
+        <w:t xml:space="preserve"> </w:t>
+      </w:r>
+      <w:r>
+        <w:t xml:space="preserve">la TDM (vérification humaine directe, 2026-08-05). Plutôt que de neutraliser</w:t>
+      </w:r>
+      <w:r>
+        <w:t xml:space="preserve"> </w:t>
+      </w:r>
+      <w:r>
+        <w:rPr>
+          <w:rStyle w:val="VerbatimChar"/>
+        </w:rPr>
+        <w:t xml:space="preserve">\textsc</w:t>
+      </w:r>
+      <w:r>
+        <w:t xml:space="preserve"> </w:t>
+      </w:r>
+      <w:r>
+        <w:t xml:space="preserve">au moment d’écrire l’entrée de TDM (deux pièges rencontrés, voir</w:t>
+      </w:r>
+      <w:r>
+        <w:t xml:space="preserve"> </w:t>
+      </w:r>
+      <w:r>
+        <w:t xml:space="preserve">§11), une copie</w:t>
+      </w:r>
+      <w:r>
+        <w:t xml:space="preserve"> </w:t>
+      </w:r>
+      <w:r>
+        <w:t xml:space="preserve">“texte brut”</w:t>
+      </w:r>
+      <w:r>
+        <w:t xml:space="preserve"> </w:t>
+      </w:r>
+      <w:r>
+        <w:t xml:space="preserve">est capturée</w:t>
+      </w:r>
+      <w:r>
+        <w:t xml:space="preserve"> </w:t>
+      </w:r>
+      <w:r>
+        <w:rPr>
+          <w:b/>
+          <w:bCs/>
+        </w:rPr>
+        <w:t xml:space="preserve">en amont</w:t>
+      </w:r>
+      <w:r>
+        <w:t xml:space="preserve">, au fil normal du document,</w:t>
+      </w:r>
+      <w:r>
+        <w:t xml:space="preserve"> </w:t>
+      </w:r>
+      <w:r>
+        <w:t xml:space="preserve">au moment même où</w:t>
+      </w:r>
+      <w:r>
+        <w:t xml:space="preserve"> </w:t>
+      </w:r>
+      <w:r>
+        <w:rPr>
+          <w:rStyle w:val="VerbatimChar"/>
+        </w:rPr>
+        <w:t xml:space="preserve">\lateiContributionAuthor</w:t>
+      </w:r>
+      <w:r>
+        <w:t xml:space="preserve"> </w:t>
+      </w:r>
+      <w:r>
+        <w:t xml:space="preserve">reçoit le nom :</w:t>
+      </w:r>
+    </w:p>
+    <w:p>
+      <w:pPr>
+        <w:pStyle w:val="SourceCode"/>
+      </w:pPr>
+      <w:r>
+        <w:rPr>
+          <w:rStyle w:val="FunctionTok"/>
+        </w:rPr>
+        <w:t xml:space="preserve">\makeatletter</w:t>
+      </w:r>
+      <w:r>
+        <w:br/>
+      </w:r>
+      <w:r>
+        <w:rPr>
+          <w:rStyle w:val="FunctionTok"/>
+        </w:rPr>
+        <w:t xml:space="preserve">\newcommand</w:t>
+      </w:r>
+      <w:r>
+        <w:rPr>
+          <w:rStyle w:val="NormalTok"/>
+        </w:rPr>
+        <w:t xml:space="preserve">{</w:t>
+      </w:r>
+      <w:r>
+        <w:rPr>
+          <w:rStyle w:val="ExtensionTok"/>
+        </w:rPr>
+        <w:t xml:space="preserve">\lateiContributionAuthor</w:t>
+      </w:r>
+      <w:r>
+        <w:rPr>
+          <w:rStyle w:val="NormalTok"/>
+        </w:rPr>
+        <w:t xml:space="preserve">}[1]{</w:t>
+      </w:r>
+      <w:r>
+        <w:rPr>
+          <w:rStyle w:val="CommentTok"/>
+        </w:rPr>
+        <w:t xml:space="preserve">%</w:t>
+      </w:r>
+      <w:r>
+        <w:br/>
+      </w:r>
+      <w:r>
+        <w:rPr>
+          <w:rStyle w:val="NormalTok"/>
+        </w:rPr>
+        <w:t xml:space="preserve">  </w:t>
+      </w:r>
+      <w:r>
+        <w:rPr>
+          <w:rStyle w:val="FunctionTok"/>
+        </w:rPr>
+        <w:t xml:space="preserve">\global\def\lateiSignatureAuthor</w:t>
+      </w:r>
+      <w:r>
+        <w:rPr>
+          <w:rStyle w:val="NormalTok"/>
+        </w:rPr>
+        <w:t xml:space="preserve">{#1}</w:t>
+      </w:r>
+      <w:r>
+        <w:rPr>
+          <w:rStyle w:val="CommentTok"/>
+        </w:rPr>
+        <w:t xml:space="preserve">%</w:t>
+      </w:r>
+      <w:r>
+        <w:br/>
+      </w:r>
+      <w:r>
+        <w:rPr>
+          <w:rStyle w:val="NormalTok"/>
+        </w:rPr>
+        <w:t xml:space="preserve">  </w:t>
+      </w:r>
+      <w:r>
+        <w:rPr>
+          <w:rStyle w:val="FunctionTok"/>
+        </w:rPr>
+        <w:t xml:space="preserve">\begingroup</w:t>
+      </w:r>
+      <w:r>
+        <w:br/>
+      </w:r>
+      <w:r>
+        <w:rPr>
+          <w:rStyle w:val="NormalTok"/>
+        </w:rPr>
+        <w:t xml:space="preserve">    </w:t>
+      </w:r>
+      <w:r>
+        <w:rPr>
+          <w:rStyle w:val="FunctionTok"/>
+        </w:rPr>
+        <w:t xml:space="preserve">\def\textsc</w:t>
+      </w:r>
+      <w:r>
+        <w:rPr>
+          <w:rStyle w:val="NormalTok"/>
+        </w:rPr>
+        <w:t xml:space="preserve">##1{##1}</w:t>
+      </w:r>
+      <w:r>
+        <w:rPr>
+          <w:rStyle w:val="CommentTok"/>
+        </w:rPr>
+        <w:t xml:space="preserve">%</w:t>
+      </w:r>
+      <w:r>
+        <w:br/>
+      </w:r>
+      <w:r>
+        <w:rPr>
+          <w:rStyle w:val="NormalTok"/>
+        </w:rPr>
+        <w:t xml:space="preserve">    </w:t>
+      </w:r>
+      <w:r>
+        <w:rPr>
+          <w:rStyle w:val="FunctionTok"/>
+        </w:rPr>
+        <w:t xml:space="preserve">\protected@xdef\lateiTocAuthorPlain</w:t>
+      </w:r>
+      <w:r>
+        <w:rPr>
+          <w:rStyle w:val="NormalTok"/>
+        </w:rPr>
+        <w:t xml:space="preserve">{#1}</w:t>
+      </w:r>
+      <w:r>
+        <w:rPr>
+          <w:rStyle w:val="CommentTok"/>
+        </w:rPr>
+        <w:t xml:space="preserve">%</w:t>
+      </w:r>
+      <w:r>
+        <w:br/>
+      </w:r>
+      <w:r>
+        <w:rPr>
+          <w:rStyle w:val="NormalTok"/>
+        </w:rPr>
+        <w:t xml:space="preserve">  </w:t>
+      </w:r>
+      <w:r>
+        <w:rPr>
+          <w:rStyle w:val="FunctionTok"/>
+        </w:rPr>
+        <w:t xml:space="preserve">\endgroup</w:t>
+      </w:r>
+      <w:r>
+        <w:br/>
+      </w:r>
+      <w:r>
+        <w:rPr>
+          <w:rStyle w:val="NormalTok"/>
+        </w:rPr>
+        <w:t xml:space="preserve">  </w:t>
+      </w:r>
+      <w:r>
+        <w:rPr>
+          <w:rStyle w:val="FunctionTok"/>
+        </w:rPr>
+        <w:t xml:space="preserve">\iflateiShowContributionAuthor</w:t>
+      </w:r>
+      <w:r>
+        <w:br/>
+      </w:r>
+      <w:r>
+        <w:rPr>
+          <w:rStyle w:val="NormalTok"/>
+        </w:rPr>
+        <w:t xml:space="preserve">    {</w:t>
+      </w:r>
+      <w:r>
+        <w:rPr>
+          <w:rStyle w:val="FunctionTok"/>
+        </w:rPr>
+        <w:t xml:space="preserve">\normalsize\bfseries\centering</w:t>
+      </w:r>
+      <w:r>
+        <w:rPr>
+          <w:rStyle w:val="NormalTok"/>
+        </w:rPr>
+        <w:t xml:space="preserve"> #1</w:t>
+      </w:r>
+      <w:r>
+        <w:rPr>
+          <w:rStyle w:val="FunctionTok"/>
+        </w:rPr>
+        <w:t xml:space="preserve">\par</w:t>
+      </w:r>
+      <w:r>
+        <w:rPr>
+          <w:rStyle w:val="NormalTok"/>
+        </w:rPr>
+        <w:t xml:space="preserve">}</w:t>
+      </w:r>
+      <w:r>
+        <w:br/>
+      </w:r>
+      <w:r>
+        <w:rPr>
+          <w:rStyle w:val="NormalTok"/>
+        </w:rPr>
+        <w:t xml:space="preserve">    </w:t>
+      </w:r>
+      <w:r>
+        <w:rPr>
+          <w:rStyle w:val="FunctionTok"/>
+        </w:rPr>
+        <w:t xml:space="preserve">\vspace</w:t>
+      </w:r>
+      <w:r>
+        <w:rPr>
+          <w:rStyle w:val="NormalTok"/>
+        </w:rPr>
+        <w:t xml:space="preserve">{0.3</w:t>
+      </w:r>
+      <w:r>
+        <w:rPr>
+          <w:rStyle w:val="FunctionTok"/>
+        </w:rPr>
+        <w:t xml:space="preserve">\baselineskip</w:t>
+      </w:r>
+      <w:r>
+        <w:rPr>
+          <w:rStyle w:val="NormalTok"/>
+        </w:rPr>
+        <w:t xml:space="preserve">}</w:t>
+      </w:r>
+      <w:r>
+        <w:br/>
+      </w:r>
+      <w:r>
+        <w:rPr>
+          <w:rStyle w:val="NormalTok"/>
+        </w:rPr>
+        <w:t xml:space="preserve">  </w:t>
+      </w:r>
+      <w:r>
+        <w:rPr>
+          <w:rStyle w:val="FunctionTok"/>
+        </w:rPr>
+        <w:t xml:space="preserve">\fi</w:t>
+      </w:r>
+      <w:r>
+        <w:br/>
+      </w:r>
+      <w:r>
+        <w:rPr>
+          <w:rStyle w:val="NormalTok"/>
+        </w:rPr>
+        <w:t xml:space="preserve">}</w:t>
+      </w:r>
+      <w:r>
+        <w:br/>
+      </w:r>
+      <w:r>
+        <w:rPr>
+          <w:rStyle w:val="FunctionTok"/>
+        </w:rPr>
+        <w:t xml:space="preserve">\makeatother</w:t>
+      </w:r>
+    </w:p>
+    <w:p>
+      <w:pPr>
+        <w:pStyle w:val="FirstParagraph"/>
+      </w:pPr>
+      <w:r>
+        <w:rPr>
+          <w:rStyle w:val="VerbatimChar"/>
+        </w:rPr>
+        <w:t xml:space="preserve">\lateiTocAuthorPlain</w:t>
+      </w:r>
+      <w:r>
+        <w:t xml:space="preserve"> </w:t>
+      </w:r>
+      <w:r>
+        <w:t xml:space="preserve">porte donc la même casse d’origine que le XML source</w:t>
+      </w:r>
+      <w:r>
+        <w:t xml:space="preserve"> </w:t>
+      </w:r>
+      <w:r>
+        <w:t xml:space="preserve">(déjà correcte : la seule chose qui change entre signature et TDM est la</w:t>
+      </w:r>
+      <w:r>
+        <w:t xml:space="preserve"> </w:t>
+      </w:r>
+      <w:r>
+        <w:t xml:space="preserve">graisse de fonte, jamais les lettres), sans le rendu petites capitales.</w:t>
+      </w:r>
+      <w:r>
+        <w:t xml:space="preserve"> </w:t>
+      </w:r>
+      <w:r>
+        <w:t xml:space="preserve">Réinitialisée à vide par</w:t>
+      </w:r>
+      <w:r>
+        <w:t xml:space="preserve"> </w:t>
+      </w:r>
+      <w:r>
+        <w:rPr>
+          <w:rStyle w:val="VerbatimChar"/>
+        </w:rPr>
+        <w:t xml:space="preserve">\lateiResetContributionSignature</w:t>
+      </w:r>
+      <w:r>
+        <w:t xml:space="preserve">, comme</w:t>
+      </w:r>
+      <w:r>
+        <w:t xml:space="preserve"> </w:t>
+      </w:r>
+      <w:r>
+        <w:rPr>
+          <w:rStyle w:val="VerbatimChar"/>
+        </w:rPr>
+        <w:t xml:space="preserve">\lateiSignatureAuthor</w:t>
+      </w:r>
+      <w:r>
+        <w:t xml:space="preserve">/</w:t>
+      </w:r>
+      <w:r>
+        <w:rPr>
+          <w:rStyle w:val="VerbatimChar"/>
+        </w:rPr>
+        <w:t xml:space="preserve">\lateiSignatureAffiliation</w:t>
+      </w:r>
+      <w:r>
+        <w:t xml:space="preserve"> </w:t>
+      </w:r>
+      <w:r>
+        <w:t xml:space="preserve">(§8.1), pour ne jamais</w:t>
+      </w:r>
+      <w:r>
+        <w:t xml:space="preserve"> </w:t>
+      </w:r>
+      <w:r>
+        <w:t xml:space="preserve">laisser fuiter la TDM d’une contribution signée vers la suivante.</w:t>
+      </w:r>
+    </w:p>
+    <w:bookmarkEnd w:id="43"/>
+    <w:bookmarkStart w:id="44" w:name="émission-différée-de-lentrée-de-tdm"/>
+    <w:p>
+      <w:pPr>
+        <w:pStyle w:val="Heading3"/>
+      </w:pPr>
+      <w:r>
+        <w:t xml:space="preserve">Émission différée de l’entrée de TDM</w:t>
+      </w:r>
+    </w:p>
+    <w:p>
+      <w:pPr>
+        <w:pStyle w:val="FirstParagraph"/>
+      </w:pPr>
+      <w:r>
+        <w:t xml:space="preserve">Le titre de la contribution est connu dès le début (option</w:t>
+      </w:r>
+      <w:r>
+        <w:t xml:space="preserve"> </w:t>
+      </w:r>
+      <w:r>
+        <w:rPr>
+          <w:rStyle w:val="VerbatimChar"/>
+        </w:rPr>
+        <w:t xml:space="preserve">data-page-title</w:t>
+      </w:r>
+      <w:r>
+        <w:t xml:space="preserve">), mais l’auteur — nécessaire pour composer la ligne</w:t>
+      </w:r>
+      <w:r>
+        <w:t xml:space="preserve"> </w:t>
+      </w:r>
+      <w:r>
+        <w:t xml:space="preserve">séparée en gras dessous — n’est capturé qu’au moment où</w:t>
+      </w:r>
+      <w:r>
+        <w:t xml:space="preserve"> </w:t>
+      </w:r>
+      <w:r>
+        <w:rPr>
+          <w:rStyle w:val="VerbatimChar"/>
+        </w:rPr>
+        <w:t xml:space="preserve">\lateiContributionAuthor</w:t>
+      </w:r>
+      <w:r>
+        <w:t xml:space="preserve"> </w:t>
+      </w:r>
+      <w:r>
+        <w:t xml:space="preserve">s’exécute,</w:t>
+      </w:r>
+      <w:r>
+        <w:t xml:space="preserve"> </w:t>
+      </w:r>
+      <w:r>
+        <w:rPr>
+          <w:b/>
+          <w:bCs/>
+        </w:rPr>
+        <w:t xml:space="preserve">à l’intérieur</w:t>
+      </w:r>
+      <w:r>
+        <w:t xml:space="preserve"> </w:t>
+      </w:r>
+      <w:r>
+        <w:t xml:space="preserve">de</w:t>
+      </w:r>
+      <w:r>
+        <w:t xml:space="preserve"> </w:t>
+      </w:r>
+      <w:r>
+        <w:rPr>
+          <w:rStyle w:val="VerbatimChar"/>
+        </w:rPr>
+        <w:t xml:space="preserve">#2</w:t>
+      </w:r>
+      <w:r>
+        <w:t xml:space="preserve">, donc</w:t>
+      </w:r>
+      <w:r>
+        <w:t xml:space="preserve"> </w:t>
+      </w:r>
+      <w:r>
+        <w:rPr>
+          <w:b/>
+          <w:bCs/>
+        </w:rPr>
+        <w:t xml:space="preserve">après</w:t>
+      </w:r>
+      <w:r>
+        <w:t xml:space="preserve"> </w:t>
+      </w:r>
+      <w:r>
+        <w:t xml:space="preserve">que la rupture d’ouverture (qui déclenchait auparavant</w:t>
+      </w:r>
+      <w:r>
+        <w:t xml:space="preserve"> </w:t>
+      </w:r>
+      <w:r>
+        <w:rPr>
+          <w:rStyle w:val="VerbatimChar"/>
+        </w:rPr>
+        <w:t xml:space="preserve">\addcontentsline</w:t>
+      </w:r>
+      <w:r>
+        <w:t xml:space="preserve"> </w:t>
+      </w:r>
+      <w:r>
+        <w:t xml:space="preserve">immédiatement) s’est produite. Solution : stocker le</w:t>
+      </w:r>
+      <w:r>
+        <w:t xml:space="preserve"> </w:t>
+      </w:r>
+      <w:r>
+        <w:t xml:space="preserve">titre en attente, écrire l’entrée réelle seulement après</w:t>
+      </w:r>
+      <w:r>
+        <w:t xml:space="preserve"> </w:t>
+      </w:r>
+      <w:r>
+        <w:rPr>
+          <w:rStyle w:val="VerbatimChar"/>
+        </w:rPr>
+        <w:t xml:space="preserve">#2</w:t>
+      </w:r>
+      <w:r>
+        <w:t xml:space="preserve"> </w:t>
+      </w:r>
+      <w:r>
+        <w:t xml:space="preserve">:</w:t>
+      </w:r>
+    </w:p>
+    <w:p>
+      <w:pPr>
+        <w:pStyle w:val="SourceCode"/>
+      </w:pPr>
+      <w:r>
+        <w:rPr>
+          <w:rStyle w:val="FunctionTok"/>
+        </w:rPr>
+        <w:t xml:space="preserve">\tl</w:t>
+      </w:r>
+      <w:r>
+        <w:rPr>
+          <w:rStyle w:val="NormalTok"/>
+        </w:rPr>
+        <w:t xml:space="preserve">_new:N </w:t>
+      </w:r>
+      <w:r>
+        <w:rPr>
+          <w:rStyle w:val="FunctionTok"/>
+        </w:rPr>
+        <w:t xml:space="preserve">\g</w:t>
+      </w:r>
+      <w:r>
+        <w:rPr>
+          <w:rStyle w:val="NormalTok"/>
+        </w:rPr>
+        <w:t xml:space="preserve">_latei_pending_toc_title_tl</w:t>
+      </w:r>
+      <w:r>
+        <w:br/>
+      </w:r>
+      <w:r>
+        <w:br/>
+      </w:r>
+      <w:r>
+        <w:rPr>
+          <w:rStyle w:val="FunctionTok"/>
+        </w:rPr>
+        <w:t xml:space="preserve">\cs</w:t>
+      </w:r>
+      <w:r>
+        <w:rPr>
+          <w:rStyle w:val="NormalTok"/>
+        </w:rPr>
+        <w:t xml:space="preserve">_new_protected:Npn </w:t>
+      </w:r>
+      <w:r>
+        <w:rPr>
+          <w:rStyle w:val="FunctionTok"/>
+        </w:rPr>
+        <w:t xml:space="preserve">\latei</w:t>
+      </w:r>
+      <w:r>
+        <w:rPr>
+          <w:rStyle w:val="NormalTok"/>
+        </w:rPr>
+        <w:t xml:space="preserve">_add_contribution_opening_break: {</w:t>
+      </w:r>
+      <w:r>
+        <w:br/>
+      </w:r>
+      <w:r>
+        <w:rPr>
+          <w:rStyle w:val="NormalTok"/>
+        </w:rPr>
+        <w:t xml:space="preserve">  </w:t>
+      </w:r>
+      <w:r>
+        <w:rPr>
+          <w:rStyle w:val="FunctionTok"/>
+        </w:rPr>
+        <w:t xml:space="preserve">\tl</w:t>
+      </w:r>
+      <w:r>
+        <w:rPr>
+          <w:rStyle w:val="NormalTok"/>
+        </w:rPr>
+        <w:t xml:space="preserve">_if_empty:NF </w:t>
+      </w:r>
+      <w:r>
+        <w:rPr>
+          <w:rStyle w:val="FunctionTok"/>
+        </w:rPr>
+        <w:t xml:space="preserve">\l</w:t>
+      </w:r>
+      <w:r>
+        <w:rPr>
+          <w:rStyle w:val="NormalTok"/>
+        </w:rPr>
+        <w:t xml:space="preserve">_latei_option_page_title_tl {</w:t>
+      </w:r>
+      <w:r>
+        <w:br/>
+      </w:r>
+      <w:r>
+        <w:rPr>
+          <w:rStyle w:val="NormalTok"/>
+        </w:rPr>
+        <w:t xml:space="preserve">    </w:t>
+      </w:r>
+      <w:r>
+        <w:rPr>
+          <w:rStyle w:val="FunctionTok"/>
+        </w:rPr>
+        <w:t xml:space="preserve">\cleardoublepage</w:t>
+      </w:r>
+      <w:r>
+        <w:br/>
+      </w:r>
+      <w:r>
+        <w:rPr>
+          <w:rStyle w:val="NormalTok"/>
+        </w:rPr>
+        <w:t xml:space="preserve">    </w:t>
+      </w:r>
+      <w:r>
+        <w:rPr>
+          <w:rStyle w:val="FunctionTok"/>
+        </w:rPr>
+        <w:t xml:space="preserve">\thispagestyle</w:t>
+      </w:r>
+      <w:r>
+        <w:rPr>
+          <w:rStyle w:val="NormalTok"/>
+        </w:rPr>
+        <w:t xml:space="preserve">{empty}</w:t>
+      </w:r>
+      <w:r>
+        <w:br/>
+      </w:r>
+      <w:r>
+        <w:rPr>
+          <w:rStyle w:val="NormalTok"/>
+        </w:rPr>
+        <w:t xml:space="preserve">    </w:t>
+      </w:r>
+      <w:r>
+        <w:rPr>
+          <w:rStyle w:val="FunctionTok"/>
+        </w:rPr>
+        <w:t xml:space="preserve">\phantomsection</w:t>
+      </w:r>
+      <w:r>
+        <w:br/>
+      </w:r>
+      <w:r>
+        <w:rPr>
+          <w:rStyle w:val="NormalTok"/>
+        </w:rPr>
+        <w:t xml:space="preserve">    </w:t>
+      </w:r>
+      <w:r>
+        <w:rPr>
+          <w:rStyle w:val="FunctionTok"/>
+        </w:rPr>
+        <w:t xml:space="preserve">\tl</w:t>
+      </w:r>
+      <w:r>
+        <w:rPr>
+          <w:rStyle w:val="NormalTok"/>
+        </w:rPr>
+        <w:t xml:space="preserve">_gset_eq:NN </w:t>
+      </w:r>
+      <w:r>
+        <w:rPr>
+          <w:rStyle w:val="FunctionTok"/>
+        </w:rPr>
+        <w:t xml:space="preserve">\g</w:t>
+      </w:r>
+      <w:r>
+        <w:rPr>
+          <w:rStyle w:val="NormalTok"/>
+        </w:rPr>
+        <w:t xml:space="preserve">_latei_pending_toc_title_tl </w:t>
+      </w:r>
+      <w:r>
+        <w:rPr>
+          <w:rStyle w:val="FunctionTok"/>
+        </w:rPr>
+        <w:t xml:space="preserve">\l</w:t>
+      </w:r>
+      <w:r>
+        <w:rPr>
+          <w:rStyle w:val="NormalTok"/>
+        </w:rPr>
+        <w:t xml:space="preserve">_latei_option_page_title_tl</w:t>
+      </w:r>
+      <w:r>
+        <w:br/>
+      </w:r>
+      <w:r>
+        <w:rPr>
+          <w:rStyle w:val="NormalTok"/>
+        </w:rPr>
+        <w:t xml:space="preserve">    </w:t>
+      </w:r>
+      <w:r>
+        <w:rPr>
+          <w:rStyle w:val="FunctionTok"/>
+        </w:rPr>
+        <w:t xml:space="preserve">\exp</w:t>
+      </w:r>
+      <w:r>
+        <w:rPr>
+          <w:rStyle w:val="NormalTok"/>
+        </w:rPr>
+        <w:t xml:space="preserve">_args:NV </w:t>
+      </w:r>
+      <w:r>
+        <w:rPr>
+          <w:rStyle w:val="FunctionTok"/>
+        </w:rPr>
+        <w:t xml:space="preserve">\latei</w:t>
+      </w:r>
+      <w:r>
+        <w:rPr>
+          <w:rStyle w:val="NormalTok"/>
+        </w:rPr>
+        <w:t xml:space="preserve">_markboth_recto:n </w:t>
+      </w:r>
+      <w:r>
+        <w:rPr>
+          <w:rStyle w:val="FunctionTok"/>
+        </w:rPr>
+        <w:t xml:space="preserve">\l</w:t>
+      </w:r>
+      <w:r>
+        <w:rPr>
+          <w:rStyle w:val="NormalTok"/>
+        </w:rPr>
+        <w:t xml:space="preserve">_latei_option_page_title_tl</w:t>
+      </w:r>
+      <w:r>
+        <w:br/>
+      </w:r>
+      <w:r>
+        <w:rPr>
+          <w:rStyle w:val="NormalTok"/>
+        </w:rPr>
+        <w:t xml:space="preserve">    </w:t>
+      </w:r>
+      <w:r>
+        <w:rPr>
+          <w:rStyle w:val="FunctionTok"/>
+        </w:rPr>
+        <w:t xml:space="preserve">\setcounter</w:t>
+      </w:r>
+      <w:r>
+        <w:rPr>
+          <w:rStyle w:val="NormalTok"/>
+        </w:rPr>
+        <w:t xml:space="preserve">{footnote}{0}</w:t>
+      </w:r>
+      <w:r>
+        <w:br/>
+      </w:r>
+      <w:r>
+        <w:rPr>
+          <w:rStyle w:val="NormalTok"/>
+        </w:rPr>
+        <w:t xml:space="preserve">  }</w:t>
+      </w:r>
+      <w:r>
+        <w:br/>
+      </w:r>
+      <w:r>
+        <w:rPr>
+          <w:rStyle w:val="NormalTok"/>
+        </w:rPr>
+        <w:t xml:space="preserve">}</w:t>
+      </w:r>
+      <w:r>
+        <w:br/>
+      </w:r>
+      <w:r>
+        <w:br/>
+      </w:r>
+      <w:r>
+        <w:rPr>
+          <w:rStyle w:val="FunctionTok"/>
+        </w:rPr>
+        <w:t xml:space="preserve">\cs</w:t>
+      </w:r>
+      <w:r>
+        <w:rPr>
+          <w:rStyle w:val="NormalTok"/>
+        </w:rPr>
+        <w:t xml:space="preserve">_new_protected:Npn </w:t>
+      </w:r>
+      <w:r>
+        <w:rPr>
+          <w:rStyle w:val="FunctionTok"/>
+        </w:rPr>
+        <w:t xml:space="preserve">\latei</w:t>
+      </w:r>
+      <w:r>
+        <w:rPr>
+          <w:rStyle w:val="NormalTok"/>
+        </w:rPr>
+        <w:t xml:space="preserve">_finish_contribution_toc_entry: {</w:t>
+      </w:r>
+      <w:r>
+        <w:br/>
+      </w:r>
+      <w:r>
+        <w:rPr>
+          <w:rStyle w:val="NormalTok"/>
+        </w:rPr>
+        <w:t xml:space="preserve">  </w:t>
+      </w:r>
+      <w:r>
+        <w:rPr>
+          <w:rStyle w:val="FunctionTok"/>
+        </w:rPr>
+        <w:t xml:space="preserve">\tl</w:t>
+      </w:r>
+      <w:r>
+        <w:rPr>
+          <w:rStyle w:val="NormalTok"/>
+        </w:rPr>
+        <w:t xml:space="preserve">_if_empty:NF </w:t>
+      </w:r>
+      <w:r>
+        <w:rPr>
+          <w:rStyle w:val="FunctionTok"/>
+        </w:rPr>
+        <w:t xml:space="preserve">\g</w:t>
+      </w:r>
+      <w:r>
+        <w:rPr>
+          <w:rStyle w:val="NormalTok"/>
+        </w:rPr>
+        <w:t xml:space="preserve">_latei_pending_toc_title_tl {</w:t>
+      </w:r>
+      <w:r>
+        <w:br/>
+      </w:r>
+      <w:r>
+        <w:rPr>
+          <w:rStyle w:val="NormalTok"/>
+        </w:rPr>
+        <w:t xml:space="preserve">    </w:t>
+      </w:r>
+      <w:r>
+        <w:rPr>
+          <w:rStyle w:val="CommentTok"/>
+        </w:rPr>
+        <w:t xml:space="preserve">% Titre seul ici : filet pointillé + numéro de page restent gérés par</w:t>
+      </w:r>
+      <w:r>
+        <w:br/>
+      </w:r>
+      <w:r>
+        <w:rPr>
+          <w:rStyle w:val="NormalTok"/>
+        </w:rPr>
+        <w:t xml:space="preserve">    </w:t>
+      </w:r>
+      <w:r>
+        <w:rPr>
+          <w:rStyle w:val="CommentTok"/>
+        </w:rPr>
+        <w:t xml:space="preserve">% le 4e argument de \titlecontents{chapter} ci-dessus, comme avant —</w:t>
+      </w:r>
+      <w:r>
+        <w:br/>
+      </w:r>
+      <w:r>
+        <w:rPr>
+          <w:rStyle w:val="NormalTok"/>
+        </w:rPr>
+        <w:t xml:space="preserve">    </w:t>
+      </w:r>
+      <w:r>
+        <w:rPr>
+          <w:rStyle w:val="CommentTok"/>
+        </w:rPr>
+        <w:t xml:space="preserve">% l'auteur, lui, est écrit séparément, jamais concaténé dans ce texte</w:t>
+      </w:r>
+      <w:r>
+        <w:br/>
+      </w:r>
+      <w:r>
+        <w:rPr>
+          <w:rStyle w:val="NormalTok"/>
+        </w:rPr>
+        <w:t xml:space="preserve">    </w:t>
+      </w:r>
+      <w:r>
+        <w:rPr>
+          <w:rStyle w:val="CommentTok"/>
+        </w:rPr>
+        <w:t xml:space="preserve">% (voir \lateiTocAuthorLine plus haut).</w:t>
+      </w:r>
+      <w:r>
+        <w:br/>
+      </w:r>
+      <w:r>
+        <w:rPr>
+          <w:rStyle w:val="NormalTok"/>
+        </w:rPr>
+        <w:t xml:space="preserve">    </w:t>
+      </w:r>
+      <w:r>
+        <w:rPr>
+          <w:rStyle w:val="FunctionTok"/>
+        </w:rPr>
+        <w:t xml:space="preserve">\addcontentsline</w:t>
+      </w:r>
+      <w:r>
+        <w:rPr>
+          <w:rStyle w:val="NormalTok"/>
+        </w:rPr>
+        <w:t xml:space="preserve">{toc}{chapter}{</w:t>
+      </w:r>
+      <w:r>
+        <w:rPr>
+          <w:rStyle w:val="FunctionTok"/>
+        </w:rPr>
+        <w:t xml:space="preserve">\tl</w:t>
+      </w:r>
+      <w:r>
+        <w:rPr>
+          <w:rStyle w:val="NormalTok"/>
+        </w:rPr>
+        <w:t xml:space="preserve">_use:N </w:t>
+      </w:r>
+      <w:r>
+        <w:rPr>
+          <w:rStyle w:val="FunctionTok"/>
+        </w:rPr>
+        <w:t xml:space="preserve">\g</w:t>
+      </w:r>
+      <w:r>
+        <w:rPr>
+          <w:rStyle w:val="NormalTok"/>
+        </w:rPr>
+        <w:t xml:space="preserve">_latei_pending_toc_title_tl}</w:t>
+      </w:r>
+      <w:r>
+        <w:br/>
+      </w:r>
+      <w:r>
+        <w:rPr>
+          <w:rStyle w:val="NormalTok"/>
+        </w:rPr>
+        <w:t xml:space="preserve">    </w:t>
+      </w:r>
+      <w:r>
+        <w:rPr>
+          <w:rStyle w:val="FunctionTok"/>
+        </w:rPr>
+        <w:t xml:space="preserve">\ifx\lateiSignatureAuthor\lateiSignatureEmpty\else</w:t>
+      </w:r>
+      <w:r>
+        <w:br/>
+      </w:r>
+      <w:r>
+        <w:rPr>
+          <w:rStyle w:val="NormalTok"/>
+        </w:rPr>
+        <w:t xml:space="preserve">      </w:t>
+      </w:r>
+      <w:r>
+        <w:rPr>
+          <w:rStyle w:val="FunctionTok"/>
+        </w:rPr>
+        <w:t xml:space="preserve">\addtocontents</w:t>
+      </w:r>
+      <w:r>
+        <w:rPr>
+          <w:rStyle w:val="NormalTok"/>
+        </w:rPr>
+        <w:t xml:space="preserve">{toc}{</w:t>
+      </w:r>
+      <w:r>
+        <w:rPr>
+          <w:rStyle w:val="FunctionTok"/>
+        </w:rPr>
+        <w:t xml:space="preserve">\protect\lateiTocAuthorLine</w:t>
+      </w:r>
+      <w:r>
+        <w:rPr>
+          <w:rStyle w:val="NormalTok"/>
+        </w:rPr>
+        <w:t xml:space="preserve">{</w:t>
+      </w:r>
+      <w:r>
+        <w:rPr>
+          <w:rStyle w:val="FunctionTok"/>
+        </w:rPr>
+        <w:t xml:space="preserve">\lateiTocAuthorPlain</w:t>
+      </w:r>
+      <w:r>
+        <w:rPr>
+          <w:rStyle w:val="NormalTok"/>
+        </w:rPr>
+        <w:t xml:space="preserve">}}</w:t>
+      </w:r>
+      <w:r>
+        <w:br/>
+      </w:r>
+      <w:r>
+        <w:rPr>
+          <w:rStyle w:val="NormalTok"/>
+        </w:rPr>
+        <w:t xml:space="preserve">    </w:t>
+      </w:r>
+      <w:r>
+        <w:rPr>
+          <w:rStyle w:val="FunctionTok"/>
+        </w:rPr>
+        <w:t xml:space="preserve">\fi</w:t>
+      </w:r>
+      <w:r>
+        <w:br/>
+      </w:r>
+      <w:r>
+        <w:rPr>
+          <w:rStyle w:val="NormalTok"/>
+        </w:rPr>
+        <w:t xml:space="preserve">    </w:t>
+      </w:r>
+      <w:r>
+        <w:rPr>
+          <w:rStyle w:val="FunctionTok"/>
+        </w:rPr>
+        <w:t xml:space="preserve">\tl</w:t>
+      </w:r>
+      <w:r>
+        <w:rPr>
+          <w:rStyle w:val="NormalTok"/>
+        </w:rPr>
+        <w:t xml:space="preserve">_gclear:N </w:t>
+      </w:r>
+      <w:r>
+        <w:rPr>
+          <w:rStyle w:val="FunctionTok"/>
+        </w:rPr>
+        <w:t xml:space="preserve">\g</w:t>
+      </w:r>
+      <w:r>
+        <w:rPr>
+          <w:rStyle w:val="NormalTok"/>
+        </w:rPr>
+        <w:t xml:space="preserve">_latei_pending_toc_title_tl</w:t>
+      </w:r>
+      <w:r>
+        <w:br/>
+      </w:r>
+      <w:r>
+        <w:rPr>
+          <w:rStyle w:val="NormalTok"/>
+        </w:rPr>
+        <w:t xml:space="preserve">  }</w:t>
+      </w:r>
+      <w:r>
+        <w:br/>
+      </w:r>
+      <w:r>
+        <w:rPr>
+          <w:rStyle w:val="NormalTok"/>
+        </w:rPr>
+        <w:t xml:space="preserve">}</w:t>
+      </w:r>
+    </w:p>
+    <w:p>
+      <w:pPr>
+        <w:pStyle w:val="FirstParagraph"/>
+      </w:pPr>
+      <w:r>
+        <w:t xml:space="preserve">Appelé après</w:t>
+      </w:r>
+      <w:r>
+        <w:t xml:space="preserve"> </w:t>
+      </w:r>
+      <w:r>
+        <w:rPr>
+          <w:rStyle w:val="VerbatimChar"/>
+        </w:rPr>
+        <w:t xml:space="preserve">#2</w:t>
+      </w:r>
+      <w:r>
+        <w:t xml:space="preserve"> </w:t>
+      </w:r>
+      <w:r>
+        <w:t xml:space="preserve">dans</w:t>
+      </w:r>
+      <w:r>
+        <w:t xml:space="preserve"> </w:t>
+      </w:r>
+      <w:r>
+        <w:rPr>
+          <w:rStyle w:val="VerbatimChar"/>
+        </w:rPr>
+        <w:t xml:space="preserve">\lateiRenderFrontGroup</w:t>
+      </w:r>
+      <w:r>
+        <w:t xml:space="preserve">/</w:t>
+      </w:r>
+      <w:r>
+        <w:rPr>
+          <w:rStyle w:val="VerbatimChar"/>
+        </w:rPr>
+        <w:t xml:space="preserve">\lateiRenderChapterGroup</w:t>
+      </w:r>
+      <w:r>
+        <w:t xml:space="preserve">,</w:t>
+      </w:r>
+      <w:r>
+        <w:t xml:space="preserve"> </w:t>
+      </w:r>
+      <w:r>
+        <w:t xml:space="preserve">au même moment que</w:t>
+      </w:r>
+      <w:r>
+        <w:t xml:space="preserve"> </w:t>
+      </w:r>
+      <w:r>
+        <w:rPr>
+          <w:rStyle w:val="VerbatimChar"/>
+        </w:rPr>
+        <w:t xml:space="preserve">\lateiRenderContributionSignature</w:t>
+      </w:r>
+      <w:r>
+        <w:t xml:space="preserve"> </w:t>
+      </w:r>
+      <w:r>
+        <w:t xml:space="preserve">(§8.1) — les deux</w:t>
+      </w:r>
+      <w:r>
+        <w:t xml:space="preserve"> </w:t>
+      </w:r>
+      <w:r>
+        <w:t xml:space="preserve">fonctionnalités (signature de fin d’article, auteur en TDM) partagent</w:t>
+      </w:r>
+      <w:r>
+        <w:t xml:space="preserve"> </w:t>
+      </w:r>
+      <w:r>
+        <w:t xml:space="preserve">exactement le même mécanisme de capture/émission différée, pour la même</w:t>
+      </w:r>
+      <w:r>
+        <w:t xml:space="preserve"> </w:t>
+      </w:r>
+      <w:r>
+        <w:t xml:space="preserve">raison structurelle.</w:t>
+      </w:r>
+    </w:p>
+    <w:bookmarkEnd w:id="44"/>
+    <w:bookmarkEnd w:id="45"/>
+    <w:bookmarkStart w:id="46" w:name="entrées-de-partie"/>
+    <w:p>
+      <w:pPr>
+        <w:pStyle w:val="Heading2"/>
+      </w:pPr>
+      <w:r>
+        <w:t xml:space="preserve">9.3. Entrées de partie</w:t>
+      </w:r>
+    </w:p>
+    <w:p>
+      <w:pPr>
+        <w:pStyle w:val="FirstParagraph"/>
+      </w:pPr>
+      <w:r>
+        <w:t xml:space="preserve">Le référentiel dit « titres de section », mais désigne en réalité ici le</w:t>
+      </w:r>
+      <w:r>
+        <w:t xml:space="preserve"> </w:t>
+      </w:r>
+      <w:r>
+        <w:t xml:space="preserve">niveau</w:t>
+      </w:r>
+      <w:r>
+        <w:t xml:space="preserve"> </w:t>
+      </w:r>
+      <w:r>
+        <w:rPr>
+          <w:rStyle w:val="VerbatimChar"/>
+        </w:rPr>
+        <w:t xml:space="preserve">\part</w:t>
+      </w:r>
+      <w:r>
+        <w:t xml:space="preserve"> </w:t>
+      </w:r>
+      <w:r>
+        <w:t xml:space="preserve">de ce document (les véritables intertitres/sections sont</w:t>
+      </w:r>
+      <w:r>
+        <w:t xml:space="preserve"> </w:t>
+      </w:r>
+      <w:r>
+        <w:t xml:space="preserve">exclus de la TDM depuis</w:t>
+      </w:r>
+      <w:r>
+        <w:t xml:space="preserve"> </w:t>
+      </w:r>
+      <w:r>
+        <w:rPr>
+          <w:rStyle w:val="VerbatimChar"/>
+        </w:rPr>
+        <w:t xml:space="preserve">tocdepth=0</w:t>
+      </w:r>
+      <w:r>
+        <w:t xml:space="preserve">, §9.1). Josefin Sans</w:t>
+      </w:r>
+      <w:r>
+        <w:t xml:space="preserve"> </w:t>
+      </w:r>
+      <w:r>
+        <w:rPr>
+          <w:b/>
+          <w:bCs/>
+        </w:rPr>
+        <w:t xml:space="preserve">Bold, petites</w:t>
+      </w:r>
+      <w:r>
+        <w:rPr>
+          <w:b/>
+          <w:bCs/>
+        </w:rPr>
+        <w:t xml:space="preserve"> </w:t>
+      </w:r>
+      <w:r>
+        <w:rPr>
+          <w:b/>
+          <w:bCs/>
+        </w:rPr>
+        <w:t xml:space="preserve">capitales</w:t>
+      </w:r>
+      <w:r>
+        <w:t xml:space="preserve"> </w:t>
+      </w:r>
+      <w:r>
+        <w:t xml:space="preserve">(vérification humaine directe, 2026-08-05), un peu</w:t>
+      </w:r>
+      <w:r>
+        <w:t xml:space="preserve"> </w:t>
+      </w:r>
+      <w:r>
+        <w:t xml:space="preserve">plus grand que le corps (12 pt contre 11 pt), centré, ligne vide avant et</w:t>
       </w:r>
       <w:r>
         <w:t xml:space="preserve"> </w:t>
@@ -11703,7 +14921,7 @@
         <w:rPr>
           <w:rStyle w:val="FunctionTok"/>
         </w:rPr>
-        <w:t xml:space="preserve">\PURHTitleFont\bfseries\fontsize</w:t>
+        <w:t xml:space="preserve">\PURHTitleFont\bfseries\scshape\fontsize</w:t>
       </w:r>
       <w:r>
         <w:rPr>
@@ -11787,6 +15005,89 @@
     <w:p>
       <w:pPr>
         <w:pStyle w:val="FirstParagraph"/>
+      </w:pPr>
+      <w:r>
+        <w:rPr>
+          <w:rStyle w:val="VerbatimChar"/>
+        </w:rPr>
+        <w:t xml:space="preserve">\scshape</w:t>
+      </w:r>
+      <w:r>
+        <w:t xml:space="preserve"> </w:t>
+      </w:r>
+      <w:r>
+        <w:t xml:space="preserve">fonctionne ici comme</w:t>
+      </w:r>
+      <w:r>
+        <w:t xml:space="preserve"> </w:t>
+      </w:r>
+      <w:r>
+        <w:rPr>
+          <w:rStyle w:val="VerbatimChar"/>
+        </w:rPr>
+        <w:t xml:space="preserve">\textsc</w:t>
+      </w:r>
+      <w:r>
+        <w:t xml:space="preserve"> </w:t>
+      </w:r>
+      <w:r>
+        <w:t xml:space="preserve">ailleurs dans ce document (§8.2) :</w:t>
+      </w:r>
+      <w:r>
+        <w:t xml:space="preserve"> </w:t>
+      </w:r>
+      <w:r>
+        <w:rPr>
+          <w:rStyle w:val="VerbatimChar"/>
+        </w:rPr>
+        <w:t xml:space="preserve">\PURHTitleFont</w:t>
+      </w:r>
+      <w:r>
+        <w:t xml:space="preserve"> </w:t>
+      </w:r>
+      <w:r>
+        <w:t xml:space="preserve">est chargé via fontspec (</w:t>
+      </w:r>
+      <w:r>
+        <w:rPr>
+          <w:rStyle w:val="VerbatimChar"/>
+        </w:rPr>
+        <w:t xml:space="preserve">\newfontfamily</w:t>
+      </w:r>
+      <w:r>
+        <w:t xml:space="preserve">), qui relie</w:t>
+      </w:r>
+      <w:r>
+        <w:t xml:space="preserve"> </w:t>
+      </w:r>
+      <w:r>
+        <w:t xml:space="preserve">automatiquement les formes NFSS aux fonctionnalités OpenType de la fonte</w:t>
+      </w:r>
+      <w:r>
+        <w:t xml:space="preserve"> </w:t>
+      </w:r>
+      <w:r>
+        <w:t xml:space="preserve">(feature</w:t>
+      </w:r>
+      <w:r>
+        <w:t xml:space="preserve"> </w:t>
+      </w:r>
+      <w:r>
+        <w:t xml:space="preserve">“Small Caps”</w:t>
+      </w:r>
+      <w:r>
+        <w:t xml:space="preserve">) quand elle les propose — même mécanisme, pas une</w:t>
+      </w:r>
+      <w:r>
+        <w:t xml:space="preserve"> </w:t>
+      </w:r>
+      <w:r>
+        <w:t xml:space="preserve">redéfinition séparée.</w:t>
+      </w:r>
+    </w:p>
+    <w:p>
+      <w:pPr>
+        <w:pStyle w:val="BodyText"/>
       </w:pPr>
       <w:r>
         <w:rPr>
@@ -11886,9 +15187,9 @@
         </w:pict>
       </w:r>
     </w:p>
-    <w:bookmarkEnd w:id="42"/>
-    <w:bookmarkEnd w:id="43"/>
-    <w:bookmarkStart w:id="46" w:name="tableaux-fond-des-lignes-den-tête"/>
+    <w:bookmarkEnd w:id="46"/>
+    <w:bookmarkEnd w:id="47"/>
+    <w:bookmarkStart w:id="50" w:name="tableaux-fond-des-lignes-den-tête"/>
     <w:p>
       <w:pPr>
         <w:pStyle w:val="Heading1"/>
@@ -11911,7 +15212,7 @@
         <w:t xml:space="preserve">label.</w:t>
       </w:r>
     </w:p>
-    <w:bookmarkStart w:id="44" w:name="deux-contraintes-en-tension"/>
+    <w:bookmarkStart w:id="48" w:name="deux-contraintes-en-tension"/>
     <w:p>
       <w:pPr>
         <w:pStyle w:val="Heading2"/>
@@ -12126,8 +15427,8 @@
         <w:t xml:space="preserve">généré.</w:t>
       </w:r>
     </w:p>
-    <w:bookmarkEnd w:id="44"/>
-    <w:bookmarkStart w:id="45" w:name="solution-retenue"/>
+    <w:bookmarkEnd w:id="48"/>
+    <w:bookmarkStart w:id="49" w:name="solution-retenue"/>
     <w:p>
       <w:pPr>
         <w:pStyle w:val="Heading2"/>
@@ -12653,9 +15954,9 @@
         </w:pict>
       </w:r>
     </w:p>
-    <w:bookmarkEnd w:id="45"/>
-    <w:bookmarkEnd w:id="46"/>
-    <w:bookmarkStart w:id="47" w:name="X2da77b90a6d99e8e17d07e8847a9ac7f168385f"/>
+    <w:bookmarkEnd w:id="49"/>
+    <w:bookmarkEnd w:id="50"/>
+    <w:bookmarkStart w:id="51" w:name="X2da77b90a6d99e8e17d07e8847a9ac7f168385f"/>
     <w:p>
       <w:pPr>
         <w:pStyle w:val="Heading1"/>
@@ -13628,6 +16929,670 @@
           </w:p>
         </w:tc>
       </w:tr>
+      <w:tr>
+        <w:tc>
+          <w:tcPr/>
+          <w:p>
+            <w:pPr>
+              <w:pStyle w:val="Compact"/>
+            </w:pPr>
+            <w:r>
+              <w:rPr>
+                <w:rStyle w:val="VerbatimChar"/>
+              </w:rPr>
+              <w:t xml:space="preserve">\renewcommand{\textsc}[1]{#1}</w:t>
+            </w:r>
+            <w:r>
+              <w:t xml:space="preserve"> </w:t>
+            </w:r>
+            <w:r>
+              <w:t xml:space="preserve">placé DANS un argument</w:t>
+            </w:r>
+            <w:r>
+              <w:t xml:space="preserve"> </w:t>
+            </w:r>
+            <w:r>
+              <w:rPr>
+                <w:rStyle w:val="VerbatimChar"/>
+              </w:rPr>
+              <w:t xml:space="preserve">\addcontentsline</w:t>
+            </w:r>
+            <w:r>
+              <w:t xml:space="preserve"> </w:t>
+            </w:r>
+            <w:r>
+              <w:t xml:space="preserve">(2026-08-05)</w:t>
+            </w:r>
+          </w:p>
+        </w:tc>
+        <w:tc>
+          <w:tcPr/>
+          <w:p>
+            <w:pPr>
+              <w:pStyle w:val="Compact"/>
+            </w:pPr>
+            <w:r>
+              <w:t xml:space="preserve">Fichier</w:t>
+            </w:r>
+            <w:r>
+              <w:t xml:space="preserve"> </w:t>
+            </w:r>
+            <w:r>
+              <w:rPr>
+                <w:rStyle w:val="VerbatimChar"/>
+              </w:rPr>
+              <w:t xml:space="preserve">.toc</w:t>
+            </w:r>
+            <w:r>
+              <w:t xml:space="preserve"> </w:t>
+            </w:r>
+            <w:r>
+              <w:t xml:space="preserve">corrompu : erreurs</w:t>
+            </w:r>
+            <w:r>
+              <w:t xml:space="preserve"> </w:t>
+            </w:r>
+            <w:r>
+              <w:rPr>
+                <w:rStyle w:val="VerbatimChar"/>
+              </w:rPr>
+              <w:t xml:space="preserve">\textsc has an extra }</w:t>
+            </w:r>
+            <w:r>
+              <w:t xml:space="preserve"> </w:t>
+            </w:r>
+            <w:r>
+              <w:t xml:space="preserve">ou</w:t>
+            </w:r>
+            <w:r>
+              <w:t xml:space="preserve"> </w:t>
+            </w:r>
+            <w:r>
+              <w:rPr>
+                <w:rStyle w:val="VerbatimChar"/>
+              </w:rPr>
+              <w:t xml:space="preserve">You can't use a prefix...</w:t>
+            </w:r>
+            <w:r>
+              <w:t xml:space="preserve"> </w:t>
+            </w:r>
+            <w:r>
+              <w:t xml:space="preserve">ailleurs dans le document, bien après le point réellement fautif</w:t>
+            </w:r>
+          </w:p>
+        </w:tc>
+        <w:tc>
+          <w:tcPr/>
+          <w:p>
+            <w:pPr>
+              <w:pStyle w:val="Compact"/>
+            </w:pPr>
+            <w:r>
+              <w:rPr>
+                <w:rStyle w:val="VerbatimChar"/>
+              </w:rPr>
+              <w:t xml:space="preserve">\addcontentsline</w:t>
+            </w:r>
+            <w:r>
+              <w:t xml:space="preserve"> </w:t>
+            </w:r>
+            <w:r>
+              <w:t xml:space="preserve">écrit son argument via</w:t>
+            </w:r>
+            <w:r>
+              <w:t xml:space="preserve"> </w:t>
+            </w:r>
+            <w:r>
+              <w:rPr>
+                <w:rStyle w:val="VerbatimChar"/>
+              </w:rPr>
+              <w:t xml:space="preserve">\protected@write</w:t>
+            </w:r>
+            <w:r>
+              <w:t xml:space="preserve">, qui</w:t>
+            </w:r>
+            <w:r>
+              <w:t xml:space="preserve"> </w:t>
+            </w:r>
+            <w:r>
+              <w:rPr>
+                <w:rStyle w:val="VerbatimChar"/>
+              </w:rPr>
+              <w:t xml:space="preserve">\edef</w:t>
+            </w:r>
+            <w:r>
+              <w:t xml:space="preserve">-développe le texte ; un</w:t>
+            </w:r>
+            <w:r>
+              <w:t xml:space="preserve"> </w:t>
+            </w:r>
+            <w:r>
+              <w:rPr>
+                <w:rStyle w:val="VerbatimChar"/>
+              </w:rPr>
+              <w:t xml:space="preserve">\edef</w:t>
+            </w:r>
+            <w:r>
+              <w:t xml:space="preserve"> </w:t>
+            </w:r>
+            <w:r>
+              <w:t xml:space="preserve">ne peut pas EXÉCUTER les primitives non désarmables (</w:t>
+            </w:r>
+            <w:r>
+              <w:rPr>
+                <w:rStyle w:val="VerbatimChar"/>
+              </w:rPr>
+              <w:t xml:space="preserve">\def</w:t>
+            </w:r>
+            <w:r>
+              <w:t xml:space="preserve">,</w:t>
+            </w:r>
+            <w:r>
+              <w:t xml:space="preserve"> </w:t>
+            </w:r>
+            <w:r>
+              <w:rPr>
+                <w:rStyle w:val="VerbatimChar"/>
+              </w:rPr>
+              <w:t xml:space="preserve">\global</w:t>
+            </w:r>
+            <w:r>
+              <w:t xml:space="preserve">…) que</w:t>
+            </w:r>
+            <w:r>
+              <w:t xml:space="preserve"> </w:t>
+            </w:r>
+            <w:r>
+              <w:rPr>
+                <w:rStyle w:val="VerbatimChar"/>
+              </w:rPr>
+              <w:t xml:space="preserve">\renewcommand</w:t>
+            </w:r>
+            <w:r>
+              <w:t xml:space="preserve"> </w:t>
+            </w:r>
+            <w:r>
+              <w:t xml:space="preserve">appelle en interne — il les recopie telles quelles au lieu de les exécuter</w:t>
+            </w:r>
+          </w:p>
+        </w:tc>
+        <w:tc>
+          <w:tcPr/>
+          <w:p>
+            <w:pPr>
+              <w:pStyle w:val="Compact"/>
+            </w:pPr>
+            <w:r>
+              <w:t xml:space="preserve">Neutraliser</w:t>
+            </w:r>
+            <w:r>
+              <w:t xml:space="preserve"> </w:t>
+            </w:r>
+            <w:r>
+              <w:rPr>
+                <w:rStyle w:val="VerbatimChar"/>
+              </w:rPr>
+              <w:t xml:space="preserve">\textsc</w:t>
+            </w:r>
+            <w:r>
+              <w:t xml:space="preserve"> </w:t>
+            </w:r>
+            <w:r>
+              <w:t xml:space="preserve">en amont, au fil normal du document (pas dans un argument</w:t>
+            </w:r>
+            <w:r>
+              <w:t xml:space="preserve"> </w:t>
+            </w:r>
+            <w:r>
+              <w:rPr>
+                <w:rStyle w:val="VerbatimChar"/>
+              </w:rPr>
+              <w:t xml:space="preserve">\addcontentsline</w:t>
+            </w:r>
+            <w:r>
+              <w:t xml:space="preserve">/</w:t>
+            </w:r>
+            <w:r>
+              <w:rPr>
+                <w:rStyle w:val="VerbatimChar"/>
+              </w:rPr>
+              <w:t xml:space="preserve">\addtocontents</w:t>
+            </w:r>
+            <w:r>
+              <w:t xml:space="preserve">), via</w:t>
+            </w:r>
+            <w:r>
+              <w:t xml:space="preserve"> </w:t>
+            </w:r>
+            <w:r>
+              <w:rPr>
+                <w:rStyle w:val="VerbatimChar"/>
+              </w:rPr>
+              <w:t xml:space="preserve">\protected@xdef</w:t>
+            </w:r>
+            <w:r>
+              <w:t xml:space="preserve"> </w:t>
+            </w:r>
+            <w:r>
+              <w:t xml:space="preserve">+ un</w:t>
+            </w:r>
+            <w:r>
+              <w:t xml:space="preserve"> </w:t>
+            </w:r>
+            <w:r>
+              <w:rPr>
+                <w:rStyle w:val="VerbatimChar"/>
+              </w:rPr>
+              <w:t xml:space="preserve">\def</w:t>
+            </w:r>
+            <w:r>
+              <w:t xml:space="preserve"> </w:t>
+            </w:r>
+            <w:r>
+              <w:t xml:space="preserve">local ; voir §9.2</w:t>
+            </w:r>
+          </w:p>
+        </w:tc>
+      </w:tr>
+      <w:tr>
+        <w:tc>
+          <w:tcPr/>
+          <w:p>
+            <w:pPr>
+              <w:pStyle w:val="Compact"/>
+            </w:pPr>
+            <w:r>
+              <w:rPr>
+                <w:rStyle w:val="VerbatimChar"/>
+              </w:rPr>
+              <w:t xml:space="preserve">\makeatletter</w:t>
+            </w:r>
+            <w:r>
+              <w:t xml:space="preserve"> </w:t>
+            </w:r>
+            <w:r>
+              <w:t xml:space="preserve">placé DANS le corps d’une macro</w:t>
+            </w:r>
+            <w:r>
+              <w:t xml:space="preserve"> </w:t>
+            </w:r>
+            <w:r>
+              <w:rPr>
+                <w:rStyle w:val="VerbatimChar"/>
+              </w:rPr>
+              <w:t xml:space="preserve">\newcommand</w:t>
+            </w:r>
+            <w:r>
+              <w:t xml:space="preserve"> </w:t>
+            </w:r>
+            <w:r>
+              <w:t xml:space="preserve">(2026-08-05)</w:t>
+            </w:r>
+          </w:p>
+        </w:tc>
+        <w:tc>
+          <w:tcPr/>
+          <w:p>
+            <w:pPr>
+              <w:pStyle w:val="Compact"/>
+            </w:pPr>
+            <w:r>
+              <w:rPr>
+                <w:rStyle w:val="VerbatimChar"/>
+              </w:rPr>
+              <w:t xml:space="preserve">You can't use a prefix with the character @</w:t>
+            </w:r>
+            <w:r>
+              <w:t xml:space="preserve"> </w:t>
+            </w:r>
+            <w:r>
+              <w:t xml:space="preserve">sur un</w:t>
+            </w:r>
+            <w:r>
+              <w:t xml:space="preserve"> </w:t>
+            </w:r>
+            <w:r>
+              <w:rPr>
+                <w:rStyle w:val="VerbatimChar"/>
+              </w:rPr>
+              <w:t xml:space="preserve">\protected@xdef</w:t>
+            </w:r>
+            <w:r>
+              <w:t xml:space="preserve"> </w:t>
+            </w:r>
+            <w:r>
+              <w:t xml:space="preserve">pourtant précédé d’un</w:t>
+            </w:r>
+            <w:r>
+              <w:t xml:space="preserve"> </w:t>
+            </w:r>
+            <w:r>
+              <w:rPr>
+                <w:rStyle w:val="VerbatimChar"/>
+              </w:rPr>
+              <w:t xml:space="preserve">\makeatletter</w:t>
+            </w:r>
+            <w:r>
+              <w:t xml:space="preserve"> </w:t>
+            </w:r>
+            <w:r>
+              <w:t xml:space="preserve">dans le même bloc</w:t>
+            </w:r>
+          </w:p>
+        </w:tc>
+        <w:tc>
+          <w:tcPr/>
+          <w:p>
+            <w:pPr>
+              <w:pStyle w:val="Compact"/>
+            </w:pPr>
+            <w:r>
+              <w:t xml:space="preserve">Le corps d’un</w:t>
+            </w:r>
+            <w:r>
+              <w:t xml:space="preserve"> </w:t>
+            </w:r>
+            <w:r>
+              <w:rPr>
+                <w:rStyle w:val="VerbatimChar"/>
+              </w:rPr>
+              <w:t xml:space="preserve">\newcommand</w:t>
+            </w:r>
+            <w:r>
+              <w:t xml:space="preserve">/</w:t>
+            </w:r>
+            <w:r>
+              <w:rPr>
+                <w:rStyle w:val="VerbatimChar"/>
+              </w:rPr>
+              <w:t xml:space="preserve">\def</w:t>
+            </w:r>
+            <w:r>
+              <w:t xml:space="preserve"> </w:t>
+            </w:r>
+            <w:r>
+              <w:t xml:space="preserve">est</w:t>
+            </w:r>
+            <w:r>
+              <w:t xml:space="preserve"> </w:t>
+            </w:r>
+            <w:r>
+              <w:rPr>
+                <w:b/>
+                <w:bCs/>
+              </w:rPr>
+              <w:t xml:space="preserve">tokenisé une fois pour toutes à la lecture du fichier</w:t>
+            </w:r>
+            <w:r>
+              <w:t xml:space="preserve"> </w:t>
+            </w:r>
+            <w:r>
+              <w:t xml:space="preserve">(à</w:t>
+            </w:r>
+            <w:r>
+              <w:t xml:space="preserve"> </w:t>
+            </w:r>
+            <w:r>
+              <w:rPr>
+                <w:rStyle w:val="VerbatimChar"/>
+              </w:rPr>
+              <w:t xml:space="preserve">\input</w:t>
+            </w:r>
+            <w:r>
+              <w:t xml:space="preserve">), pas à chaque invocation ultérieure — un</w:t>
+            </w:r>
+            <w:r>
+              <w:t xml:space="preserve"> </w:t>
+            </w:r>
+            <w:r>
+              <w:rPr>
+                <w:rStyle w:val="VerbatimChar"/>
+              </w:rPr>
+              <w:t xml:space="preserve">\makeatletter</w:t>
+            </w:r>
+            <w:r>
+              <w:t xml:space="preserve"> </w:t>
+            </w:r>
+            <w:r>
+              <w:t xml:space="preserve">exécuté seulement à l’usage arrive trop tard, la catégorie de code de</w:t>
+            </w:r>
+            <w:r>
+              <w:t xml:space="preserve"> </w:t>
+            </w:r>
+            <w:r>
+              <w:rPr>
+                <w:rStyle w:val="VerbatimChar"/>
+              </w:rPr>
+              <w:t xml:space="preserve">@</w:t>
+            </w:r>
+            <w:r>
+              <w:t xml:space="preserve"> </w:t>
+            </w:r>
+            <w:r>
+              <w:t xml:space="preserve">était déjà figée à 12 (« autre ») quand</w:t>
+            </w:r>
+            <w:r>
+              <w:t xml:space="preserve"> </w:t>
+            </w:r>
+            <w:r>
+              <w:rPr>
+                <w:rStyle w:val="VerbatimChar"/>
+              </w:rPr>
+              <w:t xml:space="preserve">\protected@xdef</w:t>
+            </w:r>
+            <w:r>
+              <w:t xml:space="preserve"> </w:t>
+            </w:r>
+            <w:r>
+              <w:t xml:space="preserve">a été lu</w:t>
+            </w:r>
+          </w:p>
+        </w:tc>
+        <w:tc>
+          <w:tcPr/>
+          <w:p>
+            <w:pPr>
+              <w:pStyle w:val="Compact"/>
+            </w:pPr>
+            <w:r>
+              <w:t xml:space="preserve">Placer</w:t>
+            </w:r>
+            <w:r>
+              <w:t xml:space="preserve"> </w:t>
+            </w:r>
+            <w:r>
+              <w:rPr>
+                <w:rStyle w:val="VerbatimChar"/>
+              </w:rPr>
+              <w:t xml:space="preserve">\makeatletter</w:t>
+            </w:r>
+            <w:r>
+              <w:t xml:space="preserve">/</w:t>
+            </w:r>
+            <w:r>
+              <w:rPr>
+                <w:rStyle w:val="VerbatimChar"/>
+              </w:rPr>
+              <w:t xml:space="preserve">\makeatother</w:t>
+            </w:r>
+            <w:r>
+              <w:t xml:space="preserve"> </w:t>
+            </w:r>
+            <w:r>
+              <w:t xml:space="preserve">AUTOUR de toute la définition de la macro, au niveau du fichier, pas à l’intérieur de son corps</w:t>
+            </w:r>
+          </w:p>
+        </w:tc>
+      </w:tr>
+      <w:tr>
+        <w:tc>
+          <w:tcPr/>
+          <w:p>
+            <w:pPr>
+              <w:pStyle w:val="Compact"/>
+            </w:pPr>
+            <w:r>
+              <w:rPr>
+                <w:rStyle w:val="VerbatimChar"/>
+              </w:rPr>
+              <w:t xml:space="preserve">\contentspage</w:t>
+            </w:r>
+            <w:r>
+              <w:t xml:space="preserve">/</w:t>
+            </w:r>
+            <w:r>
+              <w:rPr>
+                <w:rStyle w:val="VerbatimChar"/>
+              </w:rPr>
+              <w:t xml:space="preserve">\\</w:t>
+            </w:r>
+            <w:r>
+              <w:t xml:space="preserve"> </w:t>
+            </w:r>
+            <w:r>
+              <w:t xml:space="preserve">insérés dans le texte d’une entrée</w:t>
+            </w:r>
+            <w:r>
+              <w:t xml:space="preserve"> </w:t>
+            </w:r>
+            <w:r>
+              <w:rPr>
+                <w:rStyle w:val="VerbatimChar"/>
+              </w:rPr>
+              <w:t xml:space="preserve">\addcontentsline</w:t>
+            </w:r>
+            <w:r>
+              <w:t xml:space="preserve"> </w:t>
+            </w:r>
+            <w:r>
+              <w:t xml:space="preserve">déjà utilisée par</w:t>
+            </w:r>
+            <w:r>
+              <w:t xml:space="preserve"> </w:t>
+            </w:r>
+            <w:r>
+              <w:rPr>
+                <w:rStyle w:val="VerbatimChar"/>
+              </w:rPr>
+              <w:t xml:space="preserve">bookmark</w:t>
+            </w:r>
+            <w:r>
+              <w:t xml:space="preserve"> </w:t>
+            </w:r>
+            <w:r>
+              <w:t xml:space="preserve">(2026-08-05)</w:t>
+            </w:r>
+          </w:p>
+        </w:tc>
+        <w:tc>
+          <w:tcPr/>
+          <w:p>
+            <w:pPr>
+              <w:pStyle w:val="Compact"/>
+            </w:pPr>
+            <w:r>
+              <w:rPr>
+                <w:rStyle w:val="VerbatimChar"/>
+              </w:rPr>
+              <w:t xml:space="preserve">Package hyperref Warning: Token not allowed in a PDF string</w:t>
+            </w:r>
+            <w:r>
+              <w:t xml:space="preserve">, puis</w:t>
+            </w:r>
+            <w:r>
+              <w:t xml:space="preserve"> </w:t>
+            </w:r>
+            <w:r>
+              <w:rPr>
+                <w:rStyle w:val="VerbatimChar"/>
+              </w:rPr>
+              <w:t xml:space="preserve">Use of \ttl@row@i doesn't match its definition</w:t>
+            </w:r>
+            <w:r>
+              <w:t xml:space="preserve"> </w:t>
+            </w:r>
+            <w:r>
+              <w:t xml:space="preserve">(désynchronisation de titlesec)</w:t>
+            </w:r>
+          </w:p>
+        </w:tc>
+        <w:tc>
+          <w:tcPr/>
+          <w:p>
+            <w:pPr>
+              <w:pStyle w:val="Compact"/>
+            </w:pPr>
+            <w:r>
+              <w:t xml:space="preserve">Le paquet</w:t>
+            </w:r>
+            <w:r>
+              <w:t xml:space="preserve"> </w:t>
+            </w:r>
+            <w:r>
+              <w:rPr>
+                <w:rStyle w:val="VerbatimChar"/>
+              </w:rPr>
+              <w:t xml:space="preserve">bookmark</w:t>
+            </w:r>
+            <w:r>
+              <w:t xml:space="preserve"> </w:t>
+            </w:r>
+            <w:r>
+              <w:t xml:space="preserve">construit automatiquement les signets PDF depuis CE MÊME texte d’entrée ; il ne tolère pas des macros de mise en forme (filet, retour à la ligne) qui ne produisent pas une chaîne PDF valide</w:t>
+            </w:r>
+          </w:p>
+        </w:tc>
+        <w:tc>
+          <w:tcPr/>
+          <w:p>
+            <w:pPr>
+              <w:pStyle w:val="Compact"/>
+            </w:pPr>
+            <w:r>
+              <w:t xml:space="preserve">Ne jamais enrichir le texte transmis à</w:t>
+            </w:r>
+            <w:r>
+              <w:t xml:space="preserve"> </w:t>
+            </w:r>
+            <w:r>
+              <w:rPr>
+                <w:rStyle w:val="VerbatimChar"/>
+              </w:rPr>
+              <w:t xml:space="preserve">\addcontentsline</w:t>
+            </w:r>
+            <w:r>
+              <w:t xml:space="preserve"> </w:t>
+            </w:r>
+            <w:r>
+              <w:t xml:space="preserve">au-delà d’un titre simple ; toute information additionnelle (ex. auteur) doit être écrite comme un</w:t>
+            </w:r>
+            <w:r>
+              <w:t xml:space="preserve"> </w:t>
+            </w:r>
+            <w:r>
+              <w:rPr>
+                <w:rStyle w:val="VerbatimChar"/>
+              </w:rPr>
+              <w:t xml:space="preserve">\addtocontents</w:t>
+            </w:r>
+            <w:r>
+              <w:t xml:space="preserve"> </w:t>
+            </w:r>
+            <w:r>
+              <w:t xml:space="preserve">séparé, jamais capturé par</w:t>
+            </w:r>
+            <w:r>
+              <w:t xml:space="preserve"> </w:t>
+            </w:r>
+            <w:r>
+              <w:rPr>
+                <w:rStyle w:val="VerbatimChar"/>
+              </w:rPr>
+              <w:t xml:space="preserve">bookmark</w:t>
+            </w:r>
+          </w:p>
+        </w:tc>
+      </w:tr>
     </w:tbl>
     <w:p>
       <w:pPr>
@@ -13817,31 +17782,6 @@
       </w:r>
     </w:p>
     <w:p>
-      <w:r>
-        <w:pict>
-          <v:rect style="width:0;height:1.5pt" o:hralign="center" o:hrstd="t" o:hr="t"/>
-        </w:pict>
-      </w:r>
-    </w:p>
-    <w:bookmarkEnd w:id="47"/>
-    <w:bookmarkStart w:id="48" w:name="X61e5f0da389a79dd87e2ef358c908b0143c5a65"/>
-    <w:p>
-      <w:pPr>
-        <w:pStyle w:val="Heading1"/>
-      </w:pPr>
-      <w:r>
-        <w:t xml:space="preserve">12. Rappel — ce qui est propre au profil de page vs commun à tous les formats</w:t>
-      </w:r>
-    </w:p>
-    <w:p>
-      <w:pPr>
-        <w:pStyle w:val="FirstParagraph"/>
-      </w:pPr>
-      <w:r>
-        <w:t xml:space="preserve">Distinction essentielle pour appliquer ce travail à 195×255 ou 180×240 :</w:t>
-      </w:r>
-    </w:p>
-    <w:p>
       <w:pPr>
         <w:pStyle w:val="BodyText"/>
       </w:pPr>
@@ -13850,452 +17790,25 @@
           <w:b/>
           <w:bCs/>
         </w:rPr>
-        <w:t xml:space="preserve">Propre au profil (</w:t>
-      </w:r>
-      <w:r>
-        <w:rPr>
-          <w:rStyle w:val="VerbatimChar"/>
-          <w:b/>
-          <w:bCs/>
-        </w:rPr>
-        <w:t xml:space="preserve">purh_layout_profiles.py</w:t>
-      </w:r>
-      <w:r>
-        <w:rPr>
-          <w:b/>
-          <w:bCs/>
-        </w:rPr>
-        <w:t xml:space="preserve">, à redéfinir par format)</w:t>
-      </w:r>
-      <w:r>
-        <w:t xml:space="preserve"> </w:t>
-      </w:r>
-      <w:r>
-        <w:t xml:space="preserve">:</w:t>
-      </w:r>
-      <w:r>
-        <w:t xml:space="preserve"> </w:t>
-      </w:r>
-      <w:r>
-        <w:t xml:space="preserve">- dimensions papier, marges (haut/bas/intérieure/extérieure)</w:t>
-      </w:r>
-      <w:r>
-        <w:t xml:space="preserve"> </w:t>
-      </w:r>
-      <w:r>
-        <w:t xml:space="preserve">- corps et interligne du texte courant et des notes (actuellement identiques</w:t>
-      </w:r>
-      <w:r>
-        <w:t xml:space="preserve"> </w:t>
-      </w:r>
-      <w:r>
-        <w:t xml:space="preserve">sur les deux profils existants : 11/13,5 pt corps, 8,5/10,2 pt notes — pas</w:t>
-      </w:r>
-      <w:r>
-        <w:t xml:space="preserve"> </w:t>
-      </w:r>
-      <w:r>
-        <w:t xml:space="preserve">garanti qu’un futur format partage ces valeurs, à vérifier contre son</w:t>
-      </w:r>
-      <w:r>
-        <w:t xml:space="preserve"> </w:t>
-      </w:r>
-      <w:r>
-        <w:t xml:space="preserve">propre maître InDesign)</w:t>
-      </w:r>
-      <w:r>
-        <w:t xml:space="preserve"> </w:t>
-      </w:r>
-      <w:r>
-        <w:t xml:space="preserve">-</w:t>
-      </w:r>
-      <w:r>
-        <w:t xml:space="preserve"> </w:t>
-      </w:r>
-      <w:r>
-        <w:rPr>
-          <w:rStyle w:val="VerbatimChar"/>
-        </w:rPr>
-        <w:t xml:space="preserve">show_contribution_author</w:t>
-      </w:r>
-    </w:p>
-    <w:p>
-      <w:pPr>
-        <w:pStyle w:val="BodyText"/>
-      </w:pPr>
-      <w:r>
-        <w:rPr>
-          <w:b/>
-          <w:bCs/>
-        </w:rPr>
-        <w:t xml:space="preserve">Commun à tous les profils (préambule et macros, indépendant du format)</w:t>
-      </w:r>
-      <w:r>
-        <w:t xml:space="preserve"> </w:t>
-      </w:r>
-      <w:r>
-        <w:t xml:space="preserve">:</w:t>
-      </w:r>
-      <w:r>
-        <w:t xml:space="preserve"> </w:t>
-      </w:r>
-      <w:r>
-        <w:t xml:space="preserve">- toutes les graisses/casse de titraille (§2.4, §3)</w:t>
-      </w:r>
-      <w:r>
-        <w:t xml:space="preserve"> </w:t>
-      </w:r>
-      <w:r>
-        <w:t xml:space="preserve">- la couleur du texte courant et du titre courant (§2.2, §2.5)</w:t>
-      </w:r>
-      <w:r>
-        <w:t xml:space="preserve"> </w:t>
-      </w:r>
-      <w:r>
-        <w:t xml:space="preserve">- le mécanisme de signature de fin d’article et d’entrée de TDM avec auteur</w:t>
-      </w:r>
-      <w:r>
-        <w:t xml:space="preserve"> </w:t>
-      </w:r>
-      <w:r>
-        <w:t xml:space="preserve">(§8, §9)</w:t>
-      </w:r>
-      <w:r>
-        <w:t xml:space="preserve"> </w:t>
-      </w:r>
-      <w:r>
-        <w:t xml:space="preserve">- le colophon calé en bas de page, la structure de la page de titre (§7)</w:t>
-      </w:r>
-      <w:r>
-        <w:t xml:space="preserve"> </w:t>
-      </w:r>
-      <w:r>
-        <w:t xml:space="preserve">- les corrections de bugs LaTeX du §11</w:t>
-      </w:r>
-    </w:p>
-    <w:p>
-      <w:pPr>
-        <w:pStyle w:val="BodyText"/>
-      </w:pPr>
-      <w:r>
-        <w:rPr>
-          <w:b/>
-          <w:bCs/>
-        </w:rPr>
-        <w:t xml:space="preserve">Ce qui doit être recalibré empiriquement pour chaque nouveau format,</w:t>
-      </w:r>
-      <w:r>
-        <w:rPr>
-          <w:b/>
-          <w:bCs/>
-        </w:rPr>
-        <w:t xml:space="preserve"> </w:t>
-      </w:r>
-      <w:r>
-        <w:rPr>
-          <w:b/>
-          <w:bCs/>
-        </w:rPr>
-        <w:t xml:space="preserve">même si le mécanisme reste identique</w:t>
-      </w:r>
-      <w:r>
-        <w:t xml:space="preserve"> </w:t>
-      </w:r>
-      <w:r>
-        <w:t xml:space="preserve">:</w:t>
-      </w:r>
-      <w:r>
-        <w:t xml:space="preserve"> </w:t>
-      </w:r>
-      <w:r>
-        <w:t xml:space="preserve">- la largeur de boîte des titres à coupure de ligne forcée (§4.1, §5) —</w:t>
-      </w:r>
-      <w:r>
-        <w:t xml:space="preserve"> </w:t>
-      </w:r>
-      <w:r>
-        <w:t xml:space="preserve">ces valeurs (88 mm, 104 mm) sont dérivées de l’empagement du profil</w:t>
-      </w:r>
-      <w:r>
-        <w:t xml:space="preserve"> </w:t>
-      </w:r>
-      <w:r>
-        <w:t xml:space="preserve">155×230 et d’un corpus de titres précis, pas transposables telles quelles ;</w:t>
-      </w:r>
-      <w:r>
-        <w:t xml:space="preserve"> </w:t>
-      </w:r>
-      <w:r>
-        <w:t xml:space="preserve">- le décalage vertical du bandeau de titre courant</w:t>
-      </w:r>
-      <w:r>
-        <w:t xml:space="preserve"> </w:t>
-      </w:r>
-      <w:r>
-        <w:t xml:space="preserve">(</w:t>
-      </w:r>
-      <w:r>
-        <w:rPr>
-          <w:rStyle w:val="VerbatimChar"/>
-        </w:rPr>
-        <w:t xml:space="preserve">\addtolength{\topmargin}{-3.1mm}</w:t>
-      </w:r>
-      <w:r>
-        <w:t xml:space="preserve"> </w:t>
-      </w:r>
-      <w:r>
-        <w:t xml:space="preserve">/</w:t>
-      </w:r>
-      <w:r>
-        <w:t xml:space="preserve"> </w:t>
-      </w:r>
-      <w:r>
-        <w:rPr>
-          <w:rStyle w:val="VerbatimChar"/>
-        </w:rPr>
-        <w:t xml:space="preserve">\addtolength{\headsep}{3.1mm}</w:t>
-      </w:r>
-      <w:r>
-        <w:t xml:space="preserve">,</w:t>
-      </w:r>
-      <w:r>
-        <w:t xml:space="preserve"> </w:t>
-      </w:r>
-      <w:r>
-        <w:t xml:space="preserve">référentiel §6.2) — spécifique à un écart de rendu observé sur CE profil,</w:t>
-      </w:r>
-      <w:r>
-        <w:t xml:space="preserve"> </w:t>
-      </w:r>
-      <w:r>
-        <w:t xml:space="preserve">à revérifier sur le PDF généré du nouveau format avant de réutiliser</w:t>
-      </w:r>
-      <w:r>
-        <w:t xml:space="preserve"> </w:t>
-      </w:r>
-      <w:r>
-        <w:t xml:space="preserve">3,1 mm ;</w:t>
-      </w:r>
-      <w:r>
-        <w:t xml:space="preserve"> </w:t>
-      </w:r>
-      <w:r>
-        <w:t xml:space="preserve">- la position verticale du bloc de titre (</w:t>
-      </w:r>
-      <w:r>
-        <w:rPr>
-          <w:rStyle w:val="VerbatimChar"/>
-        </w:rPr>
-        <w:t xml:space="preserve">0.25\textheight</w:t>
-      </w:r>
-      <w:r>
-        <w:t xml:space="preserve"> </w:t>
-      </w:r>
-      <w:r>
-        <w:t xml:space="preserve">pour faux-titre</w:t>
-      </w:r>
-      <w:r>
-        <w:t xml:space="preserve"> </w:t>
-      </w:r>
-      <w:r>
-        <w:t xml:space="preserve">et page de titre) et l’espace entre le bloc de titre d’ouverture de</w:t>
-      </w:r>
-      <w:r>
-        <w:t xml:space="preserve"> </w:t>
-      </w:r>
-      <w:r>
-        <w:t xml:space="preserve">contribution et le début du corps (</w:t>
-      </w:r>
-      <w:r>
-        <w:rPr>
-          <w:rStyle w:val="VerbatimChar"/>
-        </w:rPr>
-        <w:t xml:space="preserve">\PURHContributionBodyGap</w:t>
-      </w:r>
-      <w:r>
-        <w:t xml:space="preserve">, 105 pt,</w:t>
-      </w:r>
-      <w:r>
-        <w:t xml:space="preserve"> </w:t>
-      </w:r>
-      <w:r>
-        <w:t xml:space="preserve">estimé à 5,5 lignes de titre — voir</w:t>
-      </w:r>
-      <w:r>
-        <w:t xml:space="preserve"> </w:t>
-      </w:r>
-      <w:r>
-        <w:rPr>
-          <w:rStyle w:val="VerbatimChar"/>
-        </w:rPr>
-        <w:t xml:space="preserve">latei_macros.tex</w:t>
-      </w:r>
-      <w:r>
-        <w:t xml:space="preserve">) : ces deux valeurs</w:t>
-      </w:r>
-      <w:r>
-        <w:t xml:space="preserve"> </w:t>
-      </w:r>
-      <w:r>
-        <w:t xml:space="preserve">sont explicitement documentées dans le code comme des estimations</w:t>
-      </w:r>
-      <w:r>
-        <w:t xml:space="preserve"> </w:t>
-      </w:r>
-      <w:r>
-        <w:t xml:space="preserve">visuelles, pas des mesures millimétriques du référentiel — donc à</w:t>
-      </w:r>
-      <w:r>
-        <w:t xml:space="preserve"> </w:t>
-      </w:r>
-      <w:r>
-        <w:t xml:space="preserve">recalibrer par vérification humaine directe sur le nouveau format, pas à</w:t>
-      </w:r>
-      <w:r>
-        <w:t xml:space="preserve"> </w:t>
-      </w:r>
-      <w:r>
-        <w:t xml:space="preserve">copier.</w:t>
-      </w:r>
-    </w:p>
-    <w:p>
-      <w:r>
-        <w:pict>
-          <v:rect style="width:0;height:1.5pt" o:hralign="center" o:hrstd="t" o:hr="t"/>
-        </w:pict>
-      </w:r>
-    </w:p>
-    <w:bookmarkEnd w:id="48"/>
-    <w:bookmarkStart w:id="50" w:name="X6276d5dfc6b3a94f048bc8795178a36ac78fb93"/>
-    <w:p>
-      <w:pPr>
-        <w:pStyle w:val="Heading1"/>
-      </w:pPr>
-      <w:r>
-        <w:t xml:space="preserve">13. Limitation connue et volontairement non implémentée</w:t>
-      </w:r>
-    </w:p>
-    <w:bookmarkStart w:id="49" w:name="X9533c666663f55620eec8bfe73dfe6d8e042fbd"/>
-    <w:p>
-      <w:pPr>
-        <w:pStyle w:val="Heading2"/>
-      </w:pPr>
-      <w:r>
-        <w:t xml:space="preserve">13.1. Liste des auteurs séparée par une ligne blanche (fin d’ouvrage)</w:t>
-      </w:r>
-    </w:p>
-    <w:p>
-      <w:pPr>
-        <w:pStyle w:val="FirstParagraph"/>
-      </w:pPr>
-      <w:r>
-        <w:t xml:space="preserve">Demande initiale : dans un chapitre de fin d’ouvrage listant les auteurs</w:t>
-      </w:r>
-      <w:r>
-        <w:t xml:space="preserve"> </w:t>
-      </w:r>
-      <w:r>
-        <w:t xml:space="preserve">(ex. « Présentation des auteurs »), chaque auteur devrait être séparé du</w:t>
-      </w:r>
-      <w:r>
-        <w:t xml:space="preserve"> </w:t>
-      </w:r>
-      <w:r>
-        <w:t xml:space="preserve">précédent par une ligne blanche.</w:t>
-      </w:r>
-    </w:p>
-    <w:p>
-      <w:pPr>
-        <w:pStyle w:val="BodyText"/>
-      </w:pPr>
-      <w:r>
-        <w:rPr>
-          <w:b/>
-          <w:bCs/>
-        </w:rPr>
-        <w:t xml:space="preserve">Non implémenté</w:t>
-      </w:r>
-      <w:r>
-        <w:t xml:space="preserve">, après vérification sur la source réelle</w:t>
-      </w:r>
-      <w:r>
-        <w:t xml:space="preserve"> </w:t>
-      </w:r>
-      <w:r>
-        <w:t xml:space="preserve">(</w:t>
-      </w:r>
-      <w:r>
-        <w:rPr>
-          <w:rStyle w:val="VerbatimChar"/>
-        </w:rPr>
-        <w:t xml:space="preserve">Ch21_presentation_auteurs.xml</w:t>
-      </w:r>
-      <w:r>
-        <w:t xml:space="preserve">) : ce chapitre n’a, dans la structure TEI,</w:t>
-      </w:r>
-      <w:r>
-        <w:t xml:space="preserve"> </w:t>
-      </w:r>
-      <w:r>
-        <w:rPr>
-          <w:b/>
-          <w:bCs/>
-        </w:rPr>
-        <w:t xml:space="preserve">aucun marqueur générique</w:t>
-      </w:r>
-      <w:r>
-        <w:t xml:space="preserve"> </w:t>
-      </w:r>
-      <w:r>
-        <w:t xml:space="preserve">qui le distingue d’un chapitre de contenu</w:t>
-      </w:r>
-      <w:r>
-        <w:t xml:space="preserve"> </w:t>
-      </w:r>
-      <w:r>
-        <w:t xml:space="preserve">ordinaire (pas de</w:t>
-      </w:r>
-      <w:r>
-        <w:t xml:space="preserve"> </w:t>
-      </w:r>
-      <w:r>
-        <w:rPr>
-          <w:rStyle w:val="VerbatimChar"/>
-        </w:rPr>
-        <w:t xml:space="preserve">type</w:t>
-      </w:r>
-      <w:r>
-        <w:t xml:space="preserve"> </w:t>
-      </w:r>
-      <w:r>
-        <w:t xml:space="preserve">ou</w:t>
-      </w:r>
-      <w:r>
-        <w:t xml:space="preserve"> </w:t>
-      </w:r>
-      <w:r>
-        <w:rPr>
-          <w:rStyle w:val="VerbatimChar"/>
-        </w:rPr>
-        <w:t xml:space="preserve">rend</w:t>
-      </w:r>
-      <w:r>
-        <w:t xml:space="preserve"> </w:t>
-      </w:r>
-      <w:r>
-        <w:t xml:space="preserve">dédié identifiable indépendamment du</w:t>
-      </w:r>
-      <w:r>
-        <w:t xml:space="preserve"> </w:t>
-      </w:r>
-      <w:r>
-        <w:t xml:space="preserve">titre du chapitre). Une implémentation générale (applicable à tout livre,</w:t>
-      </w:r>
-      <w:r>
-        <w:t xml:space="preserve"> </w:t>
-      </w:r>
-      <w:r>
-        <w:t xml:space="preserve">pas seulement à celui-ci) exigerait soit :</w:t>
+        <w:t xml:space="preserve">Deuxième leçon transversale (2026-08-05)</w:t>
+      </w:r>
+      <w:r>
+        <w:t xml:space="preserve"> </w:t>
+      </w:r>
+      <w:r>
+        <w:t xml:space="preserve">: deux catégories bien</w:t>
+      </w:r>
+      <w:r>
+        <w:t xml:space="preserve"> </w:t>
+      </w:r>
+      <w:r>
+        <w:t xml:space="preserve">distinctes de « moment d’exécution » piègent régulièrement ce genre de</w:t>
+      </w:r>
+      <w:r>
+        <w:t xml:space="preserve"> </w:t>
+      </w:r>
+      <w:r>
+        <w:t xml:space="preserve">correctifs, et les trois bugs ajoutés cette date en sont chacun un exemple :</w:t>
       </w:r>
     </w:p>
     <w:p>
@@ -14307,47 +17820,89 @@
         </w:numPr>
       </w:pPr>
       <w:r>
-        <w:t xml:space="preserve">de détecter ce cas par le</w:t>
-      </w:r>
-      <w:r>
-        <w:t xml:space="preserve"> </w:t>
-      </w:r>
-      <w:r>
         <w:rPr>
           <w:b/>
           <w:bCs/>
         </w:rPr>
-        <w:t xml:space="preserve">texte du titre du chapitre</w:t>
-      </w:r>
-      <w:r>
-        <w:t xml:space="preserve"> </w:t>
-      </w:r>
-      <w:r>
-        <w:t xml:space="preserve">(ex. « Auteurs »,</w:t>
-      </w:r>
-      <w:r>
-        <w:t xml:space="preserve"> </w:t>
-      </w:r>
-      <w:r>
-        <w:t xml:space="preserve">« Présentation des auteurs »…) — rejeté, car cela reviendrait à coder en</w:t>
-      </w:r>
-      <w:r>
-        <w:t xml:space="preserve"> </w:t>
-      </w:r>
-      <w:r>
-        <w:t xml:space="preserve">dur une valeur propre à un livre particulier dans une macro générale, ce</w:t>
-      </w:r>
-      <w:r>
-        <w:t xml:space="preserve"> </w:t>
-      </w:r>
-      <w:r>
-        <w:t xml:space="preserve">qui contredit la doctrine de ce chantier (ne jamais hardcoder de contenu</w:t>
-      </w:r>
-      <w:r>
-        <w:t xml:space="preserve"> </w:t>
-      </w:r>
-      <w:r>
-        <w:t xml:space="preserve">spécifique à un livre dans le code générique) ;</w:t>
+        <w:t xml:space="preserve">Tokenisation vs exécution.</w:t>
+      </w:r>
+      <w:r>
+        <w:t xml:space="preserve"> </w:t>
+      </w:r>
+      <w:r>
+        <w:t xml:space="preserve">Le corps d’une macro (</w:t>
+      </w:r>
+      <w:r>
+        <w:rPr>
+          <w:rStyle w:val="VerbatimChar"/>
+        </w:rPr>
+        <w:t xml:space="preserve">\newcommand</w:t>
+      </w:r>
+      <w:r>
+        <w:t xml:space="preserve">,</w:t>
+      </w:r>
+      <w:r>
+        <w:t xml:space="preserve"> </w:t>
+      </w:r>
+      <w:r>
+        <w:rPr>
+          <w:rStyle w:val="VerbatimChar"/>
+        </w:rPr>
+        <w:t xml:space="preserve">\def</w:t>
+      </w:r>
+      <w:r>
+        <w:t xml:space="preserve">) est tokenisé une seule fois, à la lecture du fichier — les</w:t>
+      </w:r>
+      <w:r>
+        <w:t xml:space="preserve"> </w:t>
+      </w:r>
+      <w:r>
+        <w:t xml:space="preserve">catégories de code (comme celle de</w:t>
+      </w:r>
+      <w:r>
+        <w:t xml:space="preserve"> </w:t>
+      </w:r>
+      <w:r>
+        <w:rPr>
+          <w:rStyle w:val="VerbatimChar"/>
+        </w:rPr>
+        <w:t xml:space="preserve">@</w:t>
+      </w:r>
+      <w:r>
+        <w:t xml:space="preserve">) actives à CE moment-là sont</w:t>
+      </w:r>
+      <w:r>
+        <w:t xml:space="preserve"> </w:t>
+      </w:r>
+      <w:r>
+        <w:t xml:space="preserve">celles qui comptent, pas celles actives quand la macro s’exécute plus</w:t>
+      </w:r>
+      <w:r>
+        <w:t xml:space="preserve"> </w:t>
+      </w:r>
+      <w:r>
+        <w:t xml:space="preserve">tard. Un</w:t>
+      </w:r>
+      <w:r>
+        <w:t xml:space="preserve"> </w:t>
+      </w:r>
+      <w:r>
+        <w:rPr>
+          <w:rStyle w:val="VerbatimChar"/>
+        </w:rPr>
+        <w:t xml:space="preserve">\makeatletter</w:t>
+      </w:r>
+      <w:r>
+        <w:t xml:space="preserve"> </w:t>
+      </w:r>
+      <w:r>
+        <w:t xml:space="preserve">à l’intérieur du corps arrive toujours trop</w:t>
+      </w:r>
+      <w:r>
+        <w:t xml:space="preserve"> </w:t>
+      </w:r>
+      <w:r>
+        <w:t xml:space="preserve">tard pour ce corps lui-même.</w:t>
       </w:r>
     </w:p>
     <w:p>
@@ -14359,160 +17914,252 @@
         </w:numPr>
       </w:pPr>
       <w:r>
-        <w:t xml:space="preserve">ou d’introduire une nouvelle convention d’encodage source (un attribut ou</w:t>
-      </w:r>
-      <w:r>
-        <w:t xml:space="preserve"> </w:t>
-      </w:r>
-      <w:r>
-        <w:t xml:space="preserve">un</w:t>
-      </w:r>
-      <w:r>
-        <w:t xml:space="preserve"> </w:t>
-      </w:r>
-      <w:r>
-        <w:rPr>
-          <w:rStyle w:val="VerbatimChar"/>
-        </w:rPr>
-        <w:t xml:space="preserve">rend</w:t>
-      </w:r>
-      <w:r>
-        <w:t xml:space="preserve"> </w:t>
-      </w:r>
-      <w:r>
-        <w:t xml:space="preserve">dédié dans le TEI/Métopes en amont) pour marquer explicitement</w:t>
-      </w:r>
-      <w:r>
-        <w:t xml:space="preserve"> </w:t>
-      </w:r>
-      <w:r>
-        <w:t xml:space="preserve">ce type de liste —</w:t>
-      </w:r>
-      <w:r>
-        <w:t xml:space="preserve"> </w:t>
-      </w:r>
-      <w:r>
         <w:rPr>
           <w:b/>
           <w:bCs/>
         </w:rPr>
-        <w:t xml:space="preserve">décision qui appartient à l’équipe éditoriale/</w:t>
-      </w:r>
-      <w:r>
-        <w:rPr>
+        <w:t xml:space="preserve">Écriture différée (</w:t>
+      </w:r>
+      <w:r>
+        <w:rPr>
+          <w:rStyle w:val="VerbatimChar"/>
           <w:b/>
           <w:bCs/>
         </w:rPr>
-        <w:t xml:space="preserve"> </w:t>
+        <w:t xml:space="preserve">\addcontentsline</w:t>
       </w:r>
       <w:r>
         <w:rPr>
           <w:b/>
           <w:bCs/>
         </w:rPr>
-        <w:t xml:space="preserve">encodage</w:t>
-      </w:r>
-      <w:r>
-        <w:t xml:space="preserve">, pas à ce chantier de mise en page.</w:t>
-      </w:r>
-    </w:p>
-    <w:p>
-      <w:pPr>
-        <w:pStyle w:val="FirstParagraph"/>
-      </w:pPr>
-      <w:r>
-        <w:rPr>
+        <w:t xml:space="preserve">/</w:t>
+      </w:r>
+      <w:r>
+        <w:rPr>
+          <w:rStyle w:val="VerbatimChar"/>
           <w:b/>
           <w:bCs/>
         </w:rPr>
-        <w:t xml:space="preserve">Pour reprendre ce point</w:t>
-      </w:r>
-      <w:r>
-        <w:t xml:space="preserve"> </w:t>
-      </w:r>
-      <w:r>
-        <w:t xml:space="preserve">: si une convention d’encodage est validée en</w:t>
-      </w:r>
-      <w:r>
-        <w:t xml:space="preserve"> </w:t>
-      </w:r>
-      <w:r>
-        <w:t xml:space="preserve">amont (par exemple</w:t>
-      </w:r>
-      <w:r>
-        <w:t xml:space="preserve"> </w:t>
-      </w:r>
-      <w:r>
-        <w:rPr>
-          <w:rStyle w:val="VerbatimChar"/>
-        </w:rPr>
-        <w:t xml:space="preserve">&lt;div type="authorList"&gt;</w:t>
-      </w:r>
-      <w:r>
-        <w:t xml:space="preserve"> </w:t>
-      </w:r>
-      <w:r>
-        <w:t xml:space="preserve">ou un</w:t>
-      </w:r>
-      <w:r>
-        <w:t xml:space="preserve"> </w:t>
-      </w:r>
-      <w:r>
-        <w:rPr>
-          <w:rStyle w:val="VerbatimChar"/>
-        </w:rPr>
-        <w:t xml:space="preserve">rend</w:t>
-      </w:r>
-      <w:r>
-        <w:t xml:space="preserve"> </w:t>
-      </w:r>
-      <w:r>
-        <w:t xml:space="preserve">dédié sur chaque</w:t>
-      </w:r>
-      <w:r>
-        <w:t xml:space="preserve"> </w:t>
-      </w:r>
-      <w:r>
-        <w:t xml:space="preserve">entrée), le mécanisme de rendu lui-même serait trivial à ajouter (un</w:t>
-      </w:r>
-      <w:r>
-        <w:t xml:space="preserve"> </w:t>
-      </w:r>
-      <w:r>
-        <w:rPr>
-          <w:rStyle w:val="VerbatimChar"/>
-        </w:rPr>
-        <w:t xml:space="preserve">\vspace</w:t>
-      </w:r>
-      <w:r>
-        <w:t xml:space="preserve"> </w:t>
-      </w:r>
-      <w:r>
-        <w:t xml:space="preserve">entre entrées consécutives du même type, sur le modèle des</w:t>
-      </w:r>
-      <w:r>
-        <w:t xml:space="preserve"> </w:t>
-      </w:r>
-      <w:r>
-        <w:t xml:space="preserve">macros déjà en place dans</w:t>
-      </w:r>
-      <w:r>
-        <w:t xml:space="preserve"> </w:t>
-      </w:r>
-      <w:r>
-        <w:rPr>
-          <w:rStyle w:val="VerbatimChar"/>
-        </w:rPr>
-        <w:t xml:space="preserve">latei_macros.tex</w:t>
-      </w:r>
-      <w:r>
-        <w:t xml:space="preserve">) — la difficulté n’est</w:t>
-      </w:r>
-      <w:r>
-        <w:t xml:space="preserve"> </w:t>
-      </w:r>
-      <w:r>
-        <w:t xml:space="preserve">jamais technique, elle est dans l’absence de marqueur source.</w:t>
+        <w:t xml:space="preserve">\addtocontents</w:t>
+      </w:r>
+      <w:r>
+        <w:rPr>
+          <w:b/>
+          <w:bCs/>
+        </w:rPr>
+        <w:t xml:space="preserve">) vs exécution</w:t>
+      </w:r>
+      <w:r>
+        <w:rPr>
+          <w:b/>
+          <w:bCs/>
+        </w:rPr>
+        <w:t xml:space="preserve"> </w:t>
+      </w:r>
+      <w:r>
+        <w:rPr>
+          <w:b/>
+          <w:bCs/>
+        </w:rPr>
+        <w:t xml:space="preserve">immédiate.</w:t>
+      </w:r>
+      <w:r>
+        <w:t xml:space="preserve"> </w:t>
+      </w:r>
+      <w:r>
+        <w:t xml:space="preserve">Le texte passé à ces commandes est écrit dans un fichier</w:t>
+      </w:r>
+      <w:r>
+        <w:t xml:space="preserve"> </w:t>
+      </w:r>
+      <w:r>
+        <w:t xml:space="preserve">auxiliaire via</w:t>
+      </w:r>
+      <w:r>
+        <w:t xml:space="preserve"> </w:t>
+      </w:r>
+      <w:r>
+        <w:rPr>
+          <w:rStyle w:val="VerbatimChar"/>
+        </w:rPr>
+        <w:t xml:space="preserve">\protected@write</w:t>
+      </w:r>
+      <w:r>
+        <w:t xml:space="preserve"> </w:t>
+      </w:r>
+      <w:r>
+        <w:t xml:space="preserve">(un</w:t>
+      </w:r>
+      <w:r>
+        <w:t xml:space="preserve"> </w:t>
+      </w:r>
+      <w:r>
+        <w:rPr>
+          <w:rStyle w:val="VerbatimChar"/>
+        </w:rPr>
+        <w:t xml:space="preserve">\edef</w:t>
+      </w:r>
+      <w:r>
+        <w:t xml:space="preserve">), pour être</w:t>
+      </w:r>
+      <w:r>
+        <w:t xml:space="preserve"> </w:t>
+      </w:r>
+      <w:r>
+        <w:rPr>
+          <w:b/>
+          <w:bCs/>
+        </w:rPr>
+        <w:t xml:space="preserve">réexécuté</w:t>
+      </w:r>
+      <w:r>
+        <w:rPr>
+          <w:b/>
+          <w:bCs/>
+        </w:rPr>
+        <w:t xml:space="preserve"> </w:t>
+      </w:r>
+      <w:r>
+        <w:rPr>
+          <w:b/>
+          <w:bCs/>
+        </w:rPr>
+        <w:t xml:space="preserve">plus tard</w:t>
+      </w:r>
+      <w:r>
+        <w:t xml:space="preserve"> </w:t>
+      </w:r>
+      <w:r>
+        <w:t xml:space="preserve">quand ce fichier est</w:t>
+      </w:r>
+      <w:r>
+        <w:t xml:space="preserve"> </w:t>
+      </w:r>
+      <w:r>
+        <w:rPr>
+          <w:rStyle w:val="VerbatimChar"/>
+        </w:rPr>
+        <w:t xml:space="preserve">\input</w:t>
+      </w:r>
+      <w:r>
+        <w:t xml:space="preserve">. Un</w:t>
+      </w:r>
+      <w:r>
+        <w:t xml:space="preserve"> </w:t>
+      </w:r>
+      <w:r>
+        <w:rPr>
+          <w:rStyle w:val="VerbatimChar"/>
+        </w:rPr>
+        <w:t xml:space="preserve">\edef</w:t>
+      </w:r>
+      <w:r>
+        <w:t xml:space="preserve"> </w:t>
+      </w:r>
+      <w:r>
+        <w:t xml:space="preserve">ne peut développer</w:t>
+      </w:r>
+      <w:r>
+        <w:t xml:space="preserve"> </w:t>
+      </w:r>
+      <w:r>
+        <w:t xml:space="preserve">que des tokens développables : une macro à effets de bord comme</w:t>
+      </w:r>
+      <w:r>
+        <w:t xml:space="preserve"> </w:t>
+      </w:r>
+      <w:r>
+        <w:rPr>
+          <w:rStyle w:val="VerbatimChar"/>
+        </w:rPr>
+        <w:t xml:space="preserve">\renewcommand</w:t>
+      </w:r>
+      <w:r>
+        <w:t xml:space="preserve"> </w:t>
+      </w:r>
+      <w:r>
+        <w:t xml:space="preserve">ne s’y « exécute » pas vraiment, elle y laisse une trace</w:t>
+      </w:r>
+      <w:r>
+        <w:t xml:space="preserve"> </w:t>
+      </w:r>
+      <w:r>
+        <w:t xml:space="preserve">partiellement développée et potentiellement corrompue. Et ce texte est</w:t>
+      </w:r>
+      <w:r>
+        <w:t xml:space="preserve"> </w:t>
+      </w:r>
+      <w:r>
+        <w:t xml:space="preserve">aussi lu par d’autres mécanismes indépendants (ici, les signets PDF de</w:t>
+      </w:r>
+      <w:r>
+        <w:t xml:space="preserve"> </w:t>
+      </w:r>
+      <w:r>
+        <w:rPr>
+          <w:rStyle w:val="VerbatimChar"/>
+        </w:rPr>
+        <w:t xml:space="preserve">bookmark</w:t>
+      </w:r>
+      <w:r>
+        <w:t xml:space="preserve">), qui imposent leurs propres contraintes (une chaîne PDF</w:t>
+      </w:r>
+      <w:r>
+        <w:t xml:space="preserve"> </w:t>
+      </w:r>
+      <w:r>
+        <w:t xml:space="preserve">valide) sur le même contenu.</w:t>
+      </w:r>
+    </w:p>
+    <w:p>
+      <w:pPr>
+        <w:pStyle w:val="FirstParagraph"/>
+      </w:pPr>
+      <w:r>
+        <w:t xml:space="preserve">Face à un comportement qui ne « prend » pas ou casse silencieusement des</w:t>
+      </w:r>
+      <w:r>
+        <w:t xml:space="preserve"> </w:t>
+      </w:r>
+      <w:r>
+        <w:t xml:space="preserve">dizaines de lignes plus loin dans le document, se demander d’abord</w:t>
+      </w:r>
+      <w:r>
+        <w:t xml:space="preserve"> </w:t>
+      </w:r>
+      <w:r>
+        <w:rPr>
+          <w:i/>
+          <w:iCs/>
+        </w:rPr>
+        <w:t xml:space="preserve">à quel</w:t>
+      </w:r>
+      <w:r>
+        <w:rPr>
+          <w:i/>
+          <w:iCs/>
+        </w:rPr>
+        <w:t xml:space="preserve"> </w:t>
+      </w:r>
+      <w:r>
+        <w:rPr>
+          <w:i/>
+          <w:iCs/>
+        </w:rPr>
+        <w:t xml:space="preserve">moment</w:t>
+      </w:r>
+      <w:r>
+        <w:t xml:space="preserve"> </w:t>
+      </w:r>
+      <w:r>
+        <w:t xml:space="preserve">le code en cause s’exécute réellement, plutôt que de supposer qu’il</w:t>
+      </w:r>
+      <w:r>
+        <w:t xml:space="preserve"> </w:t>
+      </w:r>
+      <w:r>
+        <w:t xml:space="preserve">s’exécute là où il est textuellement écrit.</w:t>
       </w:r>
     </w:p>
     <w:p>
@@ -14522,27 +18169,14 @@
         </w:pict>
       </w:r>
     </w:p>
-    <w:bookmarkEnd w:id="49"/>
-    <w:bookmarkEnd w:id="50"/>
-    <w:bookmarkStart w:id="51" w:name="X1b086cc5366f479fd4120b9b448e862d8778db7"/>
+    <w:bookmarkEnd w:id="51"/>
+    <w:bookmarkStart w:id="52" w:name="X61e5f0da389a79dd87e2ef358c908b0143c5a65"/>
     <w:p>
       <w:pPr>
         <w:pStyle w:val="Heading1"/>
       </w:pPr>
       <w:r>
-        <w:t xml:space="preserve">14. Journal des commits (branche</w:t>
-      </w:r>
-      <w:r>
-        <w:t xml:space="preserve"> </w:t>
-      </w:r>
-      <w:r>
-        <w:rPr>
-          <w:rStyle w:val="VerbatimChar"/>
-        </w:rPr>
-        <w:t xml:space="preserve">dissimuler-parite-v0.6</w:t>
-      </w:r>
-      <w:r>
-        <w:t xml:space="preserve">, depuis la v0.6)</w:t>
+        <w:t xml:space="preserve">12. Rappel — ce qui est propre au profil de page vs commun à tous les formats</w:t>
       </w:r>
     </w:p>
     <w:p>
@@ -14550,25 +18184,464 @@
         <w:pStyle w:val="FirstParagraph"/>
       </w:pPr>
       <w:r>
-        <w:t xml:space="preserve">Quatorze commits, du plus ancien au plus récent (</w:t>
-      </w:r>
-      <w:r>
-        <w:rPr>
-          <w:rStyle w:val="VerbatimChar"/>
-        </w:rPr>
-        <w:t xml:space="preserve">main..HEAD</w:t>
-      </w:r>
-      <w:r>
-        <w:t xml:space="preserve"> </w:t>
-      </w:r>
-      <w:r>
-        <w:t xml:space="preserve">sur cette</w:t>
-      </w:r>
-      <w:r>
-        <w:t xml:space="preserve"> </w:t>
-      </w:r>
-      <w:r>
-        <w:t xml:space="preserve">branche à la date de ce document) :</w:t>
+        <w:t xml:space="preserve">Distinction essentielle pour appliquer ce travail à 195×255 ou 180×240 :</w:t>
+      </w:r>
+    </w:p>
+    <w:p>
+      <w:pPr>
+        <w:pStyle w:val="BodyText"/>
+      </w:pPr>
+      <w:r>
+        <w:rPr>
+          <w:b/>
+          <w:bCs/>
+        </w:rPr>
+        <w:t xml:space="preserve">Propre au profil (</w:t>
+      </w:r>
+      <w:r>
+        <w:rPr>
+          <w:rStyle w:val="VerbatimChar"/>
+          <w:b/>
+          <w:bCs/>
+        </w:rPr>
+        <w:t xml:space="preserve">purh_layout_profiles.py</w:t>
+      </w:r>
+      <w:r>
+        <w:rPr>
+          <w:b/>
+          <w:bCs/>
+        </w:rPr>
+        <w:t xml:space="preserve">, à redéfinir par format)</w:t>
+      </w:r>
+      <w:r>
+        <w:t xml:space="preserve"> </w:t>
+      </w:r>
+      <w:r>
+        <w:t xml:space="preserve">:</w:t>
+      </w:r>
+      <w:r>
+        <w:t xml:space="preserve"> </w:t>
+      </w:r>
+      <w:r>
+        <w:t xml:space="preserve">- dimensions papier, marges (haut/bas/intérieure/extérieure)</w:t>
+      </w:r>
+      <w:r>
+        <w:t xml:space="preserve"> </w:t>
+      </w:r>
+      <w:r>
+        <w:t xml:space="preserve">- corps et interligne du texte courant et des notes (actuellement identiques</w:t>
+      </w:r>
+      <w:r>
+        <w:t xml:space="preserve"> </w:t>
+      </w:r>
+      <w:r>
+        <w:t xml:space="preserve">sur les deux profils existants : 11/13,5 pt corps, 8,5/10,2 pt notes — pas</w:t>
+      </w:r>
+      <w:r>
+        <w:t xml:space="preserve"> </w:t>
+      </w:r>
+      <w:r>
+        <w:t xml:space="preserve">garanti qu’un futur format partage ces valeurs, à vérifier contre son</w:t>
+      </w:r>
+      <w:r>
+        <w:t xml:space="preserve"> </w:t>
+      </w:r>
+      <w:r>
+        <w:t xml:space="preserve">propre maître InDesign)</w:t>
+      </w:r>
+      <w:r>
+        <w:t xml:space="preserve"> </w:t>
+      </w:r>
+      <w:r>
+        <w:t xml:space="preserve">-</w:t>
+      </w:r>
+      <w:r>
+        <w:t xml:space="preserve"> </w:t>
+      </w:r>
+      <w:r>
+        <w:rPr>
+          <w:rStyle w:val="VerbatimChar"/>
+        </w:rPr>
+        <w:t xml:space="preserve">show_contribution_author</w:t>
+      </w:r>
+    </w:p>
+    <w:p>
+      <w:pPr>
+        <w:pStyle w:val="BodyText"/>
+      </w:pPr>
+      <w:r>
+        <w:rPr>
+          <w:b/>
+          <w:bCs/>
+        </w:rPr>
+        <w:t xml:space="preserve">Commun à tous les profils (préambule et macros, indépendant du format)</w:t>
+      </w:r>
+      <w:r>
+        <w:t xml:space="preserve"> </w:t>
+      </w:r>
+      <w:r>
+        <w:t xml:space="preserve">:</w:t>
+      </w:r>
+      <w:r>
+        <w:t xml:space="preserve"> </w:t>
+      </w:r>
+      <w:r>
+        <w:t xml:space="preserve">- toutes les graisses/casse de titraille (§2.4, §3)</w:t>
+      </w:r>
+      <w:r>
+        <w:t xml:space="preserve"> </w:t>
+      </w:r>
+      <w:r>
+        <w:t xml:space="preserve">- la couleur du texte courant et du titre courant (§2.2, §2.5)</w:t>
+      </w:r>
+      <w:r>
+        <w:t xml:space="preserve"> </w:t>
+      </w:r>
+      <w:r>
+        <w:t xml:space="preserve">- le mécanisme de signature de fin d’article et d’entrée de TDM avec auteur</w:t>
+      </w:r>
+      <w:r>
+        <w:t xml:space="preserve"> </w:t>
+      </w:r>
+      <w:r>
+        <w:t xml:space="preserve">(§8, §9)</w:t>
+      </w:r>
+      <w:r>
+        <w:t xml:space="preserve"> </w:t>
+      </w:r>
+      <w:r>
+        <w:t xml:space="preserve">- le colophon calé en bas de page, la structure de la page de titre (§7)</w:t>
+      </w:r>
+      <w:r>
+        <w:t xml:space="preserve"> </w:t>
+      </w:r>
+      <w:r>
+        <w:t xml:space="preserve">- les corrections de bugs LaTeX du §11</w:t>
+      </w:r>
+    </w:p>
+    <w:p>
+      <w:pPr>
+        <w:pStyle w:val="BodyText"/>
+      </w:pPr>
+      <w:r>
+        <w:rPr>
+          <w:b/>
+          <w:bCs/>
+        </w:rPr>
+        <w:t xml:space="preserve">Ce qui doit être recalibré empiriquement pour chaque nouveau format,</w:t>
+      </w:r>
+      <w:r>
+        <w:rPr>
+          <w:b/>
+          <w:bCs/>
+        </w:rPr>
+        <w:t xml:space="preserve"> </w:t>
+      </w:r>
+      <w:r>
+        <w:rPr>
+          <w:b/>
+          <w:bCs/>
+        </w:rPr>
+        <w:t xml:space="preserve">même si le mécanisme reste identique</w:t>
+      </w:r>
+      <w:r>
+        <w:t xml:space="preserve"> </w:t>
+      </w:r>
+      <w:r>
+        <w:t xml:space="preserve">:</w:t>
+      </w:r>
+      <w:r>
+        <w:t xml:space="preserve"> </w:t>
+      </w:r>
+      <w:r>
+        <w:t xml:space="preserve">- la largeur de boîte des titres à coupure de ligne forcée (§4.1, §5) —</w:t>
+      </w:r>
+      <w:r>
+        <w:t xml:space="preserve"> </w:t>
+      </w:r>
+      <w:r>
+        <w:t xml:space="preserve">ces valeurs (88 mm, 104 mm) sont dérivées de l’empagement du profil</w:t>
+      </w:r>
+      <w:r>
+        <w:t xml:space="preserve"> </w:t>
+      </w:r>
+      <w:r>
+        <w:t xml:space="preserve">155×230 et d’un corpus de titres précis, pas transposables telles quelles ;</w:t>
+      </w:r>
+      <w:r>
+        <w:t xml:space="preserve"> </w:t>
+      </w:r>
+      <w:r>
+        <w:t xml:space="preserve">- le décalage vertical du bandeau de titre courant</w:t>
+      </w:r>
+      <w:r>
+        <w:t xml:space="preserve"> </w:t>
+      </w:r>
+      <w:r>
+        <w:t xml:space="preserve">(</w:t>
+      </w:r>
+      <w:r>
+        <w:rPr>
+          <w:rStyle w:val="VerbatimChar"/>
+        </w:rPr>
+        <w:t xml:space="preserve">\addtolength{\topmargin}{-3.1mm}</w:t>
+      </w:r>
+      <w:r>
+        <w:t xml:space="preserve"> </w:t>
+      </w:r>
+      <w:r>
+        <w:t xml:space="preserve">/</w:t>
+      </w:r>
+      <w:r>
+        <w:t xml:space="preserve"> </w:t>
+      </w:r>
+      <w:r>
+        <w:rPr>
+          <w:rStyle w:val="VerbatimChar"/>
+        </w:rPr>
+        <w:t xml:space="preserve">\addtolength{\headsep}{3.1mm}</w:t>
+      </w:r>
+      <w:r>
+        <w:t xml:space="preserve">,</w:t>
+      </w:r>
+      <w:r>
+        <w:t xml:space="preserve"> </w:t>
+      </w:r>
+      <w:r>
+        <w:t xml:space="preserve">référentiel §6.2) — spécifique à un écart de rendu observé sur CE profil,</w:t>
+      </w:r>
+      <w:r>
+        <w:t xml:space="preserve"> </w:t>
+      </w:r>
+      <w:r>
+        <w:t xml:space="preserve">à revérifier sur le PDF généré du nouveau format avant de réutiliser</w:t>
+      </w:r>
+      <w:r>
+        <w:t xml:space="preserve"> </w:t>
+      </w:r>
+      <w:r>
+        <w:t xml:space="preserve">3,1 mm ;</w:t>
+      </w:r>
+      <w:r>
+        <w:t xml:space="preserve"> </w:t>
+      </w:r>
+      <w:r>
+        <w:t xml:space="preserve">- la position verticale du bloc de titre (</w:t>
+      </w:r>
+      <w:r>
+        <w:rPr>
+          <w:rStyle w:val="VerbatimChar"/>
+        </w:rPr>
+        <w:t xml:space="preserve">0.25\textheight</w:t>
+      </w:r>
+      <w:r>
+        <w:t xml:space="preserve"> </w:t>
+      </w:r>
+      <w:r>
+        <w:t xml:space="preserve">pour faux-titre</w:t>
+      </w:r>
+      <w:r>
+        <w:t xml:space="preserve"> </w:t>
+      </w:r>
+      <w:r>
+        <w:t xml:space="preserve">et page de titre) et l’espace entre le bloc de titre d’ouverture de</w:t>
+      </w:r>
+      <w:r>
+        <w:t xml:space="preserve"> </w:t>
+      </w:r>
+      <w:r>
+        <w:t xml:space="preserve">contribution et le début du corps (</w:t>
+      </w:r>
+      <w:r>
+        <w:rPr>
+          <w:rStyle w:val="VerbatimChar"/>
+        </w:rPr>
+        <w:t xml:space="preserve">\PURHContributionBodyGap</w:t>
+      </w:r>
+      <w:r>
+        <w:t xml:space="preserve">, 105 pt,</w:t>
+      </w:r>
+      <w:r>
+        <w:t xml:space="preserve"> </w:t>
+      </w:r>
+      <w:r>
+        <w:t xml:space="preserve">estimé à 5,5 lignes de titre — voir</w:t>
+      </w:r>
+      <w:r>
+        <w:t xml:space="preserve"> </w:t>
+      </w:r>
+      <w:r>
+        <w:rPr>
+          <w:rStyle w:val="VerbatimChar"/>
+        </w:rPr>
+        <w:t xml:space="preserve">latei_macros.tex</w:t>
+      </w:r>
+      <w:r>
+        <w:t xml:space="preserve">) : ces deux valeurs</w:t>
+      </w:r>
+      <w:r>
+        <w:t xml:space="preserve"> </w:t>
+      </w:r>
+      <w:r>
+        <w:t xml:space="preserve">sont explicitement documentées dans le code comme des estimations</w:t>
+      </w:r>
+      <w:r>
+        <w:t xml:space="preserve"> </w:t>
+      </w:r>
+      <w:r>
+        <w:t xml:space="preserve">visuelles, pas des mesures millimétriques du référentiel — donc à</w:t>
+      </w:r>
+      <w:r>
+        <w:t xml:space="preserve"> </w:t>
+      </w:r>
+      <w:r>
+        <w:t xml:space="preserve">recalibrer par vérification humaine directe sur le nouveau format, pas à</w:t>
+      </w:r>
+      <w:r>
+        <w:t xml:space="preserve"> </w:t>
+      </w:r>
+      <w:r>
+        <w:t xml:space="preserve">copier.</w:t>
+      </w:r>
+    </w:p>
+    <w:p>
+      <w:r>
+        <w:pict>
+          <v:rect style="width:0;height:1.5pt" o:hralign="center" o:hrstd="t" o:hr="t"/>
+        </w:pict>
+      </w:r>
+    </w:p>
+    <w:bookmarkEnd w:id="52"/>
+    <w:bookmarkStart w:id="54" w:name="X6276d5dfc6b3a94f048bc8795178a36ac78fb93"/>
+    <w:p>
+      <w:pPr>
+        <w:pStyle w:val="Heading1"/>
+      </w:pPr>
+      <w:r>
+        <w:t xml:space="preserve">13. Limitation connue et volontairement non implémentée</w:t>
+      </w:r>
+    </w:p>
+    <w:bookmarkStart w:id="53" w:name="X9533c666663f55620eec8bfe73dfe6d8e042fbd"/>
+    <w:p>
+      <w:pPr>
+        <w:pStyle w:val="Heading2"/>
+      </w:pPr>
+      <w:r>
+        <w:t xml:space="preserve">13.1. Liste des auteurs séparée par une ligne blanche (fin d’ouvrage)</w:t>
+      </w:r>
+    </w:p>
+    <w:p>
+      <w:pPr>
+        <w:pStyle w:val="FirstParagraph"/>
+      </w:pPr>
+      <w:r>
+        <w:t xml:space="preserve">Demande initiale : dans un chapitre de fin d’ouvrage listant les auteurs</w:t>
+      </w:r>
+      <w:r>
+        <w:t xml:space="preserve"> </w:t>
+      </w:r>
+      <w:r>
+        <w:t xml:space="preserve">(ex. « Présentation des auteurs »), chaque auteur devrait être séparé du</w:t>
+      </w:r>
+      <w:r>
+        <w:t xml:space="preserve"> </w:t>
+      </w:r>
+      <w:r>
+        <w:t xml:space="preserve">précédent par une ligne blanche.</w:t>
+      </w:r>
+    </w:p>
+    <w:p>
+      <w:pPr>
+        <w:pStyle w:val="BodyText"/>
+      </w:pPr>
+      <w:r>
+        <w:rPr>
+          <w:b/>
+          <w:bCs/>
+        </w:rPr>
+        <w:t xml:space="preserve">Non implémenté</w:t>
+      </w:r>
+      <w:r>
+        <w:t xml:space="preserve">, après vérification sur la source réelle</w:t>
+      </w:r>
+      <w:r>
+        <w:t xml:space="preserve"> </w:t>
+      </w:r>
+      <w:r>
+        <w:t xml:space="preserve">(</w:t>
+      </w:r>
+      <w:r>
+        <w:rPr>
+          <w:rStyle w:val="VerbatimChar"/>
+        </w:rPr>
+        <w:t xml:space="preserve">Ch21_presentation_auteurs.xml</w:t>
+      </w:r>
+      <w:r>
+        <w:t xml:space="preserve">) : ce chapitre n’a, dans la structure TEI,</w:t>
+      </w:r>
+      <w:r>
+        <w:t xml:space="preserve"> </w:t>
+      </w:r>
+      <w:r>
+        <w:rPr>
+          <w:b/>
+          <w:bCs/>
+        </w:rPr>
+        <w:t xml:space="preserve">aucun marqueur générique</w:t>
+      </w:r>
+      <w:r>
+        <w:t xml:space="preserve"> </w:t>
+      </w:r>
+      <w:r>
+        <w:t xml:space="preserve">qui le distingue d’un chapitre de contenu</w:t>
+      </w:r>
+      <w:r>
+        <w:t xml:space="preserve"> </w:t>
+      </w:r>
+      <w:r>
+        <w:t xml:space="preserve">ordinaire (pas de</w:t>
+      </w:r>
+      <w:r>
+        <w:t xml:space="preserve"> </w:t>
+      </w:r>
+      <w:r>
+        <w:rPr>
+          <w:rStyle w:val="VerbatimChar"/>
+        </w:rPr>
+        <w:t xml:space="preserve">type</w:t>
+      </w:r>
+      <w:r>
+        <w:t xml:space="preserve"> </w:t>
+      </w:r>
+      <w:r>
+        <w:t xml:space="preserve">ou</w:t>
+      </w:r>
+      <w:r>
+        <w:t xml:space="preserve"> </w:t>
+      </w:r>
+      <w:r>
+        <w:rPr>
+          <w:rStyle w:val="VerbatimChar"/>
+        </w:rPr>
+        <w:t xml:space="preserve">rend</w:t>
+      </w:r>
+      <w:r>
+        <w:t xml:space="preserve"> </w:t>
+      </w:r>
+      <w:r>
+        <w:t xml:space="preserve">dédié identifiable indépendamment du</w:t>
+      </w:r>
+      <w:r>
+        <w:t xml:space="preserve"> </w:t>
+      </w:r>
+      <w:r>
+        <w:t xml:space="preserve">titre du chapitre). Une implémentation générale (applicable à tout livre,</w:t>
+      </w:r>
+      <w:r>
+        <w:t xml:space="preserve"> </w:t>
+      </w:r>
+      <w:r>
+        <w:t xml:space="preserve">pas seulement à celui-ci) exigerait soit :</w:t>
       </w:r>
     </w:p>
     <w:p>
@@ -14580,22 +18653,47 @@
         </w:numPr>
       </w:pPr>
       <w:r>
-        <w:rPr>
-          <w:rStyle w:val="VerbatimChar"/>
-        </w:rPr>
-        <w:t xml:space="preserve">8db3364</w:t>
-      </w:r>
-      <w:r>
-        <w:t xml:space="preserve"> </w:t>
-      </w:r>
-      <w:r>
-        <w:t xml:space="preserve">— Corrige les deux défauts signalés : sous-sections en gras,</w:t>
-      </w:r>
-      <w:r>
-        <w:t xml:space="preserve"> </w:t>
-      </w:r>
-      <w:r>
-        <w:t xml:space="preserve">notes avec point</w:t>
+        <w:t xml:space="preserve">de détecter ce cas par le</w:t>
+      </w:r>
+      <w:r>
+        <w:t xml:space="preserve"> </w:t>
+      </w:r>
+      <w:r>
+        <w:rPr>
+          <w:b/>
+          <w:bCs/>
+        </w:rPr>
+        <w:t xml:space="preserve">texte du titre du chapitre</w:t>
+      </w:r>
+      <w:r>
+        <w:t xml:space="preserve"> </w:t>
+      </w:r>
+      <w:r>
+        <w:t xml:space="preserve">(ex. « Auteurs »,</w:t>
+      </w:r>
+      <w:r>
+        <w:t xml:space="preserve"> </w:t>
+      </w:r>
+      <w:r>
+        <w:t xml:space="preserve">« Présentation des auteurs »…) — rejeté, car cela reviendrait à coder en</w:t>
+      </w:r>
+      <w:r>
+        <w:t xml:space="preserve"> </w:t>
+      </w:r>
+      <w:r>
+        <w:t xml:space="preserve">dur une valeur propre à un livre particulier dans une macro générale, ce</w:t>
+      </w:r>
+      <w:r>
+        <w:t xml:space="preserve"> </w:t>
+      </w:r>
+      <w:r>
+        <w:t xml:space="preserve">qui contredit la doctrine de ce chantier (ne jamais hardcoder de contenu</w:t>
+      </w:r>
+      <w:r>
+        <w:t xml:space="preserve"> </w:t>
+      </w:r>
+      <w:r>
+        <w:t xml:space="preserve">spécifique à un livre dans le code générique) ;</w:t>
       </w:r>
     </w:p>
     <w:p>
@@ -14607,85 +18705,61 @@
         </w:numPr>
       </w:pPr>
       <w:r>
-        <w:t xml:space="preserve">TDM : exclut les intertitres, style vide sur toutes ses pages</w:t>
-      </w:r>
-    </w:p>
-    <w:p>
-      <w:pPr>
-        <w:pStyle w:val="Compact"/>
-        <w:numPr>
-          <w:ilvl w:val="0"/>
-          <w:numId w:val="1010"/>
-        </w:numPr>
-      </w:pPr>
-      <w:r>
-        <w:t xml:space="preserve">Remonte le bandeau de titre courant de 3,1 mm (référentiel v0.6 §6.2)</w:t>
-      </w:r>
-    </w:p>
-    <w:p>
-      <w:pPr>
-        <w:pStyle w:val="Compact"/>
-        <w:numPr>
-          <w:ilvl w:val="0"/>
-          <w:numId w:val="1010"/>
-        </w:numPr>
-      </w:pPr>
-      <w:r>
-        <w:t xml:space="preserve">P2 microtypographie : notes, bibliographie, tableaux, couleur du texte</w:t>
-      </w:r>
-    </w:p>
-    <w:p>
-      <w:pPr>
-        <w:pStyle w:val="Compact"/>
-        <w:numPr>
-          <w:ilvl w:val="0"/>
-          <w:numId w:val="1010"/>
-        </w:numPr>
-      </w:pPr>
-      <w:r>
-        <w:rPr>
-          <w:rStyle w:val="VerbatimChar"/>
-        </w:rPr>
-        <w:t xml:space="preserve">352b91b</w:t>
-      </w:r>
-      <w:r>
-        <w:t xml:space="preserve"> </w:t>
-      </w:r>
-      <w:r>
-        <w:t xml:space="preserve">— Titre courant à 50 % K, faux-titre remonté/gras, colophon</w:t>
-      </w:r>
-      <w:r>
-        <w:t xml:space="preserve"> </w:t>
-      </w:r>
-      <w:r>
-        <w:t xml:space="preserve">complet, GUI</w:t>
-      </w:r>
-    </w:p>
-    <w:p>
-      <w:pPr>
-        <w:pStyle w:val="Compact"/>
-        <w:numPr>
-          <w:ilvl w:val="0"/>
-          <w:numId w:val="1010"/>
-        </w:numPr>
-      </w:pPr>
-      <w:r>
-        <w:rPr>
-          <w:rStyle w:val="VerbatimChar"/>
-        </w:rPr>
-        <w:t xml:space="preserve">c979fbe</w:t>
-      </w:r>
-      <w:r>
-        <w:t xml:space="preserve"> </w:t>
-      </w:r>
-      <w:r>
-        <w:t xml:space="preserve">— Colophon en bas de page, page de titre redessinée, signature</w:t>
-      </w:r>
-      <w:r>
-        <w:t xml:space="preserve"> </w:t>
-      </w:r>
-      <w:r>
-        <w:t xml:space="preserve">de fin d’article, TDM avec auteur sous chaque entrée</w:t>
+        <w:t xml:space="preserve">ou d’introduire une nouvelle convention d’encodage source (un attribut ou</w:t>
+      </w:r>
+      <w:r>
+        <w:t xml:space="preserve"> </w:t>
+      </w:r>
+      <w:r>
+        <w:t xml:space="preserve">un</w:t>
+      </w:r>
+      <w:r>
+        <w:t xml:space="preserve"> </w:t>
+      </w:r>
+      <w:r>
+        <w:rPr>
+          <w:rStyle w:val="VerbatimChar"/>
+        </w:rPr>
+        <w:t xml:space="preserve">rend</w:t>
+      </w:r>
+      <w:r>
+        <w:t xml:space="preserve"> </w:t>
+      </w:r>
+      <w:r>
+        <w:t xml:space="preserve">dédié dans le TEI/Métopes en amont) pour marquer explicitement</w:t>
+      </w:r>
+      <w:r>
+        <w:t xml:space="preserve"> </w:t>
+      </w:r>
+      <w:r>
+        <w:t xml:space="preserve">ce type de liste —</w:t>
+      </w:r>
+      <w:r>
+        <w:t xml:space="preserve"> </w:t>
+      </w:r>
+      <w:r>
+        <w:rPr>
+          <w:b/>
+          <w:bCs/>
+        </w:rPr>
+        <w:t xml:space="preserve">décision qui appartient à l’équipe éditoriale/</w:t>
+      </w:r>
+      <w:r>
+        <w:rPr>
+          <w:b/>
+          <w:bCs/>
+        </w:rPr>
+        <w:t xml:space="preserve"> </w:t>
+      </w:r>
+      <w:r>
+        <w:rPr>
+          <w:b/>
+          <w:bCs/>
+        </w:rPr>
+        <w:t xml:space="preserve">encodage</w:t>
+      </w:r>
+      <w:r>
+        <w:t xml:space="preserve">, pas à ce chantier de mise en page.</w:t>
       </w:r>
     </w:p>
     <w:p>
@@ -14693,122 +18767,98 @@
         <w:pStyle w:val="FirstParagraph"/>
       </w:pPr>
       <w:r>
-        <w:t xml:space="preserve">(liste condensée aux commits repères disposant d’un message significatif</w:t>
-      </w:r>
-      <w:r>
-        <w:t xml:space="preserve"> </w:t>
-      </w:r>
-      <w:r>
-        <w:t xml:space="preserve">dans</w:t>
-      </w:r>
-      <w:r>
-        <w:t xml:space="preserve"> </w:t>
-      </w:r>
-      <w:r>
-        <w:rPr>
-          <w:rStyle w:val="VerbatimChar"/>
-        </w:rPr>
-        <w:t xml:space="preserve">git log</w:t>
-      </w:r>
-      <w:r>
-        <w:t xml:space="preserve"> </w:t>
-      </w:r>
-      <w:r>
-        <w:t xml:space="preserve">; le détail technique de chaque changement est repris par</w:t>
-      </w:r>
-      <w:r>
-        <w:t xml:space="preserve"> </w:t>
-      </w:r>
-      <w:r>
-        <w:t xml:space="preserve">sujet dans les sections 1 à 13 ci-dessus, qui constituent la référence</w:t>
-      </w:r>
-      <w:r>
-        <w:t xml:space="preserve"> </w:t>
-      </w:r>
-      <w:r>
-        <w:t xml:space="preserve">faisant foi — ce journal n’est qu’un index de traçabilité vers l’historique</w:t>
-      </w:r>
-      <w:r>
-        <w:t xml:space="preserve"> </w:t>
-      </w:r>
-      <w:r>
-        <w:t xml:space="preserve">Git).</w:t>
-      </w:r>
-    </w:p>
-    <w:p>
-      <w:pPr>
-        <w:pStyle w:val="BodyText"/>
-      </w:pPr>
-      <w:r>
-        <w:t xml:space="preserve">Pour retrouver l’état exact d’un fichier à un commit donné :</w:t>
-      </w:r>
-    </w:p>
-    <w:p>
-      <w:pPr>
-        <w:pStyle w:val="SourceCode"/>
-      </w:pPr>
-      <w:r>
-        <w:rPr>
-          <w:rStyle w:val="FunctionTok"/>
-        </w:rPr>
-        <w:t xml:space="preserve">git</w:t>
-      </w:r>
-      <w:r>
-        <w:rPr>
-          <w:rStyle w:val="NormalTok"/>
-        </w:rPr>
-        <w:t xml:space="preserve"> log </w:t>
-      </w:r>
-      <w:r>
-        <w:rPr>
-          <w:rStyle w:val="AttributeTok"/>
-        </w:rPr>
-        <w:t xml:space="preserve">--oneline</w:t>
-      </w:r>
-      <w:r>
-        <w:rPr>
-          <w:rStyle w:val="NormalTok"/>
-        </w:rPr>
-        <w:t xml:space="preserve"> main..dissimuler-parite-v0.6</w:t>
-      </w:r>
-      <w:r>
-        <w:br/>
-      </w:r>
-      <w:r>
-        <w:rPr>
-          <w:rStyle w:val="FunctionTok"/>
-        </w:rPr>
-        <w:t xml:space="preserve">git</w:t>
-      </w:r>
-      <w:r>
-        <w:rPr>
-          <w:rStyle w:val="NormalTok"/>
-        </w:rPr>
-        <w:t xml:space="preserve"> show </w:t>
-      </w:r>
-      <w:r>
-        <w:rPr>
-          <w:rStyle w:val="OperatorTok"/>
-        </w:rPr>
-        <w:t xml:space="preserve">&lt;</w:t>
-      </w:r>
-      <w:r>
-        <w:rPr>
-          <w:rStyle w:val="NormalTok"/>
-        </w:rPr>
-        <w:t xml:space="preserve">hash</w:t>
-      </w:r>
-      <w:r>
-        <w:rPr>
-          <w:rStyle w:val="OperatorTok"/>
-        </w:rPr>
-        <w:t xml:space="preserve">&gt;</w:t>
-      </w:r>
-      <w:r>
-        <w:rPr>
-          <w:rStyle w:val="NormalTok"/>
-        </w:rPr>
-        <w:t xml:space="preserve"> -- purh_site/latei_preamble.py</w:t>
+        <w:rPr>
+          <w:b/>
+          <w:bCs/>
+        </w:rPr>
+        <w:t xml:space="preserve">Pour reprendre ce point</w:t>
+      </w:r>
+      <w:r>
+        <w:t xml:space="preserve"> </w:t>
+      </w:r>
+      <w:r>
+        <w:t xml:space="preserve">: si une convention d’encodage est validée en</w:t>
+      </w:r>
+      <w:r>
+        <w:t xml:space="preserve"> </w:t>
+      </w:r>
+      <w:r>
+        <w:t xml:space="preserve">amont (par exemple</w:t>
+      </w:r>
+      <w:r>
+        <w:t xml:space="preserve"> </w:t>
+      </w:r>
+      <w:r>
+        <w:rPr>
+          <w:rStyle w:val="VerbatimChar"/>
+        </w:rPr>
+        <w:t xml:space="preserve">&lt;div type="authorList"&gt;</w:t>
+      </w:r>
+      <w:r>
+        <w:t xml:space="preserve"> </w:t>
+      </w:r>
+      <w:r>
+        <w:t xml:space="preserve">ou un</w:t>
+      </w:r>
+      <w:r>
+        <w:t xml:space="preserve"> </w:t>
+      </w:r>
+      <w:r>
+        <w:rPr>
+          <w:rStyle w:val="VerbatimChar"/>
+        </w:rPr>
+        <w:t xml:space="preserve">rend</w:t>
+      </w:r>
+      <w:r>
+        <w:t xml:space="preserve"> </w:t>
+      </w:r>
+      <w:r>
+        <w:t xml:space="preserve">dédié sur chaque</w:t>
+      </w:r>
+      <w:r>
+        <w:t xml:space="preserve"> </w:t>
+      </w:r>
+      <w:r>
+        <w:t xml:space="preserve">entrée), le mécanisme de rendu lui-même serait trivial à ajouter (un</w:t>
+      </w:r>
+      <w:r>
+        <w:t xml:space="preserve"> </w:t>
+      </w:r>
+      <w:r>
+        <w:rPr>
+          <w:rStyle w:val="VerbatimChar"/>
+        </w:rPr>
+        <w:t xml:space="preserve">\vspace</w:t>
+      </w:r>
+      <w:r>
+        <w:t xml:space="preserve"> </w:t>
+      </w:r>
+      <w:r>
+        <w:t xml:space="preserve">entre entrées consécutives du même type, sur le modèle des</w:t>
+      </w:r>
+      <w:r>
+        <w:t xml:space="preserve"> </w:t>
+      </w:r>
+      <w:r>
+        <w:t xml:space="preserve">macros déjà en place dans</w:t>
+      </w:r>
+      <w:r>
+        <w:t xml:space="preserve"> </w:t>
+      </w:r>
+      <w:r>
+        <w:rPr>
+          <w:rStyle w:val="VerbatimChar"/>
+        </w:rPr>
+        <w:t xml:space="preserve">latei_macros.tex</w:t>
+      </w:r>
+      <w:r>
+        <w:t xml:space="preserve">) — la difficulté n’est</w:t>
+      </w:r>
+      <w:r>
+        <w:t xml:space="preserve"> </w:t>
+      </w:r>
+      <w:r>
+        <w:t xml:space="preserve">jamais technique, elle est dans l’absence de marqueur source.</w:t>
       </w:r>
     </w:p>
     <w:p>
@@ -14818,14 +18868,53 @@
         </w:pict>
       </w:r>
     </w:p>
-    <w:bookmarkEnd w:id="51"/>
-    <w:bookmarkStart w:id="52" w:name="suite-recommandée"/>
+    <w:bookmarkEnd w:id="53"/>
+    <w:bookmarkEnd w:id="54"/>
+    <w:bookmarkStart w:id="55" w:name="X1b086cc5366f479fd4120b9b448e862d8778db7"/>
     <w:p>
       <w:pPr>
         <w:pStyle w:val="Heading1"/>
       </w:pPr>
       <w:r>
-        <w:t xml:space="preserve">15. Suite recommandée</w:t>
+        <w:t xml:space="preserve">14. Journal des commits (branche</w:t>
+      </w:r>
+      <w:r>
+        <w:t xml:space="preserve"> </w:t>
+      </w:r>
+      <w:r>
+        <w:rPr>
+          <w:rStyle w:val="VerbatimChar"/>
+        </w:rPr>
+        <w:t xml:space="preserve">dissimuler-parite-v0.6</w:t>
+      </w:r>
+      <w:r>
+        <w:t xml:space="preserve">, depuis la v0.6)</w:t>
+      </w:r>
+    </w:p>
+    <w:p>
+      <w:pPr>
+        <w:pStyle w:val="FirstParagraph"/>
+      </w:pPr>
+      <w:r>
+        <w:t xml:space="preserve">Seize commits, du plus ancien au plus récent (</w:t>
+      </w:r>
+      <w:r>
+        <w:rPr>
+          <w:rStyle w:val="VerbatimChar"/>
+        </w:rPr>
+        <w:t xml:space="preserve">main..HEAD</w:t>
+      </w:r>
+      <w:r>
+        <w:t xml:space="preserve"> </w:t>
+      </w:r>
+      <w:r>
+        <w:t xml:space="preserve">sur cette</w:t>
+      </w:r>
+      <w:r>
+        <w:t xml:space="preserve"> </w:t>
+      </w:r>
+      <w:r>
+        <w:t xml:space="preserve">branche à la date de ce document) :</w:t>
       </w:r>
     </w:p>
     <w:p>
@@ -14837,61 +18926,22 @@
         </w:numPr>
       </w:pPr>
       <w:r>
-        <w:t xml:space="preserve">Pour un nouveau format (195×255 ou 180×240) : créer un nouveau</w:t>
-      </w:r>
-      <w:r>
-        <w:t xml:space="preserve"> </w:t>
-      </w:r>
-      <w:r>
-        <w:rPr>
-          <w:rStyle w:val="VerbatimChar"/>
-        </w:rPr>
-        <w:t xml:space="preserve">PurhLayoutProfile</w:t>
-      </w:r>
-      <w:r>
-        <w:t xml:space="preserve"> </w:t>
-      </w:r>
-      <w:r>
-        <w:t xml:space="preserve">dans</w:t>
-      </w:r>
-      <w:r>
-        <w:t xml:space="preserve"> </w:t>
-      </w:r>
-      <w:r>
-        <w:rPr>
-          <w:rStyle w:val="VerbatimChar"/>
-        </w:rPr>
-        <w:t xml:space="preserve">purh_layout_profiles.py</w:t>
-      </w:r>
-      <w:r>
-        <w:t xml:space="preserve"> </w:t>
-      </w:r>
-      <w:r>
-        <w:t xml:space="preserve">avec les dimensions</w:t>
-      </w:r>
-      <w:r>
-        <w:t xml:space="preserve"> </w:t>
-      </w:r>
-      <w:r>
-        <w:t xml:space="preserve">propres à ce format (voir §12 pour ce qui doit être mesuré vs réutilisé),</w:t>
-      </w:r>
-      <w:r>
-        <w:t xml:space="preserve"> </w:t>
-      </w:r>
-      <w:r>
-        <w:t xml:space="preserve">puis suivre la méthode de calibrage empirique du §4.1/§5 pour les</w:t>
-      </w:r>
-      <w:r>
-        <w:t xml:space="preserve"> </w:t>
-      </w:r>
-      <w:r>
-        <w:t xml:space="preserve">largeurs de boîte à coupure de ligne forcée, contre un corpus réel de</w:t>
-      </w:r>
-      <w:r>
-        <w:t xml:space="preserve"> </w:t>
-      </w:r>
-      <w:r>
-        <w:t xml:space="preserve">titres de ce format s’il devient disponible.</w:t>
+        <w:rPr>
+          <w:rStyle w:val="VerbatimChar"/>
+        </w:rPr>
+        <w:t xml:space="preserve">8db3364</w:t>
+      </w:r>
+      <w:r>
+        <w:t xml:space="preserve"> </w:t>
+      </w:r>
+      <w:r>
+        <w:t xml:space="preserve">— Corrige les deux défauts signalés : sous-sections en gras,</w:t>
+      </w:r>
+      <w:r>
+        <w:t xml:space="preserve"> </w:t>
+      </w:r>
+      <w:r>
+        <w:t xml:space="preserve">notes avec point</w:t>
       </w:r>
     </w:p>
     <w:p>
@@ -14903,13 +18953,7 @@
         </w:numPr>
       </w:pPr>
       <w:r>
-        <w:t xml:space="preserve">Reprendre le point du §13.1 (liste d’auteurs) si/quand une convention</w:t>
-      </w:r>
-      <w:r>
-        <w:t xml:space="preserve"> </w:t>
-      </w:r>
-      <w:r>
-        <w:t xml:space="preserve">d’encodage source dédiée est validée par l’équipe éditoriale.</w:t>
+        <w:t xml:space="preserve">TDM : exclut les intertitres, style vide sur toutes ses pages</w:t>
       </w:r>
     </w:p>
     <w:p>
@@ -14921,6 +18965,368 @@
         </w:numPr>
       </w:pPr>
       <w:r>
+        <w:t xml:space="preserve">Remonte le bandeau de titre courant de 3,1 mm (référentiel v0.6 §6.2)</w:t>
+      </w:r>
+    </w:p>
+    <w:p>
+      <w:pPr>
+        <w:pStyle w:val="Compact"/>
+        <w:numPr>
+          <w:ilvl w:val="0"/>
+          <w:numId w:val="1011"/>
+        </w:numPr>
+      </w:pPr>
+      <w:r>
+        <w:t xml:space="preserve">P2 microtypographie : notes, bibliographie, tableaux, couleur du texte</w:t>
+      </w:r>
+    </w:p>
+    <w:p>
+      <w:pPr>
+        <w:pStyle w:val="Compact"/>
+        <w:numPr>
+          <w:ilvl w:val="0"/>
+          <w:numId w:val="1011"/>
+        </w:numPr>
+      </w:pPr>
+      <w:r>
+        <w:rPr>
+          <w:rStyle w:val="VerbatimChar"/>
+        </w:rPr>
+        <w:t xml:space="preserve">352b91b</w:t>
+      </w:r>
+      <w:r>
+        <w:t xml:space="preserve"> </w:t>
+      </w:r>
+      <w:r>
+        <w:t xml:space="preserve">— Titre courant à 50 % K, faux-titre remonté/gras, colophon</w:t>
+      </w:r>
+      <w:r>
+        <w:t xml:space="preserve"> </w:t>
+      </w:r>
+      <w:r>
+        <w:t xml:space="preserve">complet, GUI</w:t>
+      </w:r>
+    </w:p>
+    <w:p>
+      <w:pPr>
+        <w:pStyle w:val="Compact"/>
+        <w:numPr>
+          <w:ilvl w:val="0"/>
+          <w:numId w:val="1011"/>
+        </w:numPr>
+      </w:pPr>
+      <w:r>
+        <w:rPr>
+          <w:rStyle w:val="VerbatimChar"/>
+        </w:rPr>
+        <w:t xml:space="preserve">c979fbe</w:t>
+      </w:r>
+      <w:r>
+        <w:t xml:space="preserve"> </w:t>
+      </w:r>
+      <w:r>
+        <w:t xml:space="preserve">— Colophon en bas de page, page de titre redessinée, signature</w:t>
+      </w:r>
+      <w:r>
+        <w:t xml:space="preserve"> </w:t>
+      </w:r>
+      <w:r>
+        <w:t xml:space="preserve">de fin d’article, TDM avec auteur sous chaque entrée</w:t>
+      </w:r>
+    </w:p>
+    <w:p>
+      <w:pPr>
+        <w:pStyle w:val="Compact"/>
+        <w:numPr>
+          <w:ilvl w:val="0"/>
+          <w:numId w:val="1011"/>
+        </w:numPr>
+      </w:pPr>
+      <w:r>
+        <w:rPr>
+          <w:rStyle w:val="VerbatimChar"/>
+        </w:rPr>
+        <w:t xml:space="preserve">19c81bd</w:t>
+      </w:r>
+      <w:r>
+        <w:t xml:space="preserve"> </w:t>
+      </w:r>
+      <w:r>
+        <w:t xml:space="preserve">— Rédige la v0.7 du référentiel PURH (mise en page/mise en</w:t>
+      </w:r>
+      <w:r>
+        <w:t xml:space="preserve"> </w:t>
+      </w:r>
+      <w:r>
+        <w:t xml:space="preserve">forme, md + docx)</w:t>
+      </w:r>
+    </w:p>
+    <w:p>
+      <w:pPr>
+        <w:pStyle w:val="Compact"/>
+        <w:numPr>
+          <w:ilvl w:val="0"/>
+          <w:numId w:val="1011"/>
+        </w:numPr>
+      </w:pPr>
+      <w:r>
+        <w:rPr>
+          <w:rStyle w:val="VerbatimChar"/>
+        </w:rPr>
+        <w:t xml:space="preserve">aafa4a1</w:t>
+      </w:r>
+      <w:r>
+        <w:t xml:space="preserve"> </w:t>
+      </w:r>
+      <w:r>
+        <w:t xml:space="preserve">— Corrige TDM (points de suite, casse auteur/section), titre</w:t>
+      </w:r>
+      <w:r>
+        <w:t xml:space="preserve"> </w:t>
+      </w:r>
+      <w:r>
+        <w:t xml:space="preserve">courant, colophon et page de titre : les six correctifs détaillés dans</w:t>
+      </w:r>
+      <w:r>
+        <w:t xml:space="preserve"> </w:t>
+      </w:r>
+      <w:r>
+        <w:t xml:space="preserve">cette version du référentiel (§2.5, §4.2-§4.4, §7.4, §9.2-§9.3, §11)</w:t>
+      </w:r>
+    </w:p>
+    <w:p>
+      <w:pPr>
+        <w:pStyle w:val="FirstParagraph"/>
+      </w:pPr>
+      <w:r>
+        <w:t xml:space="preserve">(liste condensée aux commits repères disposant d’un message significatif</w:t>
+      </w:r>
+      <w:r>
+        <w:t xml:space="preserve"> </w:t>
+      </w:r>
+      <w:r>
+        <w:t xml:space="preserve">dans</w:t>
+      </w:r>
+      <w:r>
+        <w:t xml:space="preserve"> </w:t>
+      </w:r>
+      <w:r>
+        <w:rPr>
+          <w:rStyle w:val="VerbatimChar"/>
+        </w:rPr>
+        <w:t xml:space="preserve">git log</w:t>
+      </w:r>
+      <w:r>
+        <w:t xml:space="preserve"> </w:t>
+      </w:r>
+      <w:r>
+        <w:t xml:space="preserve">; le détail technique de chaque changement est repris par</w:t>
+      </w:r>
+      <w:r>
+        <w:t xml:space="preserve"> </w:t>
+      </w:r>
+      <w:r>
+        <w:t xml:space="preserve">sujet dans les sections 1 à 13 ci-dessus, qui constituent la référence</w:t>
+      </w:r>
+      <w:r>
+        <w:t xml:space="preserve"> </w:t>
+      </w:r>
+      <w:r>
+        <w:t xml:space="preserve">faisant foi — ce journal n’est qu’un index de traçabilité vers l’historique</w:t>
+      </w:r>
+      <w:r>
+        <w:t xml:space="preserve"> </w:t>
+      </w:r>
+      <w:r>
+        <w:t xml:space="preserve">Git).</w:t>
+      </w:r>
+    </w:p>
+    <w:p>
+      <w:pPr>
+        <w:pStyle w:val="BodyText"/>
+      </w:pPr>
+      <w:r>
+        <w:t xml:space="preserve">Pour retrouver l’état exact d’un fichier à un commit donné :</w:t>
+      </w:r>
+    </w:p>
+    <w:p>
+      <w:pPr>
+        <w:pStyle w:val="SourceCode"/>
+      </w:pPr>
+      <w:r>
+        <w:rPr>
+          <w:rStyle w:val="FunctionTok"/>
+        </w:rPr>
+        <w:t xml:space="preserve">git</w:t>
+      </w:r>
+      <w:r>
+        <w:rPr>
+          <w:rStyle w:val="NormalTok"/>
+        </w:rPr>
+        <w:t xml:space="preserve"> log </w:t>
+      </w:r>
+      <w:r>
+        <w:rPr>
+          <w:rStyle w:val="AttributeTok"/>
+        </w:rPr>
+        <w:t xml:space="preserve">--oneline</w:t>
+      </w:r>
+      <w:r>
+        <w:rPr>
+          <w:rStyle w:val="NormalTok"/>
+        </w:rPr>
+        <w:t xml:space="preserve"> main..dissimuler-parite-v0.6</w:t>
+      </w:r>
+      <w:r>
+        <w:br/>
+      </w:r>
+      <w:r>
+        <w:rPr>
+          <w:rStyle w:val="FunctionTok"/>
+        </w:rPr>
+        <w:t xml:space="preserve">git</w:t>
+      </w:r>
+      <w:r>
+        <w:rPr>
+          <w:rStyle w:val="NormalTok"/>
+        </w:rPr>
+        <w:t xml:space="preserve"> show </w:t>
+      </w:r>
+      <w:r>
+        <w:rPr>
+          <w:rStyle w:val="OperatorTok"/>
+        </w:rPr>
+        <w:t xml:space="preserve">&lt;</w:t>
+      </w:r>
+      <w:r>
+        <w:rPr>
+          <w:rStyle w:val="NormalTok"/>
+        </w:rPr>
+        <w:t xml:space="preserve">hash</w:t>
+      </w:r>
+      <w:r>
+        <w:rPr>
+          <w:rStyle w:val="OperatorTok"/>
+        </w:rPr>
+        <w:t xml:space="preserve">&gt;</w:t>
+      </w:r>
+      <w:r>
+        <w:rPr>
+          <w:rStyle w:val="NormalTok"/>
+        </w:rPr>
+        <w:t xml:space="preserve"> -- purh_site/latei_preamble.py</w:t>
+      </w:r>
+    </w:p>
+    <w:p>
+      <w:r>
+        <w:pict>
+          <v:rect style="width:0;height:1.5pt" o:hralign="center" o:hrstd="t" o:hr="t"/>
+        </w:pict>
+      </w:r>
+    </w:p>
+    <w:bookmarkEnd w:id="55"/>
+    <w:bookmarkStart w:id="56" w:name="suite-recommandée"/>
+    <w:p>
+      <w:pPr>
+        <w:pStyle w:val="Heading1"/>
+      </w:pPr>
+      <w:r>
+        <w:t xml:space="preserve">15. Suite recommandée</w:t>
+      </w:r>
+    </w:p>
+    <w:p>
+      <w:pPr>
+        <w:pStyle w:val="Compact"/>
+        <w:numPr>
+          <w:ilvl w:val="0"/>
+          <w:numId w:val="1012"/>
+        </w:numPr>
+      </w:pPr>
+      <w:r>
+        <w:t xml:space="preserve">Pour un nouveau format (195×255 ou 180×240) : créer un nouveau</w:t>
+      </w:r>
+      <w:r>
+        <w:t xml:space="preserve"> </w:t>
+      </w:r>
+      <w:r>
+        <w:rPr>
+          <w:rStyle w:val="VerbatimChar"/>
+        </w:rPr>
+        <w:t xml:space="preserve">PurhLayoutProfile</w:t>
+      </w:r>
+      <w:r>
+        <w:t xml:space="preserve"> </w:t>
+      </w:r>
+      <w:r>
+        <w:t xml:space="preserve">dans</w:t>
+      </w:r>
+      <w:r>
+        <w:t xml:space="preserve"> </w:t>
+      </w:r>
+      <w:r>
+        <w:rPr>
+          <w:rStyle w:val="VerbatimChar"/>
+        </w:rPr>
+        <w:t xml:space="preserve">purh_layout_profiles.py</w:t>
+      </w:r>
+      <w:r>
+        <w:t xml:space="preserve"> </w:t>
+      </w:r>
+      <w:r>
+        <w:t xml:space="preserve">avec les dimensions</w:t>
+      </w:r>
+      <w:r>
+        <w:t xml:space="preserve"> </w:t>
+      </w:r>
+      <w:r>
+        <w:t xml:space="preserve">propres à ce format (voir §12 pour ce qui doit être mesuré vs réutilisé),</w:t>
+      </w:r>
+      <w:r>
+        <w:t xml:space="preserve"> </w:t>
+      </w:r>
+      <w:r>
+        <w:t xml:space="preserve">puis suivre la méthode de calibrage empirique du §4.1/§5 pour les</w:t>
+      </w:r>
+      <w:r>
+        <w:t xml:space="preserve"> </w:t>
+      </w:r>
+      <w:r>
+        <w:t xml:space="preserve">largeurs de boîte à coupure de ligne forcée, contre un corpus réel de</w:t>
+      </w:r>
+      <w:r>
+        <w:t xml:space="preserve"> </w:t>
+      </w:r>
+      <w:r>
+        <w:t xml:space="preserve">titres de ce format s’il devient disponible.</w:t>
+      </w:r>
+    </w:p>
+    <w:p>
+      <w:pPr>
+        <w:pStyle w:val="Compact"/>
+        <w:numPr>
+          <w:ilvl w:val="0"/>
+          <w:numId w:val="1012"/>
+        </w:numPr>
+      </w:pPr>
+      <w:r>
+        <w:t xml:space="preserve">Reprendre le point du §13.1 (liste d’auteurs) si/quand une convention</w:t>
+      </w:r>
+      <w:r>
+        <w:t xml:space="preserve"> </w:t>
+      </w:r>
+      <w:r>
+        <w:t xml:space="preserve">d’encodage source dédiée est validée par l’équipe éditoriale.</w:t>
+      </w:r>
+    </w:p>
+    <w:p>
+      <w:pPr>
+        <w:pStyle w:val="Compact"/>
+        <w:numPr>
+          <w:ilvl w:val="0"/>
+          <w:numId w:val="1012"/>
+        </w:numPr>
+      </w:pPr>
+      <w:r>
         <w:t xml:space="preserve">Faire tourner la suite de tests complète</w:t>
       </w:r>
       <w:r>
@@ -14978,7 +19384,7 @@
         <w:t xml:space="preserve">régression involontaire sur les valeurs documentées ici.</w:t>
       </w:r>
     </w:p>
-    <w:bookmarkEnd w:id="52"/>
+    <w:bookmarkEnd w:id="56"/>
     <w:sectPr>
       <w:footnotePr>
         <w:numRestart w:val="eachSect"/>
@@ -15386,9 +19792,6 @@
     </w:lvlOverride>
   </w:num>
   <w:num w:numId="1009">
-    <w:abstractNumId w:val="991"/>
-  </w:num>
-  <w:num w:numId="1010">
     <w:abstractNumId w:val="99411"/>
     <w:lvlOverride w:ilvl="0">
       <w:startOverride w:val="1"/>
@@ -15418,7 +19821,40 @@
       <w:startOverride w:val="1"/>
     </w:lvlOverride>
   </w:num>
+  <w:num w:numId="1010">
+    <w:abstractNumId w:val="991"/>
+  </w:num>
   <w:num w:numId="1011">
+    <w:abstractNumId w:val="99411"/>
+    <w:lvlOverride w:ilvl="0">
+      <w:startOverride w:val="1"/>
+    </w:lvlOverride>
+    <w:lvlOverride w:ilvl="1">
+      <w:startOverride w:val="1"/>
+    </w:lvlOverride>
+    <w:lvlOverride w:ilvl="2">
+      <w:startOverride w:val="1"/>
+    </w:lvlOverride>
+    <w:lvlOverride w:ilvl="3">
+      <w:startOverride w:val="1"/>
+    </w:lvlOverride>
+    <w:lvlOverride w:ilvl="4">
+      <w:startOverride w:val="1"/>
+    </w:lvlOverride>
+    <w:lvlOverride w:ilvl="5">
+      <w:startOverride w:val="1"/>
+    </w:lvlOverride>
+    <w:lvlOverride w:ilvl="6">
+      <w:startOverride w:val="1"/>
+    </w:lvlOverride>
+    <w:lvlOverride w:ilvl="7">
+      <w:startOverride w:val="1"/>
+    </w:lvlOverride>
+    <w:lvlOverride w:ilvl="8">
+      <w:startOverride w:val="1"/>
+    </w:lvlOverride>
+  </w:num>
+  <w:num w:numId="1012">
     <w:abstractNumId w:val="99411"/>
     <w:lvlOverride w:ilvl="0">
       <w:startOverride w:val="1"/>
